--- a/Documentacion/Bitacora - Rivales FC.docx
+++ b/Documentacion/Bitacora - Rivales FC.docx
@@ -43,7 +43,7 @@
           <w:sz w:val="28"/>
           <w:szCs w:val="28"/>
         </w:rPr>
-        <w:t xml:space="preserve">Informe de evolución · MK1 → MK8</w:t>
+        <w:t xml:space="preserve">Informe de evolución · MK1 → MK9</w:t>
       </w:r>
     </w:p>
     <w:p>
@@ -59,7 +59,7 @@
           <w:sz w:val="20"/>
           <w:szCs w:val="20"/>
         </w:rPr>
-        <w:t xml:space="preserve">Núcleo local · Online 1v1 por UDP · Equipos y gráficos suaves · 2v2, faltas y ventaja · libGDX + Box2D</w:t>
+        <w:t xml:space="preserve">Núcleo local · Online 1v1 por UDP · Equipos y gráficos suaves · 2v2, faltas y ventaja · IA y efectos · libGDX + Box2D</w:t>
       </w:r>
     </w:p>
     <w:p>
@@ -1014,6 +1014,107 @@
           </w:p>
         </w:tc>
       </w:tr>
+      <w:tr>
+        <w:trPr>
+          <w:cantSplit/>
+        </w:trPr>
+        <w:tc>
+          <w:tcPr>
+            <w:tcW w:type="dxa" w:w="1003"/>
+            <w:tcBorders>
+              <w:top w:val="single" w:color="D1D5DB" w:sz="4"/>
+              <w:left w:val="single" w:color="D1D5DB" w:sz="4"/>
+              <w:bottom w:val="single" w:color="D1D5DB" w:sz="4"/>
+              <w:right w:val="single" w:color="D1D5DB" w:sz="4"/>
+            </w:tcBorders>
+            <w:tcMar>
+              <w:top w:type="dxa" w:w="70"/>
+              <w:left w:type="dxa" w:w="110"/>
+              <w:bottom w:type="dxa" w:w="70"/>
+              <w:right w:type="dxa" w:w="110"/>
+            </w:tcMar>
+          </w:tcPr>
+          <w:p>
+            <w:pPr>
+              <w:spacing w:after="0" w:line="252"/>
+              <w:jc w:val="left"/>
+            </w:pPr>
+            <w:r>
+              <w:rPr>
+                <w:b w:val="false"/>
+                <w:bCs w:val="false"/>
+                <w:sz w:val="19"/>
+                <w:szCs w:val="19"/>
+              </w:rPr>
+              <w:t xml:space="preserve">MK9</w:t>
+            </w:r>
+          </w:p>
+        </w:tc>
+        <w:tc>
+          <w:tcPr>
+            <w:tcW w:type="dxa" w:w="2407"/>
+            <w:tcBorders>
+              <w:top w:val="single" w:color="D1D5DB" w:sz="4"/>
+              <w:left w:val="single" w:color="D1D5DB" w:sz="4"/>
+              <w:bottom w:val="single" w:color="D1D5DB" w:sz="4"/>
+              <w:right w:val="single" w:color="D1D5DB" w:sz="4"/>
+            </w:tcBorders>
+            <w:tcMar>
+              <w:top w:type="dxa" w:w="70"/>
+              <w:left w:type="dxa" w:w="110"/>
+              <w:bottom w:type="dxa" w:w="70"/>
+              <w:right w:type="dxa" w:w="110"/>
+            </w:tcMar>
+          </w:tcPr>
+          <w:p>
+            <w:pPr>
+              <w:spacing w:after="0" w:line="252"/>
+              <w:jc w:val="left"/>
+            </w:pPr>
+            <w:r>
+              <w:rPr>
+                <w:b w:val="false"/>
+                <w:bCs w:val="false"/>
+                <w:sz w:val="19"/>
+                <w:szCs w:val="19"/>
+              </w:rPr>
+              <w:t xml:space="preserve">IA que juega y efectos</w:t>
+            </w:r>
+          </w:p>
+        </w:tc>
+        <w:tc>
+          <w:tcPr>
+            <w:tcW w:type="dxa" w:w="5616"/>
+            <w:tcBorders>
+              <w:top w:val="single" w:color="D1D5DB" w:sz="4"/>
+              <w:left w:val="single" w:color="D1D5DB" w:sz="4"/>
+              <w:bottom w:val="single" w:color="D1D5DB" w:sz="4"/>
+              <w:right w:val="single" w:color="D1D5DB" w:sz="4"/>
+            </w:tcBorders>
+            <w:tcMar>
+              <w:top w:type="dxa" w:w="70"/>
+              <w:left w:type="dxa" w:w="110"/>
+              <w:bottom w:type="dxa" w:w="70"/>
+              <w:right w:type="dxa" w:w="110"/>
+            </w:tcMar>
+          </w:tcPr>
+          <w:p>
+            <w:pPr>
+              <w:spacing w:after="0" w:line="252"/>
+              <w:jc w:val="left"/>
+            </w:pPr>
+            <w:r>
+              <w:rPr>
+                <w:b w:val="false"/>
+                <w:bCs w:val="false"/>
+                <w:sz w:val="19"/>
+                <w:szCs w:val="19"/>
+              </w:rPr>
+              <w:t xml:space="preserve">IA del jugador de campo reescrita (percepción con retraso, predicción, conducción, tiro por rincón y pase calculado), arquero que se adelanta al remate, 4 variantes de jugador, partículas y red que se sacude con el gol, y una IA con menos faltas. Protocolo sin cambios (v4) y sin los mandos ni los 4 jugadores de la MK7</w:t>
+            </w:r>
+          </w:p>
+        </w:tc>
+      </w:tr>
     </w:tbl>
     <w:p>
       <w:pPr>
@@ -1025,7 +1126,7 @@
         <w:spacing w:after="100" w:line="276"/>
       </w:pPr>
       <w:r>
-        <w:t xml:space="preserve">Cada versión responde a lo que dejó la anterior: la MK1 fijó la base física y de control, la MK2 resolvió los problemas técnicos y sumó mecánicas, la MK3 mejoró la respuesta audiovisual y la MK4 cerró los pendientes y corrigió errores que afectaban la sensación de juego. La MK5 dio el paso a la red con el modo online 1v1, lo pulió con interpolación, ping y revancha y rebalanceó la barrida y el tiro. La MK6 se ocupa de la identidad y la presentación: agrega tiempo extra con gol de oro, permite elegir equipo y nombre (visibles para el rival online), enriquece el HUD, incorpora el logo del club y reemplaza el arte pixelado y la tipografía por gráficos suaves en alta resolución. La MK7 vuelve sobre la jugabilidad: suma el 2 vs 2 local y un modo de cuatro jugadores con mandos y, por primera vez, mide el juego con la física real, lo que permitió corregir el sprint, la pelota trabada y una IA que no llegaba a rematar, además de mejorar la visibilidad (movimiento interpolado, pelota más grande, minimapa, línea de puntería y HUD escalado). La MK8 suma faltas, tarjetas y ley de la ventaja y reordena los menús, pero su paquete no incluye los mandos ni los 4 jugadores de la MK7.</w:t>
+        <w:t xml:space="preserve">Cada versión responde a lo que dejó la anterior: la MK1 fijó la base física y de control, la MK2 resolvió los problemas técnicos y sumó mecánicas, la MK3 mejoró la respuesta audiovisual y la MK4 cerró los pendientes y corrigió errores que afectaban la sensación de juego. La MK5 dio el paso a la red con el modo online 1v1, lo pulió con interpolación, ping y revancha y rebalanceó la barrida y el tiro. La MK6 se ocupa de la identidad y la presentación: agrega tiempo extra con gol de oro, permite elegir equipo y nombre (visibles para el rival online), enriquece el HUD, incorpora el logo del club y reemplaza el arte pixelado y la tipografía por gráficos suaves en alta resolución. La MK7 vuelve sobre la jugabilidad: suma el 2 vs 2 local y un modo de cuatro jugadores con mandos y, por primera vez, mide el juego con la física real, lo que permitió corregir el sprint, la pelota trabada y una IA que no llegaba a rematar, además de mejorar la visibilidad (movimiento interpolado, pelota más grande, minimapa, línea de puntería y HUD escalado). La MK8 suma faltas, tarjetas y ley de la ventaja y reordena los menús, pero su paquete no incluye los mandos ni los 4 jugadores de la MK7. La MK9 vuelve sobre la inteligencia artificial y los efectos: reescribe la IA del jugador de campo para que perciba, prediga, conduzca y elija el tiro en lugar de ir a patear, hace que el arquero se adelante a los remates y suma variantes de jugador, partículas y una red que se sacude con el gol; el paquete sigue sin los mandos ni los 4 jugadores de la MK7.</w:t>
       </w:r>
     </w:p>
     <w:p>
@@ -38275,6 +38376,5743 @@
         <w:pageBreakBefore/>
       </w:pPr>
       <w:r>
+        <w:t xml:space="preserve">MK9  IA que juega, arquero que anticipa y efectos visuales</w:t>
+      </w:r>
+    </w:p>
+    <w:p>
+      <w:pPr>
+        <w:spacing w:after="100" w:line="276"/>
+      </w:pPr>
+      <w:r>
+        <w:t xml:space="preserve">La MK9 se ocupa de cómo se juega contra la máquina y de cómo se ve. La IA del jugador de campo, que desde la MK4 era una máquina de estados chica (defender, perseguir, conducir), se reescribe entera: pasa de 259 a 582 líneas y ahora percibe con retraso según la dificultad, predice dónde va a estar la pelota, conduce empujándola hacia el arco, elige el rincón del tiro y calcula la potencia de pases y despejes. El arquero se adelanta a los remates que vienen al arco. Y se suman efectos visuales: cuatro variantes de jugador, partículas de polvo y chispas al patear, planchar y atajar, y una red del arco que se sacude cuando entra un gol. No cambian el protocolo online (sigue en la versión 4), los controles ni los menús.</w:t>
+      </w:r>
+    </w:p>
+    <w:p>
+      <w:pPr>
+        <w:pBdr>
+          <w:left w:val="single" w:color="B8860B" w:sz="18" w:space="8"/>
+        </w:pBdr>
+        <w:shd w:fill="FFF7E0" w:val="clear"/>
+        <w:spacing w:after="140" w:before="80"/>
+        <w:ind w:left="160"/>
+      </w:pPr>
+      <w:r>
+        <w:rPr>
+          <w:b/>
+          <w:bCs/>
+        </w:rPr>
+        <w:t xml:space="preserve">Aviso sobre la base de esta versión.</w:t>
+      </w:r>
+      <w:r>
+        <w:t xml:space="preserve"> La MK9 se construyó sobre la MK8: al comparar los dos paquetes cambian solo 5 archivos de código del juego (SupportAI, GoalkeeperEntity, ArtPainter, MatchScreen y un valor de Constants) y se agregan 2 clases (Particles y NetRipple), 8 archivos de pruebas y el INFORME_MK9.md; todo lo demás es idéntico. Por eso el retroceso de la MK8 sigue ahí: no hay Gamepads.java ni GlfwGamepads.java, GameMode no tiene FOUR_PLAYERS (una búsqueda de “Gamepad” y “FOUR_PLAYERS” en los .java del paquete no encuentra nada), el README.md es el de la MK8 sin cambios (sigue titulado MK8) y el INFORME_MK7.md incluido sigue siendo la versión anterior. El INFORME_MK9.md no lo menciona. Esta bitácora lo sigue registrando como un retroceso pendiente de decisión (sección 6).</w:t>
+      </w:r>
+    </w:p>
+    <w:tbl>
+      <w:tblPr>
+        <w:tblW w:type="dxa" w:w="9026"/>
+        <w:tblBorders>
+          <w:top w:val="single" w:color="auto" w:sz="4"/>
+          <w:left w:val="single" w:color="auto" w:sz="4"/>
+          <w:bottom w:val="single" w:color="auto" w:sz="4"/>
+          <w:right w:val="single" w:color="auto" w:sz="4"/>
+          <w:insideH w:val="single" w:color="auto" w:sz="4"/>
+          <w:insideV w:val="single" w:color="auto" w:sz="4"/>
+        </w:tblBorders>
+      </w:tblPr>
+      <w:tblGrid>
+        <w:gridCol w:w="2000"/>
+        <w:gridCol w:w="2900"/>
+        <w:gridCol w:w="2000"/>
+        <w:gridCol w:w="2126"/>
+      </w:tblGrid>
+      <w:tr>
+        <w:tc>
+          <w:tcPr>
+            <w:tcW w:type="dxa" w:w="2000"/>
+            <w:tcBorders>
+              <w:top w:val="single" w:color="D1D5DB" w:sz="4"/>
+              <w:left w:val="single" w:color="D1D5DB" w:sz="4"/>
+              <w:bottom w:val="single" w:color="D1D5DB" w:sz="4"/>
+              <w:right w:val="single" w:color="D1D5DB" w:sz="4"/>
+            </w:tcBorders>
+            <w:shd w:fill="FFF7E0" w:val="clear"/>
+            <w:tcMar>
+              <w:top w:type="dxa" w:w="100"/>
+              <w:left w:type="dxa" w:w="80"/>
+              <w:bottom w:type="dxa" w:w="100"/>
+              <w:right w:type="dxa" w:w="80"/>
+            </w:tcMar>
+          </w:tcPr>
+          <w:p>
+            <w:pPr>
+              <w:spacing w:after="0"/>
+              <w:jc w:val="center"/>
+            </w:pPr>
+            <w:r>
+              <w:rPr>
+                <w:b/>
+                <w:bCs/>
+                <w:color w:val="B8860B"/>
+                <w:sz w:val="34"/>
+                <w:szCs w:val="34"/>
+              </w:rPr>
+              <w:t xml:space="preserve">37 → 39</w:t>
+            </w:r>
+          </w:p>
+          <w:p>
+            <w:pPr>
+              <w:spacing w:after="0"/>
+              <w:jc w:val="center"/>
+            </w:pPr>
+            <w:r>
+              <w:rPr>
+                <w:color w:val="6B7280"/>
+                <w:sz w:val="18"/>
+                <w:szCs w:val="18"/>
+              </w:rPr>
+              <w:t xml:space="preserve">archivos Java de juego (+8 de pruebas)</w:t>
+            </w:r>
+          </w:p>
+        </w:tc>
+        <w:tc>
+          <w:tcPr>
+            <w:tcW w:type="dxa" w:w="2900"/>
+            <w:tcBorders>
+              <w:top w:val="single" w:color="D1D5DB" w:sz="4"/>
+              <w:left w:val="single" w:color="D1D5DB" w:sz="4"/>
+              <w:bottom w:val="single" w:color="D1D5DB" w:sz="4"/>
+              <w:right w:val="single" w:color="D1D5DB" w:sz="4"/>
+            </w:tcBorders>
+            <w:shd w:fill="FFF7E0" w:val="clear"/>
+            <w:tcMar>
+              <w:top w:type="dxa" w:w="100"/>
+              <w:left w:type="dxa" w:w="80"/>
+              <w:bottom w:type="dxa" w:w="100"/>
+              <w:right w:type="dxa" w:w="80"/>
+            </w:tcMar>
+          </w:tcPr>
+          <w:p>
+            <w:pPr>
+              <w:spacing w:after="0"/>
+              <w:jc w:val="center"/>
+            </w:pPr>
+            <w:r>
+              <w:rPr>
+                <w:b/>
+                <w:bCs/>
+                <w:color w:val="B8860B"/>
+                <w:sz w:val="34"/>
+                <w:szCs w:val="34"/>
+              </w:rPr>
+              <w:t xml:space="preserve">7.076 → 7.600</w:t>
+            </w:r>
+          </w:p>
+          <w:p>
+            <w:pPr>
+              <w:spacing w:after="0"/>
+              <w:jc w:val="center"/>
+            </w:pPr>
+            <w:r>
+              <w:rPr>
+                <w:color w:val="6B7280"/>
+                <w:sz w:val="18"/>
+                <w:szCs w:val="18"/>
+              </w:rPr>
+              <w:t xml:space="preserve">líneas de código sin comentarios (+7 %)</w:t>
+            </w:r>
+          </w:p>
+        </w:tc>
+        <w:tc>
+          <w:tcPr>
+            <w:tcW w:type="dxa" w:w="2000"/>
+            <w:tcBorders>
+              <w:top w:val="single" w:color="D1D5DB" w:sz="4"/>
+              <w:left w:val="single" w:color="D1D5DB" w:sz="4"/>
+              <w:bottom w:val="single" w:color="D1D5DB" w:sz="4"/>
+              <w:right w:val="single" w:color="D1D5DB" w:sz="4"/>
+            </w:tcBorders>
+            <w:shd w:fill="FFF7E0" w:val="clear"/>
+            <w:tcMar>
+              <w:top w:type="dxa" w:w="100"/>
+              <w:left w:type="dxa" w:w="80"/>
+              <w:bottom w:type="dxa" w:w="100"/>
+              <w:right w:type="dxa" w:w="80"/>
+            </w:tcMar>
+          </w:tcPr>
+          <w:p>
+            <w:pPr>
+              <w:spacing w:after="0"/>
+              <w:jc w:val="center"/>
+            </w:pPr>
+            <w:r>
+              <w:rPr>
+                <w:b/>
+                <w:bCs/>
+                <w:color w:val="B8860B"/>
+                <w:sz w:val="34"/>
+                <w:szCs w:val="34"/>
+              </w:rPr>
+              <w:t xml:space="preserve">259 → 582</w:t>
+            </w:r>
+          </w:p>
+          <w:p>
+            <w:pPr>
+              <w:spacing w:after="0"/>
+              <w:jc w:val="center"/>
+            </w:pPr>
+            <w:r>
+              <w:rPr>
+                <w:color w:val="6B7280"/>
+                <w:sz w:val="18"/>
+                <w:szCs w:val="18"/>
+              </w:rPr>
+              <w:t xml:space="preserve">líneas de la IA del jugador de campo</w:t>
+            </w:r>
+          </w:p>
+        </w:tc>
+        <w:tc>
+          <w:tcPr>
+            <w:tcW w:type="dxa" w:w="2126"/>
+            <w:tcBorders>
+              <w:top w:val="single" w:color="D1D5DB" w:sz="4"/>
+              <w:left w:val="single" w:color="D1D5DB" w:sz="4"/>
+              <w:bottom w:val="single" w:color="D1D5DB" w:sz="4"/>
+              <w:right w:val="single" w:color="D1D5DB" w:sz="4"/>
+            </w:tcBorders>
+            <w:shd w:fill="FFF7E0" w:val="clear"/>
+            <w:tcMar>
+              <w:top w:type="dxa" w:w="100"/>
+              <w:left w:type="dxa" w:w="80"/>
+              <w:bottom w:type="dxa" w:w="100"/>
+              <w:right w:type="dxa" w:w="80"/>
+            </w:tcMar>
+          </w:tcPr>
+          <w:p>
+            <w:pPr>
+              <w:spacing w:after="0"/>
+              <w:jc w:val="center"/>
+            </w:pPr>
+            <w:r>
+              <w:rPr>
+                <w:b/>
+                <w:bCs/>
+                <w:color w:val="B8860B"/>
+                <w:sz w:val="34"/>
+                <w:szCs w:val="34"/>
+              </w:rPr>
+              <w:t xml:space="preserve">4 → 4</w:t>
+            </w:r>
+          </w:p>
+          <w:p>
+            <w:pPr>
+              <w:spacing w:after="0"/>
+              <w:jc w:val="center"/>
+            </w:pPr>
+            <w:r>
+              <w:rPr>
+                <w:color w:val="6B7280"/>
+                <w:sz w:val="18"/>
+                <w:szCs w:val="18"/>
+              </w:rPr>
+              <w:t xml:space="preserve">versión del protocolo online (sin cambios)</w:t>
+            </w:r>
+          </w:p>
+        </w:tc>
+      </w:tr>
+    </w:tbl>
+    <w:p>
+      <w:pPr>
+        <w:spacing w:after="120"/>
+      </w:pPr>
+    </w:p>
+    <w:p>
+      <w:pPr>
+        <w:spacing w:after="100" w:line="276"/>
+      </w:pPr>
+      <w:r>
+        <w:t xml:space="preserve">Las líneas se cuentan con el mismo criterio que en la MK7 y la MK8 (sin comentarios ni líneas en blanco, sin archivos de pruebas); la cifra de la MK8 (7.076) coincide con la de la bitácora anterior. Las pruebas nuevas son ocho archivos: tres verifican algo (AiSelfTest, ParticlesSelfTest y NetRippleSelfTest) y cinco son herramientas de medición y depuración (AiBench, AiTrace, AiGoals, LegacyAI y ArtPreview).</w:t>
+      </w:r>
+    </w:p>
+    <w:p>
+      <w:pPr>
+        <w:pStyle w:val="Heading2"/>
+      </w:pPr>
+      <w:r>
+        <w:t xml:space="preserve">1. Diferencias entre MK8 y MK9</w:t>
+      </w:r>
+    </w:p>
+    <w:tbl>
+      <w:tblPr>
+        <w:tblW w:type="dxa" w:w="9026"/>
+        <w:tblBorders>
+          <w:top w:val="single" w:color="auto" w:sz="4"/>
+          <w:left w:val="single" w:color="auto" w:sz="4"/>
+          <w:bottom w:val="single" w:color="auto" w:sz="4"/>
+          <w:right w:val="single" w:color="auto" w:sz="4"/>
+          <w:insideH w:val="single" w:color="auto" w:sz="4"/>
+          <w:insideV w:val="single" w:color="auto" w:sz="4"/>
+        </w:tblBorders>
+      </w:tblPr>
+      <w:tblGrid>
+        <w:gridCol w:w="2100"/>
+        <w:gridCol w:w="3250"/>
+        <w:gridCol w:w="3676"/>
+      </w:tblGrid>
+      <w:tr>
+        <w:trPr>
+          <w:tblHeader/>
+        </w:trPr>
+        <w:tc>
+          <w:tcPr>
+            <w:tcW w:type="dxa" w:w="2100"/>
+            <w:tcBorders>
+              <w:top w:val="single" w:color="D1D5DB" w:sz="4"/>
+              <w:left w:val="single" w:color="D1D5DB" w:sz="4"/>
+              <w:bottom w:val="single" w:color="D1D5DB" w:sz="4"/>
+              <w:right w:val="single" w:color="D1D5DB" w:sz="4"/>
+            </w:tcBorders>
+            <w:shd w:fill="1F2937" w:val="clear"/>
+            <w:tcMar>
+              <w:top w:type="dxa" w:w="70"/>
+              <w:left w:type="dxa" w:w="110"/>
+              <w:bottom w:type="dxa" w:w="70"/>
+              <w:right w:type="dxa" w:w="110"/>
+            </w:tcMar>
+          </w:tcPr>
+          <w:p>
+            <w:pPr>
+              <w:spacing w:after="0" w:line="252"/>
+              <w:jc w:val="left"/>
+            </w:pPr>
+            <w:r>
+              <w:rPr>
+                <w:b/>
+                <w:bCs/>
+                <w:color w:val="FFFFFF"/>
+                <w:sz w:val="19"/>
+                <w:szCs w:val="19"/>
+              </w:rPr>
+              <w:t xml:space="preserve">Área</w:t>
+            </w:r>
+          </w:p>
+        </w:tc>
+        <w:tc>
+          <w:tcPr>
+            <w:tcW w:type="dxa" w:w="3250"/>
+            <w:tcBorders>
+              <w:top w:val="single" w:color="D1D5DB" w:sz="4"/>
+              <w:left w:val="single" w:color="D1D5DB" w:sz="4"/>
+              <w:bottom w:val="single" w:color="D1D5DB" w:sz="4"/>
+              <w:right w:val="single" w:color="D1D5DB" w:sz="4"/>
+            </w:tcBorders>
+            <w:shd w:fill="1F2937" w:val="clear"/>
+            <w:tcMar>
+              <w:top w:type="dxa" w:w="70"/>
+              <w:left w:type="dxa" w:w="110"/>
+              <w:bottom w:type="dxa" w:w="70"/>
+              <w:right w:type="dxa" w:w="110"/>
+            </w:tcMar>
+          </w:tcPr>
+          <w:p>
+            <w:pPr>
+              <w:spacing w:after="0" w:line="252"/>
+              <w:jc w:val="left"/>
+            </w:pPr>
+            <w:r>
+              <w:rPr>
+                <w:b/>
+                <w:bCs/>
+                <w:color w:val="FFFFFF"/>
+                <w:sz w:val="19"/>
+                <w:szCs w:val="19"/>
+              </w:rPr>
+              <w:t xml:space="preserve">MK8</w:t>
+            </w:r>
+          </w:p>
+        </w:tc>
+        <w:tc>
+          <w:tcPr>
+            <w:tcW w:type="dxa" w:w="3676"/>
+            <w:tcBorders>
+              <w:top w:val="single" w:color="D1D5DB" w:sz="4"/>
+              <w:left w:val="single" w:color="D1D5DB" w:sz="4"/>
+              <w:bottom w:val="single" w:color="D1D5DB" w:sz="4"/>
+              <w:right w:val="single" w:color="D1D5DB" w:sz="4"/>
+            </w:tcBorders>
+            <w:shd w:fill="1F2937" w:val="clear"/>
+            <w:tcMar>
+              <w:top w:type="dxa" w:w="70"/>
+              <w:left w:type="dxa" w:w="110"/>
+              <w:bottom w:type="dxa" w:w="70"/>
+              <w:right w:type="dxa" w:w="110"/>
+            </w:tcMar>
+          </w:tcPr>
+          <w:p>
+            <w:pPr>
+              <w:spacing w:after="0" w:line="252"/>
+              <w:jc w:val="left"/>
+            </w:pPr>
+            <w:r>
+              <w:rPr>
+                <w:b/>
+                <w:bCs/>
+                <w:color w:val="FFFFFF"/>
+                <w:sz w:val="19"/>
+                <w:szCs w:val="19"/>
+              </w:rPr>
+              <w:t xml:space="preserve">MK9</w:t>
+            </w:r>
+          </w:p>
+        </w:tc>
+      </w:tr>
+      <w:tr>
+        <w:trPr>
+          <w:cantSplit/>
+        </w:trPr>
+        <w:tc>
+          <w:tcPr>
+            <w:tcW w:type="dxa" w:w="2100"/>
+            <w:tcBorders>
+              <w:top w:val="single" w:color="D1D5DB" w:sz="4"/>
+              <w:left w:val="single" w:color="D1D5DB" w:sz="4"/>
+              <w:bottom w:val="single" w:color="D1D5DB" w:sz="4"/>
+              <w:right w:val="single" w:color="D1D5DB" w:sz="4"/>
+            </w:tcBorders>
+            <w:shd w:fill="F3F4F6" w:val="clear"/>
+            <w:tcMar>
+              <w:top w:type="dxa" w:w="70"/>
+              <w:left w:type="dxa" w:w="110"/>
+              <w:bottom w:type="dxa" w:w="70"/>
+              <w:right w:type="dxa" w:w="110"/>
+            </w:tcMar>
+          </w:tcPr>
+          <w:p>
+            <w:pPr>
+              <w:spacing w:after="0" w:line="252"/>
+              <w:jc w:val="left"/>
+            </w:pPr>
+            <w:r>
+              <w:rPr>
+                <w:b w:val="false"/>
+                <w:bCs w:val="false"/>
+                <w:sz w:val="19"/>
+                <w:szCs w:val="19"/>
+              </w:rPr>
+              <w:t xml:space="preserve">IA del jugador de campo</w:t>
+            </w:r>
+          </w:p>
+        </w:tc>
+        <w:tc>
+          <w:tcPr>
+            <w:tcW w:type="dxa" w:w="3250"/>
+            <w:tcBorders>
+              <w:top w:val="single" w:color="D1D5DB" w:sz="4"/>
+              <w:left w:val="single" w:color="D1D5DB" w:sz="4"/>
+              <w:bottom w:val="single" w:color="D1D5DB" w:sz="4"/>
+              <w:right w:val="single" w:color="D1D5DB" w:sz="4"/>
+            </w:tcBorders>
+            <w:shd w:fill="F3F4F6" w:val="clear"/>
+            <w:tcMar>
+              <w:top w:type="dxa" w:w="70"/>
+              <w:left w:type="dxa" w:w="110"/>
+              <w:bottom w:type="dxa" w:w="70"/>
+              <w:right w:type="dxa" w:w="110"/>
+            </w:tcMar>
+          </w:tcPr>
+          <w:p>
+            <w:pPr>
+              <w:spacing w:after="0" w:line="252"/>
+              <w:jc w:val="left"/>
+            </w:pPr>
+            <w:r>
+              <w:rPr>
+                <w:b w:val="false"/>
+                <w:bCs w:val="false"/>
+                <w:sz w:val="19"/>
+                <w:szCs w:val="19"/>
+              </w:rPr>
+              <w:t xml:space="preserve">Máquina de estados (defender, perseguir, conducir) de 259 líneas; remata poco</w:t>
+            </w:r>
+          </w:p>
+        </w:tc>
+        <w:tc>
+          <w:tcPr>
+            <w:tcW w:type="dxa" w:w="3676"/>
+            <w:tcBorders>
+              <w:top w:val="single" w:color="D1D5DB" w:sz="4"/>
+              <w:left w:val="single" w:color="D1D5DB" w:sz="4"/>
+              <w:bottom w:val="single" w:color="D1D5DB" w:sz="4"/>
+              <w:right w:val="single" w:color="D1D5DB" w:sz="4"/>
+            </w:tcBorders>
+            <w:shd w:fill="F3F4F6" w:val="clear"/>
+            <w:tcMar>
+              <w:top w:type="dxa" w:w="70"/>
+              <w:left w:type="dxa" w:w="110"/>
+              <w:bottom w:type="dxa" w:w="70"/>
+              <w:right w:type="dxa" w:w="110"/>
+            </w:tcMar>
+          </w:tcPr>
+          <w:p>
+            <w:pPr>
+              <w:spacing w:after="0" w:line="252"/>
+              <w:jc w:val="left"/>
+            </w:pPr>
+            <w:r>
+              <w:rPr>
+                <w:b w:val="false"/>
+                <w:bCs w:val="false"/>
+                <w:sz w:val="19"/>
+                <w:szCs w:val="19"/>
+              </w:rPr>
+              <w:t xml:space="preserve">Reescrita en 582 líneas: percepción, predicción, conducción, tiro por rincón y pase calculado</w:t>
+            </w:r>
+          </w:p>
+        </w:tc>
+      </w:tr>
+      <w:tr>
+        <w:trPr>
+          <w:cantSplit/>
+        </w:trPr>
+        <w:tc>
+          <w:tcPr>
+            <w:tcW w:type="dxa" w:w="2100"/>
+            <w:tcBorders>
+              <w:top w:val="single" w:color="D1D5DB" w:sz="4"/>
+              <w:left w:val="single" w:color="D1D5DB" w:sz="4"/>
+              <w:bottom w:val="single" w:color="D1D5DB" w:sz="4"/>
+              <w:right w:val="single" w:color="D1D5DB" w:sz="4"/>
+            </w:tcBorders>
+            <w:tcMar>
+              <w:top w:type="dxa" w:w="70"/>
+              <w:left w:type="dxa" w:w="110"/>
+              <w:bottom w:type="dxa" w:w="70"/>
+              <w:right w:type="dxa" w:w="110"/>
+            </w:tcMar>
+          </w:tcPr>
+          <w:p>
+            <w:pPr>
+              <w:spacing w:after="0" w:line="252"/>
+              <w:jc w:val="left"/>
+            </w:pPr>
+            <w:r>
+              <w:rPr>
+                <w:b w:val="false"/>
+                <w:bCs w:val="false"/>
+                <w:sz w:val="19"/>
+                <w:szCs w:val="19"/>
+              </w:rPr>
+              <w:t xml:space="preserve">Remates (IA vs IA, 2 min)</w:t>
+            </w:r>
+          </w:p>
+        </w:tc>
+        <w:tc>
+          <w:tcPr>
+            <w:tcW w:type="dxa" w:w="3250"/>
+            <w:tcBorders>
+              <w:top w:val="single" w:color="D1D5DB" w:sz="4"/>
+              <w:left w:val="single" w:color="D1D5DB" w:sz="4"/>
+              <w:bottom w:val="single" w:color="D1D5DB" w:sz="4"/>
+              <w:right w:val="single" w:color="D1D5DB" w:sz="4"/>
+            </w:tcBorders>
+            <w:tcMar>
+              <w:top w:type="dxa" w:w="70"/>
+              <w:left w:type="dxa" w:w="110"/>
+              <w:bottom w:type="dxa" w:w="70"/>
+              <w:right w:type="dxa" w:w="110"/>
+            </w:tcMar>
+          </w:tcPr>
+          <w:p>
+            <w:pPr>
+              <w:spacing w:after="0" w:line="252"/>
+              <w:jc w:val="left"/>
+            </w:pPr>
+            <w:r>
+              <w:rPr>
+                <w:b w:val="false"/>
+                <w:bCs w:val="false"/>
+                <w:sz w:val="19"/>
+                <w:szCs w:val="19"/>
+              </w:rPr>
+              <w:t xml:space="preserve">≈ 1 por partido</w:t>
+            </w:r>
+          </w:p>
+        </w:tc>
+        <w:tc>
+          <w:tcPr>
+            <w:tcW w:type="dxa" w:w="3676"/>
+            <w:tcBorders>
+              <w:top w:val="single" w:color="D1D5DB" w:sz="4"/>
+              <w:left w:val="single" w:color="D1D5DB" w:sz="4"/>
+              <w:bottom w:val="single" w:color="D1D5DB" w:sz="4"/>
+              <w:right w:val="single" w:color="D1D5DB" w:sz="4"/>
+            </w:tcBorders>
+            <w:tcMar>
+              <w:top w:type="dxa" w:w="70"/>
+              <w:left w:type="dxa" w:w="110"/>
+              <w:bottom w:type="dxa" w:w="70"/>
+              <w:right w:type="dxa" w:w="110"/>
+            </w:tcMar>
+          </w:tcPr>
+          <w:p>
+            <w:pPr>
+              <w:spacing w:after="0" w:line="252"/>
+              <w:jc w:val="left"/>
+            </w:pPr>
+            <w:r>
+              <w:rPr>
+                <w:b w:val="false"/>
+                <w:bCs w:val="false"/>
+                <w:sz w:val="19"/>
+                <w:szCs w:val="19"/>
+              </w:rPr>
+              <w:t xml:space="preserve">4 a 11 por partido, según el informe</w:t>
+            </w:r>
+          </w:p>
+        </w:tc>
+      </w:tr>
+      <w:tr>
+        <w:trPr>
+          <w:cantSplit/>
+        </w:trPr>
+        <w:tc>
+          <w:tcPr>
+            <w:tcW w:type="dxa" w:w="2100"/>
+            <w:tcBorders>
+              <w:top w:val="single" w:color="D1D5DB" w:sz="4"/>
+              <w:left w:val="single" w:color="D1D5DB" w:sz="4"/>
+              <w:bottom w:val="single" w:color="D1D5DB" w:sz="4"/>
+              <w:right w:val="single" w:color="D1D5DB" w:sz="4"/>
+            </w:tcBorders>
+            <w:shd w:fill="F3F4F6" w:val="clear"/>
+            <w:tcMar>
+              <w:top w:type="dxa" w:w="70"/>
+              <w:left w:type="dxa" w:w="110"/>
+              <w:bottom w:type="dxa" w:w="70"/>
+              <w:right w:type="dxa" w:w="110"/>
+            </w:tcMar>
+          </w:tcPr>
+          <w:p>
+            <w:pPr>
+              <w:spacing w:after="0" w:line="252"/>
+              <w:jc w:val="left"/>
+            </w:pPr>
+            <w:r>
+              <w:rPr>
+                <w:b w:val="false"/>
+                <w:bCs w:val="false"/>
+                <w:sz w:val="19"/>
+                <w:szCs w:val="19"/>
+              </w:rPr>
+              <w:t xml:space="preserve">Pelota suelta</w:t>
+            </w:r>
+          </w:p>
+        </w:tc>
+        <w:tc>
+          <w:tcPr>
+            <w:tcW w:type="dxa" w:w="3250"/>
+            <w:tcBorders>
+              <w:top w:val="single" w:color="D1D5DB" w:sz="4"/>
+              <w:left w:val="single" w:color="D1D5DB" w:sz="4"/>
+              <w:bottom w:val="single" w:color="D1D5DB" w:sz="4"/>
+              <w:right w:val="single" w:color="D1D5DB" w:sz="4"/>
+            </w:tcBorders>
+            <w:shd w:fill="F3F4F6" w:val="clear"/>
+            <w:tcMar>
+              <w:top w:type="dxa" w:w="70"/>
+              <w:left w:type="dxa" w:w="110"/>
+              <w:bottom w:type="dxa" w:w="70"/>
+              <w:right w:type="dxa" w:w="110"/>
+            </w:tcMar>
+          </w:tcPr>
+          <w:p>
+            <w:pPr>
+              <w:spacing w:after="0" w:line="252"/>
+              <w:jc w:val="left"/>
+            </w:pPr>
+            <w:r>
+              <w:rPr>
+                <w:b w:val="false"/>
+                <w:bCs w:val="false"/>
+                <w:sz w:val="19"/>
+                <w:szCs w:val="19"/>
+              </w:rPr>
+              <w:t xml:space="preserve">≈ 36 % del tiempo</w:t>
+            </w:r>
+          </w:p>
+        </w:tc>
+        <w:tc>
+          <w:tcPr>
+            <w:tcW w:type="dxa" w:w="3676"/>
+            <w:tcBorders>
+              <w:top w:val="single" w:color="D1D5DB" w:sz="4"/>
+              <w:left w:val="single" w:color="D1D5DB" w:sz="4"/>
+              <w:bottom w:val="single" w:color="D1D5DB" w:sz="4"/>
+              <w:right w:val="single" w:color="D1D5DB" w:sz="4"/>
+            </w:tcBorders>
+            <w:shd w:fill="F3F4F6" w:val="clear"/>
+            <w:tcMar>
+              <w:top w:type="dxa" w:w="70"/>
+              <w:left w:type="dxa" w:w="110"/>
+              <w:bottom w:type="dxa" w:w="70"/>
+              <w:right w:type="dxa" w:w="110"/>
+            </w:tcMar>
+          </w:tcPr>
+          <w:p>
+            <w:pPr>
+              <w:spacing w:after="0" w:line="252"/>
+              <w:jc w:val="left"/>
+            </w:pPr>
+            <w:r>
+              <w:rPr>
+                <w:b w:val="false"/>
+                <w:bCs w:val="false"/>
+                <w:sz w:val="19"/>
+                <w:szCs w:val="19"/>
+              </w:rPr>
+              <w:t xml:space="preserve">El informe no da la cifra nueva</w:t>
+            </w:r>
+          </w:p>
+        </w:tc>
+      </w:tr>
+      <w:tr>
+        <w:trPr>
+          <w:cantSplit/>
+        </w:trPr>
+        <w:tc>
+          <w:tcPr>
+            <w:tcW w:type="dxa" w:w="2100"/>
+            <w:tcBorders>
+              <w:top w:val="single" w:color="D1D5DB" w:sz="4"/>
+              <w:left w:val="single" w:color="D1D5DB" w:sz="4"/>
+              <w:bottom w:val="single" w:color="D1D5DB" w:sz="4"/>
+              <w:right w:val="single" w:color="D1D5DB" w:sz="4"/>
+            </w:tcBorders>
+            <w:tcMar>
+              <w:top w:type="dxa" w:w="70"/>
+              <w:left w:type="dxa" w:w="110"/>
+              <w:bottom w:type="dxa" w:w="70"/>
+              <w:right w:type="dxa" w:w="110"/>
+            </w:tcMar>
+          </w:tcPr>
+          <w:p>
+            <w:pPr>
+              <w:spacing w:after="0" w:line="252"/>
+              <w:jc w:val="left"/>
+            </w:pPr>
+            <w:r>
+              <w:rPr>
+                <w:b w:val="false"/>
+                <w:bCs w:val="false"/>
+                <w:sz w:val="19"/>
+                <w:szCs w:val="19"/>
+              </w:rPr>
+              <w:t xml:space="preserve">Potencia de pases y despejes</w:t>
+            </w:r>
+          </w:p>
+        </w:tc>
+        <w:tc>
+          <w:tcPr>
+            <w:tcW w:type="dxa" w:w="3250"/>
+            <w:tcBorders>
+              <w:top w:val="single" w:color="D1D5DB" w:sz="4"/>
+              <w:left w:val="single" w:color="D1D5DB" w:sz="4"/>
+              <w:bottom w:val="single" w:color="D1D5DB" w:sz="4"/>
+              <w:right w:val="single" w:color="D1D5DB" w:sz="4"/>
+            </w:tcBorders>
+            <w:tcMar>
+              <w:top w:type="dxa" w:w="70"/>
+              <w:left w:type="dxa" w:w="110"/>
+              <w:bottom w:type="dxa" w:w="70"/>
+              <w:right w:type="dxa" w:w="110"/>
+            </w:tcMar>
+          </w:tcPr>
+          <w:p>
+            <w:pPr>
+              <w:spacing w:after="0" w:line="252"/>
+              <w:jc w:val="left"/>
+            </w:pPr>
+            <w:r>
+              <w:rPr>
+                <w:b w:val="false"/>
+                <w:bCs w:val="false"/>
+                <w:sz w:val="19"/>
+                <w:szCs w:val="19"/>
+              </w:rPr>
+              <w:t xml:space="preserve">“Toques suaves” a ≈ 27 m/s, ≈ 3 veces excesivos</w:t>
+            </w:r>
+          </w:p>
+        </w:tc>
+        <w:tc>
+          <w:tcPr>
+            <w:tcW w:type="dxa" w:w="3676"/>
+            <w:tcBorders>
+              <w:top w:val="single" w:color="D1D5DB" w:sz="4"/>
+              <w:left w:val="single" w:color="D1D5DB" w:sz="4"/>
+              <w:bottom w:val="single" w:color="D1D5DB" w:sz="4"/>
+              <w:right w:val="single" w:color="D1D5DB" w:sz="4"/>
+            </w:tcBorders>
+            <w:tcMar>
+              <w:top w:type="dxa" w:w="70"/>
+              <w:left w:type="dxa" w:w="110"/>
+              <w:bottom w:type="dxa" w:w="70"/>
+              <w:right w:type="dxa" w:w="110"/>
+            </w:tcMar>
+          </w:tcPr>
+          <w:p>
+            <w:pPr>
+              <w:spacing w:after="0" w:line="252"/>
+              <w:jc w:val="left"/>
+            </w:pPr>
+            <w:r>
+              <w:rPr>
+                <w:b w:val="false"/>
+                <w:bCs w:val="false"/>
+                <w:sz w:val="19"/>
+                <w:szCs w:val="19"/>
+              </w:rPr>
+              <w:t xml:space="preserve">Calculada para que la pelota llegue con velocidad útil (passPower)</w:t>
+            </w:r>
+          </w:p>
+        </w:tc>
+      </w:tr>
+      <w:tr>
+        <w:trPr>
+          <w:cantSplit/>
+        </w:trPr>
+        <w:tc>
+          <w:tcPr>
+            <w:tcW w:type="dxa" w:w="2100"/>
+            <w:tcBorders>
+              <w:top w:val="single" w:color="D1D5DB" w:sz="4"/>
+              <w:left w:val="single" w:color="D1D5DB" w:sz="4"/>
+              <w:bottom w:val="single" w:color="D1D5DB" w:sz="4"/>
+              <w:right w:val="single" w:color="D1D5DB" w:sz="4"/>
+            </w:tcBorders>
+            <w:shd w:fill="F3F4F6" w:val="clear"/>
+            <w:tcMar>
+              <w:top w:type="dxa" w:w="70"/>
+              <w:left w:type="dxa" w:w="110"/>
+              <w:bottom w:type="dxa" w:w="70"/>
+              <w:right w:type="dxa" w:w="110"/>
+            </w:tcMar>
+          </w:tcPr>
+          <w:p>
+            <w:pPr>
+              <w:spacing w:after="0" w:line="252"/>
+              <w:jc w:val="left"/>
+            </w:pPr>
+            <w:r>
+              <w:rPr>
+                <w:b w:val="false"/>
+                <w:bCs w:val="false"/>
+                <w:sz w:val="19"/>
+                <w:szCs w:val="19"/>
+              </w:rPr>
+              <w:t xml:space="preserve">Dificultad de la IA</w:t>
+            </w:r>
+          </w:p>
+        </w:tc>
+        <w:tc>
+          <w:tcPr>
+            <w:tcW w:type="dxa" w:w="3250"/>
+            <w:tcBorders>
+              <w:top w:val="single" w:color="D1D5DB" w:sz="4"/>
+              <w:left w:val="single" w:color="D1D5DB" w:sz="4"/>
+              <w:bottom w:val="single" w:color="D1D5DB" w:sz="4"/>
+              <w:right w:val="single" w:color="D1D5DB" w:sz="4"/>
+            </w:tcBorders>
+            <w:shd w:fill="F3F4F6" w:val="clear"/>
+            <w:tcMar>
+              <w:top w:type="dxa" w:w="70"/>
+              <w:left w:type="dxa" w:w="110"/>
+              <w:bottom w:type="dxa" w:w="70"/>
+              <w:right w:type="dxa" w:w="110"/>
+            </w:tcMar>
+          </w:tcPr>
+          <w:p>
+            <w:pPr>
+              <w:spacing w:after="0" w:line="252"/>
+              <w:jc w:val="left"/>
+            </w:pPr>
+            <w:r>
+              <w:rPr>
+                <w:b w:val="false"/>
+                <w:bCs w:val="false"/>
+                <w:sz w:val="19"/>
+                <w:szCs w:val="19"/>
+              </w:rPr>
+              <w:t xml:space="preserve">Escala de movimiento, distancia de sprint, error de puntería y alcance de tiro</w:t>
+            </w:r>
+          </w:p>
+        </w:tc>
+        <w:tc>
+          <w:tcPr>
+            <w:tcW w:type="dxa" w:w="3676"/>
+            <w:tcBorders>
+              <w:top w:val="single" w:color="D1D5DB" w:sz="4"/>
+              <w:left w:val="single" w:color="D1D5DB" w:sz="4"/>
+              <w:bottom w:val="single" w:color="D1D5DB" w:sz="4"/>
+              <w:right w:val="single" w:color="D1D5DB" w:sz="4"/>
+            </w:tcBorders>
+            <w:shd w:fill="F3F4F6" w:val="clear"/>
+            <w:tcMar>
+              <w:top w:type="dxa" w:w="70"/>
+              <w:left w:type="dxa" w:w="110"/>
+              <w:bottom w:type="dxa" w:w="70"/>
+              <w:right w:type="dxa" w:w="110"/>
+            </w:tcMar>
+          </w:tcPr>
+          <w:p>
+            <w:pPr>
+              <w:spacing w:after="0" w:line="252"/>
+              <w:jc w:val="left"/>
+            </w:pPr>
+            <w:r>
+              <w:rPr>
+                <w:b w:val="false"/>
+                <w:bCs w:val="false"/>
+                <w:sz w:val="19"/>
+                <w:szCs w:val="19"/>
+              </w:rPr>
+              <w:t xml:space="preserve">Se suman el retraso de percepción (9, 5 y 0 ticks) y un desvío al azar (±1,0, ±0,6 y ±0,1 m)</w:t>
+            </w:r>
+          </w:p>
+        </w:tc>
+      </w:tr>
+      <w:tr>
+        <w:trPr>
+          <w:cantSplit/>
+        </w:trPr>
+        <w:tc>
+          <w:tcPr>
+            <w:tcW w:type="dxa" w:w="2100"/>
+            <w:tcBorders>
+              <w:top w:val="single" w:color="D1D5DB" w:sz="4"/>
+              <w:left w:val="single" w:color="D1D5DB" w:sz="4"/>
+              <w:bottom w:val="single" w:color="D1D5DB" w:sz="4"/>
+              <w:right w:val="single" w:color="D1D5DB" w:sz="4"/>
+            </w:tcBorders>
+            <w:tcMar>
+              <w:top w:type="dxa" w:w="70"/>
+              <w:left w:type="dxa" w:w="110"/>
+              <w:bottom w:type="dxa" w:w="70"/>
+              <w:right w:type="dxa" w:w="110"/>
+            </w:tcMar>
+          </w:tcPr>
+          <w:p>
+            <w:pPr>
+              <w:spacing w:after="0" w:line="252"/>
+              <w:jc w:val="left"/>
+            </w:pPr>
+            <w:r>
+              <w:rPr>
+                <w:b w:val="false"/>
+                <w:bCs w:val="false"/>
+                <w:sz w:val="19"/>
+                <w:szCs w:val="19"/>
+              </w:rPr>
+              <w:t xml:space="preserve">Alcance del tiro</w:t>
+            </w:r>
+          </w:p>
+        </w:tc>
+        <w:tc>
+          <w:tcPr>
+            <w:tcW w:type="dxa" w:w="3250"/>
+            <w:tcBorders>
+              <w:top w:val="single" w:color="D1D5DB" w:sz="4"/>
+              <w:left w:val="single" w:color="D1D5DB" w:sz="4"/>
+              <w:bottom w:val="single" w:color="D1D5DB" w:sz="4"/>
+              <w:right w:val="single" w:color="D1D5DB" w:sz="4"/>
+            </w:tcBorders>
+            <w:tcMar>
+              <w:top w:type="dxa" w:w="70"/>
+              <w:left w:type="dxa" w:w="110"/>
+              <w:bottom w:type="dxa" w:w="70"/>
+              <w:right w:type="dxa" w:w="110"/>
+            </w:tcMar>
+          </w:tcPr>
+          <w:p>
+            <w:pPr>
+              <w:spacing w:after="0" w:line="252"/>
+              <w:jc w:val="left"/>
+            </w:pPr>
+            <w:r>
+              <w:rPr>
+                <w:b w:val="false"/>
+                <w:bCs w:val="false"/>
+                <w:sz w:val="19"/>
+                <w:szCs w:val="19"/>
+              </w:rPr>
+              <w:t xml:space="preserve">El de cada dificultad (aiShootRange)</w:t>
+            </w:r>
+          </w:p>
+        </w:tc>
+        <w:tc>
+          <w:tcPr>
+            <w:tcW w:type="dxa" w:w="3676"/>
+            <w:tcBorders>
+              <w:top w:val="single" w:color="D1D5DB" w:sz="4"/>
+              <w:left w:val="single" w:color="D1D5DB" w:sz="4"/>
+              <w:bottom w:val="single" w:color="D1D5DB" w:sz="4"/>
+              <w:right w:val="single" w:color="D1D5DB" w:sz="4"/>
+            </w:tcBorders>
+            <w:tcMar>
+              <w:top w:type="dxa" w:w="70"/>
+              <w:left w:type="dxa" w:w="110"/>
+              <w:bottom w:type="dxa" w:w="70"/>
+              <w:right w:type="dxa" w:w="110"/>
+            </w:tcMar>
+          </w:tcPr>
+          <w:p>
+            <w:pPr>
+              <w:spacing w:after="0" w:line="252"/>
+              <w:jc w:val="left"/>
+            </w:pPr>
+            <w:r>
+              <w:rPr>
+                <w:b w:val="false"/>
+                <w:bCs w:val="false"/>
+                <w:sz w:val="19"/>
+                <w:szCs w:val="19"/>
+              </w:rPr>
+              <w:t xml:space="preserve">× 1,25 (SHOOT_RANGE_MULT)</w:t>
+            </w:r>
+          </w:p>
+        </w:tc>
+      </w:tr>
+      <w:tr>
+        <w:trPr>
+          <w:cantSplit/>
+        </w:trPr>
+        <w:tc>
+          <w:tcPr>
+            <w:tcW w:type="dxa" w:w="2100"/>
+            <w:tcBorders>
+              <w:top w:val="single" w:color="D1D5DB" w:sz="4"/>
+              <w:left w:val="single" w:color="D1D5DB" w:sz="4"/>
+              <w:bottom w:val="single" w:color="D1D5DB" w:sz="4"/>
+              <w:right w:val="single" w:color="D1D5DB" w:sz="4"/>
+            </w:tcBorders>
+            <w:shd w:fill="F3F4F6" w:val="clear"/>
+            <w:tcMar>
+              <w:top w:type="dxa" w:w="70"/>
+              <w:left w:type="dxa" w:w="110"/>
+              <w:bottom w:type="dxa" w:w="70"/>
+              <w:right w:type="dxa" w:w="110"/>
+            </w:tcMar>
+          </w:tcPr>
+          <w:p>
+            <w:pPr>
+              <w:spacing w:after="0" w:line="252"/>
+              <w:jc w:val="left"/>
+            </w:pPr>
+            <w:r>
+              <w:rPr>
+                <w:b w:val="false"/>
+                <w:bCs w:val="false"/>
+                <w:sz w:val="19"/>
+                <w:szCs w:val="19"/>
+              </w:rPr>
+              <w:t xml:space="preserve">Pase al compañero (2 vs 2)</w:t>
+            </w:r>
+          </w:p>
+        </w:tc>
+        <w:tc>
+          <w:tcPr>
+            <w:tcW w:type="dxa" w:w="3250"/>
+            <w:tcBorders>
+              <w:top w:val="single" w:color="D1D5DB" w:sz="4"/>
+              <w:left w:val="single" w:color="D1D5DB" w:sz="4"/>
+              <w:bottom w:val="single" w:color="D1D5DB" w:sz="4"/>
+              <w:right w:val="single" w:color="D1D5DB" w:sz="4"/>
+            </w:tcBorders>
+            <w:shd w:fill="F3F4F6" w:val="clear"/>
+            <w:tcMar>
+              <w:top w:type="dxa" w:w="70"/>
+              <w:left w:type="dxa" w:w="110"/>
+              <w:bottom w:type="dxa" w:w="70"/>
+              <w:right w:type="dxa" w:w="110"/>
+            </w:tcMar>
+          </w:tcPr>
+          <w:p>
+            <w:pPr>
+              <w:spacing w:after="0" w:line="252"/>
+              <w:jc w:val="left"/>
+            </w:pPr>
+            <w:r>
+              <w:rPr>
+                <w:b w:val="false"/>
+                <w:bCs w:val="false"/>
+                <w:sz w:val="19"/>
+                <w:szCs w:val="19"/>
+              </w:rPr>
+              <w:t xml:space="preserve">La IA no pasa a un compañero</w:t>
+            </w:r>
+          </w:p>
+        </w:tc>
+        <w:tc>
+          <w:tcPr>
+            <w:tcW w:type="dxa" w:w="3676"/>
+            <w:tcBorders>
+              <w:top w:val="single" w:color="D1D5DB" w:sz="4"/>
+              <w:left w:val="single" w:color="D1D5DB" w:sz="4"/>
+              <w:bottom w:val="single" w:color="D1D5DB" w:sz="4"/>
+              <w:right w:val="single" w:color="D1D5DB" w:sz="4"/>
+            </w:tcBorders>
+            <w:shd w:fill="F3F4F6" w:val="clear"/>
+            <w:tcMar>
+              <w:top w:type="dxa" w:w="70"/>
+              <w:left w:type="dxa" w:w="110"/>
+              <w:bottom w:type="dxa" w:w="70"/>
+              <w:right w:type="dxa" w:w="110"/>
+            </w:tcMar>
+          </w:tcPr>
+          <w:p>
+            <w:pPr>
+              <w:spacing w:after="0" w:line="252"/>
+              <w:jc w:val="left"/>
+            </w:pPr>
+            <w:r>
+              <w:rPr>
+                <w:b w:val="false"/>
+                <w:bCs w:val="false"/>
+                <w:sz w:val="19"/>
+                <w:szCs w:val="19"/>
+              </w:rPr>
+              <w:t xml:space="preserve">Pasa si está presionada y el compañero está mejor ubicado con la línea libre</w:t>
+            </w:r>
+          </w:p>
+        </w:tc>
+      </w:tr>
+      <w:tr>
+        <w:trPr>
+          <w:cantSplit/>
+        </w:trPr>
+        <w:tc>
+          <w:tcPr>
+            <w:tcW w:type="dxa" w:w="2100"/>
+            <w:tcBorders>
+              <w:top w:val="single" w:color="D1D5DB" w:sz="4"/>
+              <w:left w:val="single" w:color="D1D5DB" w:sz="4"/>
+              <w:bottom w:val="single" w:color="D1D5DB" w:sz="4"/>
+              <w:right w:val="single" w:color="D1D5DB" w:sz="4"/>
+            </w:tcBorders>
+            <w:tcMar>
+              <w:top w:type="dxa" w:w="70"/>
+              <w:left w:type="dxa" w:w="110"/>
+              <w:bottom w:type="dxa" w:w="70"/>
+              <w:right w:type="dxa" w:w="110"/>
+            </w:tcMar>
+          </w:tcPr>
+          <w:p>
+            <w:pPr>
+              <w:spacing w:after="0" w:line="252"/>
+              <w:jc w:val="left"/>
+            </w:pPr>
+            <w:r>
+              <w:rPr>
+                <w:b w:val="false"/>
+                <w:bCs w:val="false"/>
+                <w:sz w:val="19"/>
+                <w:szCs w:val="19"/>
+              </w:rPr>
+              <w:t xml:space="preserve">Barrida de la IA</w:t>
+            </w:r>
+          </w:p>
+        </w:tc>
+        <w:tc>
+          <w:tcPr>
+            <w:tcW w:type="dxa" w:w="3250"/>
+            <w:tcBorders>
+              <w:top w:val="single" w:color="D1D5DB" w:sz="4"/>
+              <w:left w:val="single" w:color="D1D5DB" w:sz="4"/>
+              <w:bottom w:val="single" w:color="D1D5DB" w:sz="4"/>
+              <w:right w:val="single" w:color="D1D5DB" w:sz="4"/>
+            </w:tcBorders>
+            <w:tcMar>
+              <w:top w:type="dxa" w:w="70"/>
+              <w:left w:type="dxa" w:w="110"/>
+              <w:bottom w:type="dxa" w:w="70"/>
+              <w:right w:type="dxa" w:w="110"/>
+            </w:tcMar>
+          </w:tcPr>
+          <w:p>
+            <w:pPr>
+              <w:spacing w:after="0" w:line="252"/>
+              <w:jc w:val="left"/>
+            </w:pPr>
+            <w:r>
+              <w:rPr>
+                <w:b w:val="false"/>
+                <w:bCs w:val="false"/>
+                <w:sz w:val="19"/>
+                <w:szCs w:val="19"/>
+              </w:rPr>
+              <w:t xml:space="preserve">Limpia: 0,35 (0,10 en su área); arriesgada: 0,010</w:t>
+            </w:r>
+          </w:p>
+        </w:tc>
+        <w:tc>
+          <w:tcPr>
+            <w:tcW w:type="dxa" w:w="3676"/>
+            <w:tcBorders>
+              <w:top w:val="single" w:color="D1D5DB" w:sz="4"/>
+              <w:left w:val="single" w:color="D1D5DB" w:sz="4"/>
+              <w:bottom w:val="single" w:color="D1D5DB" w:sz="4"/>
+              <w:right w:val="single" w:color="D1D5DB" w:sz="4"/>
+            </w:tcBorders>
+            <w:tcMar>
+              <w:top w:type="dxa" w:w="70"/>
+              <w:left w:type="dxa" w:w="110"/>
+              <w:bottom w:type="dxa" w:w="70"/>
+              <w:right w:type="dxa" w:w="110"/>
+            </w:tcMar>
+          </w:tcPr>
+          <w:p>
+            <w:pPr>
+              <w:spacing w:after="0" w:line="252"/>
+              <w:jc w:val="left"/>
+            </w:pPr>
+            <w:r>
+              <w:rPr>
+                <w:b w:val="false"/>
+                <w:bCs w:val="false"/>
+                <w:sz w:val="19"/>
+                <w:szCs w:val="19"/>
+              </w:rPr>
+              <w:t xml:space="preserve">Limpia: 0,25 (0,05 en su área); arriesgada: 0,0015</w:t>
+            </w:r>
+          </w:p>
+        </w:tc>
+      </w:tr>
+      <w:tr>
+        <w:trPr>
+          <w:cantSplit/>
+        </w:trPr>
+        <w:tc>
+          <w:tcPr>
+            <w:tcW w:type="dxa" w:w="2100"/>
+            <w:tcBorders>
+              <w:top w:val="single" w:color="D1D5DB" w:sz="4"/>
+              <w:left w:val="single" w:color="D1D5DB" w:sz="4"/>
+              <w:bottom w:val="single" w:color="D1D5DB" w:sz="4"/>
+              <w:right w:val="single" w:color="D1D5DB" w:sz="4"/>
+            </w:tcBorders>
+            <w:shd w:fill="F3F4F6" w:val="clear"/>
+            <w:tcMar>
+              <w:top w:type="dxa" w:w="70"/>
+              <w:left w:type="dxa" w:w="110"/>
+              <w:bottom w:type="dxa" w:w="70"/>
+              <w:right w:type="dxa" w:w="110"/>
+            </w:tcMar>
+          </w:tcPr>
+          <w:p>
+            <w:pPr>
+              <w:spacing w:after="0" w:line="252"/>
+              <w:jc w:val="left"/>
+            </w:pPr>
+            <w:r>
+              <w:rPr>
+                <w:b w:val="false"/>
+                <w:bCs w:val="false"/>
+                <w:sz w:val="19"/>
+                <w:szCs w:val="19"/>
+              </w:rPr>
+              <w:t xml:space="preserve">Faltas y rojas de la IA (por partido de 2 min)</w:t>
+            </w:r>
+          </w:p>
+        </w:tc>
+        <w:tc>
+          <w:tcPr>
+            <w:tcW w:type="dxa" w:w="3250"/>
+            <w:tcBorders>
+              <w:top w:val="single" w:color="D1D5DB" w:sz="4"/>
+              <w:left w:val="single" w:color="D1D5DB" w:sz="4"/>
+              <w:bottom w:val="single" w:color="D1D5DB" w:sz="4"/>
+              <w:right w:val="single" w:color="D1D5DB" w:sz="4"/>
+            </w:tcBorders>
+            <w:shd w:fill="F3F4F6" w:val="clear"/>
+            <w:tcMar>
+              <w:top w:type="dxa" w:w="70"/>
+              <w:left w:type="dxa" w:w="110"/>
+              <w:bottom w:type="dxa" w:w="70"/>
+              <w:right w:type="dxa" w:w="110"/>
+            </w:tcMar>
+          </w:tcPr>
+          <w:p>
+            <w:pPr>
+              <w:spacing w:after="0" w:line="252"/>
+              <w:jc w:val="left"/>
+            </w:pPr>
+            <w:r>
+              <w:rPr>
+                <w:b w:val="false"/>
+                <w:bCs w:val="false"/>
+                <w:sz w:val="19"/>
+                <w:szCs w:val="19"/>
+              </w:rPr>
+              <w:t xml:space="preserve">≈ 1,1 y ≈ 0,27 (medido por la MK9; la MK8 informó ≈ 1,7 y ≈ 0,1)</w:t>
+            </w:r>
+          </w:p>
+        </w:tc>
+        <w:tc>
+          <w:tcPr>
+            <w:tcW w:type="dxa" w:w="3676"/>
+            <w:tcBorders>
+              <w:top w:val="single" w:color="D1D5DB" w:sz="4"/>
+              <w:left w:val="single" w:color="D1D5DB" w:sz="4"/>
+              <w:bottom w:val="single" w:color="D1D5DB" w:sz="4"/>
+              <w:right w:val="single" w:color="D1D5DB" w:sz="4"/>
+            </w:tcBorders>
+            <w:shd w:fill="F3F4F6" w:val="clear"/>
+            <w:tcMar>
+              <w:top w:type="dxa" w:w="70"/>
+              <w:left w:type="dxa" w:w="110"/>
+              <w:bottom w:type="dxa" w:w="70"/>
+              <w:right w:type="dxa" w:w="110"/>
+            </w:tcMar>
+          </w:tcPr>
+          <w:p>
+            <w:pPr>
+              <w:spacing w:after="0" w:line="252"/>
+              <w:jc w:val="left"/>
+            </w:pPr>
+            <w:r>
+              <w:rPr>
+                <w:b w:val="false"/>
+                <w:bCs w:val="false"/>
+                <w:sz w:val="19"/>
+                <w:szCs w:val="19"/>
+              </w:rPr>
+              <w:t xml:space="preserve">≈ 0,5 y ≈ 0,07</w:t>
+            </w:r>
+          </w:p>
+        </w:tc>
+      </w:tr>
+      <w:tr>
+        <w:trPr>
+          <w:cantSplit/>
+        </w:trPr>
+        <w:tc>
+          <w:tcPr>
+            <w:tcW w:type="dxa" w:w="2100"/>
+            <w:tcBorders>
+              <w:top w:val="single" w:color="D1D5DB" w:sz="4"/>
+              <w:left w:val="single" w:color="D1D5DB" w:sz="4"/>
+              <w:bottom w:val="single" w:color="D1D5DB" w:sz="4"/>
+              <w:right w:val="single" w:color="D1D5DB" w:sz="4"/>
+            </w:tcBorders>
+            <w:tcMar>
+              <w:top w:type="dxa" w:w="70"/>
+              <w:left w:type="dxa" w:w="110"/>
+              <w:bottom w:type="dxa" w:w="70"/>
+              <w:right w:type="dxa" w:w="110"/>
+            </w:tcMar>
+          </w:tcPr>
+          <w:p>
+            <w:pPr>
+              <w:spacing w:after="0" w:line="252"/>
+              <w:jc w:val="left"/>
+            </w:pPr>
+            <w:r>
+              <w:rPr>
+                <w:b w:val="false"/>
+                <w:bCs w:val="false"/>
+                <w:sz w:val="19"/>
+                <w:szCs w:val="19"/>
+              </w:rPr>
+              <w:t xml:space="preserve">Arquero</w:t>
+            </w:r>
+          </w:p>
+        </w:tc>
+        <w:tc>
+          <w:tcPr>
+            <w:tcW w:type="dxa" w:w="3250"/>
+            <w:tcBorders>
+              <w:top w:val="single" w:color="D1D5DB" w:sz="4"/>
+              <w:left w:val="single" w:color="D1D5DB" w:sz="4"/>
+              <w:bottom w:val="single" w:color="D1D5DB" w:sz="4"/>
+              <w:right w:val="single" w:color="D1D5DB" w:sz="4"/>
+            </w:tcBorders>
+            <w:tcMar>
+              <w:top w:type="dxa" w:w="70"/>
+              <w:left w:type="dxa" w:w="110"/>
+              <w:bottom w:type="dxa" w:w="70"/>
+              <w:right w:type="dxa" w:w="110"/>
+            </w:tcMar>
+          </w:tcPr>
+          <w:p>
+            <w:pPr>
+              <w:spacing w:after="0" w:line="252"/>
+              <w:jc w:val="left"/>
+            </w:pPr>
+            <w:r>
+              <w:rPr>
+                <w:b w:val="false"/>
+                <w:bCs w:val="false"/>
+                <w:sz w:val="19"/>
+                <w:szCs w:val="19"/>
+              </w:rPr>
+              <w:t xml:space="preserve">Sigue la posición actual de la pelota</w:t>
+            </w:r>
+          </w:p>
+        </w:tc>
+        <w:tc>
+          <w:tcPr>
+            <w:tcW w:type="dxa" w:w="3676"/>
+            <w:tcBorders>
+              <w:top w:val="single" w:color="D1D5DB" w:sz="4"/>
+              <w:left w:val="single" w:color="D1D5DB" w:sz="4"/>
+              <w:bottom w:val="single" w:color="D1D5DB" w:sz="4"/>
+              <w:right w:val="single" w:color="D1D5DB" w:sz="4"/>
+            </w:tcBorders>
+            <w:tcMar>
+              <w:top w:type="dxa" w:w="70"/>
+              <w:left w:type="dxa" w:w="110"/>
+              <w:bottom w:type="dxa" w:w="70"/>
+              <w:right w:type="dxa" w:w="110"/>
+            </w:tcMar>
+          </w:tcPr>
+          <w:p>
+            <w:pPr>
+              <w:spacing w:after="0" w:line="252"/>
+              <w:jc w:val="left"/>
+            </w:pPr>
+            <w:r>
+              <w:rPr>
+                <w:b w:val="false"/>
+                <w:bCs w:val="false"/>
+                <w:sz w:val="19"/>
+                <w:szCs w:val="19"/>
+              </w:rPr>
+              <w:t xml:space="preserve">Se adelanta 0,22 s a la trayectoria de los remates que vienen al arco</w:t>
+            </w:r>
+          </w:p>
+        </w:tc>
+      </w:tr>
+      <w:tr>
+        <w:trPr>
+          <w:cantSplit/>
+        </w:trPr>
+        <w:tc>
+          <w:tcPr>
+            <w:tcW w:type="dxa" w:w="2100"/>
+            <w:tcBorders>
+              <w:top w:val="single" w:color="D1D5DB" w:sz="4"/>
+              <w:left w:val="single" w:color="D1D5DB" w:sz="4"/>
+              <w:bottom w:val="single" w:color="D1D5DB" w:sz="4"/>
+              <w:right w:val="single" w:color="D1D5DB" w:sz="4"/>
+            </w:tcBorders>
+            <w:shd w:fill="F3F4F6" w:val="clear"/>
+            <w:tcMar>
+              <w:top w:type="dxa" w:w="70"/>
+              <w:left w:type="dxa" w:w="110"/>
+              <w:bottom w:type="dxa" w:w="70"/>
+              <w:right w:type="dxa" w:w="110"/>
+            </w:tcMar>
+          </w:tcPr>
+          <w:p>
+            <w:pPr>
+              <w:spacing w:after="0" w:line="252"/>
+              <w:jc w:val="left"/>
+            </w:pPr>
+            <w:r>
+              <w:rPr>
+                <w:b w:val="false"/>
+                <w:bCs w:val="false"/>
+                <w:sz w:val="19"/>
+                <w:szCs w:val="19"/>
+              </w:rPr>
+              <w:t xml:space="preserve">Aspecto de los jugadores</w:t>
+            </w:r>
+          </w:p>
+        </w:tc>
+        <w:tc>
+          <w:tcPr>
+            <w:tcW w:type="dxa" w:w="3250"/>
+            <w:tcBorders>
+              <w:top w:val="single" w:color="D1D5DB" w:sz="4"/>
+              <w:left w:val="single" w:color="D1D5DB" w:sz="4"/>
+              <w:bottom w:val="single" w:color="D1D5DB" w:sz="4"/>
+              <w:right w:val="single" w:color="D1D5DB" w:sz="4"/>
+            </w:tcBorders>
+            <w:shd w:fill="F3F4F6" w:val="clear"/>
+            <w:tcMar>
+              <w:top w:type="dxa" w:w="70"/>
+              <w:left w:type="dxa" w:w="110"/>
+              <w:bottom w:type="dxa" w:w="70"/>
+              <w:right w:type="dxa" w:w="110"/>
+            </w:tcMar>
+          </w:tcPr>
+          <w:p>
+            <w:pPr>
+              <w:spacing w:after="0" w:line="252"/>
+              <w:jc w:val="left"/>
+            </w:pPr>
+            <w:r>
+              <w:rPr>
+                <w:b w:val="false"/>
+                <w:bCs w:val="false"/>
+                <w:sz w:val="19"/>
+                <w:szCs w:val="19"/>
+              </w:rPr>
+              <w:t xml:space="preserve">Un solo aspecto (piel, pelo y camiseta lisa)</w:t>
+            </w:r>
+          </w:p>
+        </w:tc>
+        <w:tc>
+          <w:tcPr>
+            <w:tcW w:type="dxa" w:w="3676"/>
+            <w:tcBorders>
+              <w:top w:val="single" w:color="D1D5DB" w:sz="4"/>
+              <w:left w:val="single" w:color="D1D5DB" w:sz="4"/>
+              <w:bottom w:val="single" w:color="D1D5DB" w:sz="4"/>
+              <w:right w:val="single" w:color="D1D5DB" w:sz="4"/>
+            </w:tcBorders>
+            <w:shd w:fill="F3F4F6" w:val="clear"/>
+            <w:tcMar>
+              <w:top w:type="dxa" w:w="70"/>
+              <w:left w:type="dxa" w:w="110"/>
+              <w:bottom w:type="dxa" w:w="70"/>
+              <w:right w:type="dxa" w:w="110"/>
+            </w:tcMar>
+          </w:tcPr>
+          <w:p>
+            <w:pPr>
+              <w:spacing w:after="0" w:line="252"/>
+              <w:jc w:val="left"/>
+            </w:pPr>
+            <w:r>
+              <w:rPr>
+                <w:b w:val="false"/>
+                <w:bCs w:val="false"/>
+                <w:sz w:val="19"/>
+                <w:szCs w:val="19"/>
+              </w:rPr>
+              <w:t xml:space="preserve">4 variantes de piel, pelo y diseño de camiseta</w:t>
+            </w:r>
+          </w:p>
+        </w:tc>
+      </w:tr>
+      <w:tr>
+        <w:trPr>
+          <w:cantSplit/>
+        </w:trPr>
+        <w:tc>
+          <w:tcPr>
+            <w:tcW w:type="dxa" w:w="2100"/>
+            <w:tcBorders>
+              <w:top w:val="single" w:color="D1D5DB" w:sz="4"/>
+              <w:left w:val="single" w:color="D1D5DB" w:sz="4"/>
+              <w:bottom w:val="single" w:color="D1D5DB" w:sz="4"/>
+              <w:right w:val="single" w:color="D1D5DB" w:sz="4"/>
+            </w:tcBorders>
+            <w:tcMar>
+              <w:top w:type="dxa" w:w="70"/>
+              <w:left w:type="dxa" w:w="110"/>
+              <w:bottom w:type="dxa" w:w="70"/>
+              <w:right w:type="dxa" w:w="110"/>
+            </w:tcMar>
+          </w:tcPr>
+          <w:p>
+            <w:pPr>
+              <w:spacing w:after="0" w:line="252"/>
+              <w:jc w:val="left"/>
+            </w:pPr>
+            <w:r>
+              <w:rPr>
+                <w:b w:val="false"/>
+                <w:bCs w:val="false"/>
+                <w:sz w:val="19"/>
+                <w:szCs w:val="19"/>
+              </w:rPr>
+              <w:t xml:space="preserve">Partículas</w:t>
+            </w:r>
+          </w:p>
+        </w:tc>
+        <w:tc>
+          <w:tcPr>
+            <w:tcW w:type="dxa" w:w="3250"/>
+            <w:tcBorders>
+              <w:top w:val="single" w:color="D1D5DB" w:sz="4"/>
+              <w:left w:val="single" w:color="D1D5DB" w:sz="4"/>
+              <w:bottom w:val="single" w:color="D1D5DB" w:sz="4"/>
+              <w:right w:val="single" w:color="D1D5DB" w:sz="4"/>
+            </w:tcBorders>
+            <w:tcMar>
+              <w:top w:type="dxa" w:w="70"/>
+              <w:left w:type="dxa" w:w="110"/>
+              <w:bottom w:type="dxa" w:w="70"/>
+              <w:right w:type="dxa" w:w="110"/>
+            </w:tcMar>
+          </w:tcPr>
+          <w:p>
+            <w:pPr>
+              <w:spacing w:after="0" w:line="252"/>
+              <w:jc w:val="left"/>
+            </w:pPr>
+            <w:r>
+              <w:rPr>
+                <w:b w:val="false"/>
+                <w:bCs w:val="false"/>
+                <w:sz w:val="19"/>
+                <w:szCs w:val="19"/>
+              </w:rPr>
+              <w:t xml:space="preserve">No hay</w:t>
+            </w:r>
+          </w:p>
+        </w:tc>
+        <w:tc>
+          <w:tcPr>
+            <w:tcW w:type="dxa" w:w="3676"/>
+            <w:tcBorders>
+              <w:top w:val="single" w:color="D1D5DB" w:sz="4"/>
+              <w:left w:val="single" w:color="D1D5DB" w:sz="4"/>
+              <w:bottom w:val="single" w:color="D1D5DB" w:sz="4"/>
+              <w:right w:val="single" w:color="D1D5DB" w:sz="4"/>
+            </w:tcBorders>
+            <w:tcMar>
+              <w:top w:type="dxa" w:w="70"/>
+              <w:left w:type="dxa" w:w="110"/>
+              <w:bottom w:type="dxa" w:w="70"/>
+              <w:right w:type="dxa" w:w="110"/>
+            </w:tcMar>
+          </w:tcPr>
+          <w:p>
+            <w:pPr>
+              <w:spacing w:after="0" w:line="252"/>
+              <w:jc w:val="left"/>
+            </w:pPr>
+            <w:r>
+              <w:rPr>
+                <w:b w:val="false"/>
+                <w:bCs w:val="false"/>
+                <w:sz w:val="19"/>
+                <w:szCs w:val="19"/>
+              </w:rPr>
+              <w:t xml:space="preserve">Polvo y chispas al patear, nube al planchar y destellos al atajar (pool de 220)</w:t>
+            </w:r>
+          </w:p>
+        </w:tc>
+      </w:tr>
+      <w:tr>
+        <w:trPr>
+          <w:cantSplit/>
+        </w:trPr>
+        <w:tc>
+          <w:tcPr>
+            <w:tcW w:type="dxa" w:w="2100"/>
+            <w:tcBorders>
+              <w:top w:val="single" w:color="D1D5DB" w:sz="4"/>
+              <w:left w:val="single" w:color="D1D5DB" w:sz="4"/>
+              <w:bottom w:val="single" w:color="D1D5DB" w:sz="4"/>
+              <w:right w:val="single" w:color="D1D5DB" w:sz="4"/>
+            </w:tcBorders>
+            <w:shd w:fill="F3F4F6" w:val="clear"/>
+            <w:tcMar>
+              <w:top w:type="dxa" w:w="70"/>
+              <w:left w:type="dxa" w:w="110"/>
+              <w:bottom w:type="dxa" w:w="70"/>
+              <w:right w:type="dxa" w:w="110"/>
+            </w:tcMar>
+          </w:tcPr>
+          <w:p>
+            <w:pPr>
+              <w:spacing w:after="0" w:line="252"/>
+              <w:jc w:val="left"/>
+            </w:pPr>
+            <w:r>
+              <w:rPr>
+                <w:b w:val="false"/>
+                <w:bCs w:val="false"/>
+                <w:sz w:val="19"/>
+                <w:szCs w:val="19"/>
+              </w:rPr>
+              <w:t xml:space="preserve">Red del arco</w:t>
+            </w:r>
+          </w:p>
+        </w:tc>
+        <w:tc>
+          <w:tcPr>
+            <w:tcW w:type="dxa" w:w="3250"/>
+            <w:tcBorders>
+              <w:top w:val="single" w:color="D1D5DB" w:sz="4"/>
+              <w:left w:val="single" w:color="D1D5DB" w:sz="4"/>
+              <w:bottom w:val="single" w:color="D1D5DB" w:sz="4"/>
+              <w:right w:val="single" w:color="D1D5DB" w:sz="4"/>
+            </w:tcBorders>
+            <w:shd w:fill="F3F4F6" w:val="clear"/>
+            <w:tcMar>
+              <w:top w:type="dxa" w:w="70"/>
+              <w:left w:type="dxa" w:w="110"/>
+              <w:bottom w:type="dxa" w:w="70"/>
+              <w:right w:type="dxa" w:w="110"/>
+            </w:tcMar>
+          </w:tcPr>
+          <w:p>
+            <w:pPr>
+              <w:spacing w:after="0" w:line="252"/>
+              <w:jc w:val="left"/>
+            </w:pPr>
+            <w:r>
+              <w:rPr>
+                <w:b w:val="false"/>
+                <w:bCs w:val="false"/>
+                <w:sz w:val="19"/>
+                <w:szCs w:val="19"/>
+              </w:rPr>
+              <w:t xml:space="preserve">Estática</w:t>
+            </w:r>
+          </w:p>
+        </w:tc>
+        <w:tc>
+          <w:tcPr>
+            <w:tcW w:type="dxa" w:w="3676"/>
+            <w:tcBorders>
+              <w:top w:val="single" w:color="D1D5DB" w:sz="4"/>
+              <w:left w:val="single" w:color="D1D5DB" w:sz="4"/>
+              <w:bottom w:val="single" w:color="D1D5DB" w:sz="4"/>
+              <w:right w:val="single" w:color="D1D5DB" w:sz="4"/>
+            </w:tcBorders>
+            <w:shd w:fill="F3F4F6" w:val="clear"/>
+            <w:tcMar>
+              <w:top w:type="dxa" w:w="70"/>
+              <w:left w:type="dxa" w:w="110"/>
+              <w:bottom w:type="dxa" w:w="70"/>
+              <w:right w:type="dxa" w:w="110"/>
+            </w:tcMar>
+          </w:tcPr>
+          <w:p>
+            <w:pPr>
+              <w:spacing w:after="0" w:line="252"/>
+              <w:jc w:val="left"/>
+            </w:pPr>
+            <w:r>
+              <w:rPr>
+                <w:b w:val="false"/>
+                <w:bCs w:val="false"/>
+                <w:sz w:val="19"/>
+                <w:szCs w:val="19"/>
+              </w:rPr>
+              <w:t xml:space="preserve">Se sacude con una onda durante 1,6 s al entrar un gol</w:t>
+            </w:r>
+          </w:p>
+        </w:tc>
+      </w:tr>
+      <w:tr>
+        <w:trPr>
+          <w:cantSplit/>
+        </w:trPr>
+        <w:tc>
+          <w:tcPr>
+            <w:tcW w:type="dxa" w:w="2100"/>
+            <w:tcBorders>
+              <w:top w:val="single" w:color="D1D5DB" w:sz="4"/>
+              <w:left w:val="single" w:color="D1D5DB" w:sz="4"/>
+              <w:bottom w:val="single" w:color="D1D5DB" w:sz="4"/>
+              <w:right w:val="single" w:color="D1D5DB" w:sz="4"/>
+            </w:tcBorders>
+            <w:tcMar>
+              <w:top w:type="dxa" w:w="70"/>
+              <w:left w:type="dxa" w:w="110"/>
+              <w:bottom w:type="dxa" w:w="70"/>
+              <w:right w:type="dxa" w:w="110"/>
+            </w:tcMar>
+          </w:tcPr>
+          <w:p>
+            <w:pPr>
+              <w:spacing w:after="0" w:line="252"/>
+              <w:jc w:val="left"/>
+            </w:pPr>
+            <w:r>
+              <w:rPr>
+                <w:b w:val="false"/>
+                <w:bCs w:val="false"/>
+                <w:sz w:val="19"/>
+                <w:szCs w:val="19"/>
+              </w:rPr>
+              <w:t xml:space="preserve">Protocolo online</w:t>
+            </w:r>
+          </w:p>
+        </w:tc>
+        <w:tc>
+          <w:tcPr>
+            <w:tcW w:type="dxa" w:w="3250"/>
+            <w:tcBorders>
+              <w:top w:val="single" w:color="D1D5DB" w:sz="4"/>
+              <w:left w:val="single" w:color="D1D5DB" w:sz="4"/>
+              <w:bottom w:val="single" w:color="D1D5DB" w:sz="4"/>
+              <w:right w:val="single" w:color="D1D5DB" w:sz="4"/>
+            </w:tcBorders>
+            <w:tcMar>
+              <w:top w:type="dxa" w:w="70"/>
+              <w:left w:type="dxa" w:w="110"/>
+              <w:bottom w:type="dxa" w:w="70"/>
+              <w:right w:type="dxa" w:w="110"/>
+            </w:tcMar>
+          </w:tcPr>
+          <w:p>
+            <w:pPr>
+              <w:spacing w:after="0" w:line="252"/>
+              <w:jc w:val="left"/>
+            </w:pPr>
+            <w:r>
+              <w:rPr>
+                <w:b w:val="false"/>
+                <w:bCs w:val="false"/>
+                <w:sz w:val="19"/>
+                <w:szCs w:val="19"/>
+              </w:rPr>
+              <w:t xml:space="preserve">Versión 4, snapshot de ≈ 175 bytes</w:t>
+            </w:r>
+          </w:p>
+        </w:tc>
+        <w:tc>
+          <w:tcPr>
+            <w:tcW w:type="dxa" w:w="3676"/>
+            <w:tcBorders>
+              <w:top w:val="single" w:color="D1D5DB" w:sz="4"/>
+              <w:left w:val="single" w:color="D1D5DB" w:sz="4"/>
+              <w:bottom w:val="single" w:color="D1D5DB" w:sz="4"/>
+              <w:right w:val="single" w:color="D1D5DB" w:sz="4"/>
+            </w:tcBorders>
+            <w:tcMar>
+              <w:top w:type="dxa" w:w="70"/>
+              <w:left w:type="dxa" w:w="110"/>
+              <w:bottom w:type="dxa" w:w="70"/>
+              <w:right w:type="dxa" w:w="110"/>
+            </w:tcMar>
+          </w:tcPr>
+          <w:p>
+            <w:pPr>
+              <w:spacing w:after="0" w:line="252"/>
+              <w:jc w:val="left"/>
+            </w:pPr>
+            <w:r>
+              <w:rPr>
+                <w:b w:val="false"/>
+                <w:bCs w:val="false"/>
+                <w:sz w:val="19"/>
+                <w:szCs w:val="19"/>
+              </w:rPr>
+              <w:t xml:space="preserve">Sin cambios</w:t>
+            </w:r>
+          </w:p>
+        </w:tc>
+      </w:tr>
+      <w:tr>
+        <w:trPr>
+          <w:cantSplit/>
+        </w:trPr>
+        <w:tc>
+          <w:tcPr>
+            <w:tcW w:type="dxa" w:w="2100"/>
+            <w:tcBorders>
+              <w:top w:val="single" w:color="D1D5DB" w:sz="4"/>
+              <w:left w:val="single" w:color="D1D5DB" w:sz="4"/>
+              <w:bottom w:val="single" w:color="D1D5DB" w:sz="4"/>
+              <w:right w:val="single" w:color="D1D5DB" w:sz="4"/>
+            </w:tcBorders>
+            <w:shd w:fill="F3F4F6" w:val="clear"/>
+            <w:tcMar>
+              <w:top w:type="dxa" w:w="70"/>
+              <w:left w:type="dxa" w:w="110"/>
+              <w:bottom w:type="dxa" w:w="70"/>
+              <w:right w:type="dxa" w:w="110"/>
+            </w:tcMar>
+          </w:tcPr>
+          <w:p>
+            <w:pPr>
+              <w:spacing w:after="0" w:line="252"/>
+              <w:jc w:val="left"/>
+            </w:pPr>
+            <w:r>
+              <w:rPr>
+                <w:b w:val="false"/>
+                <w:bCs w:val="false"/>
+                <w:sz w:val="19"/>
+                <w:szCs w:val="19"/>
+              </w:rPr>
+              <w:t xml:space="preserve">Mandos y 4 jugadores</w:t>
+            </w:r>
+          </w:p>
+        </w:tc>
+        <w:tc>
+          <w:tcPr>
+            <w:tcW w:type="dxa" w:w="3250"/>
+            <w:tcBorders>
+              <w:top w:val="single" w:color="D1D5DB" w:sz="4"/>
+              <w:left w:val="single" w:color="D1D5DB" w:sz="4"/>
+              <w:bottom w:val="single" w:color="D1D5DB" w:sz="4"/>
+              <w:right w:val="single" w:color="D1D5DB" w:sz="4"/>
+            </w:tcBorders>
+            <w:shd w:fill="F3F4F6" w:val="clear"/>
+            <w:tcMar>
+              <w:top w:type="dxa" w:w="70"/>
+              <w:left w:type="dxa" w:w="110"/>
+              <w:bottom w:type="dxa" w:w="70"/>
+              <w:right w:type="dxa" w:w="110"/>
+            </w:tcMar>
+          </w:tcPr>
+          <w:p>
+            <w:pPr>
+              <w:spacing w:after="0" w:line="252"/>
+              <w:jc w:val="left"/>
+            </w:pPr>
+            <w:r>
+              <w:rPr>
+                <w:b w:val="false"/>
+                <w:bCs w:val="false"/>
+                <w:sz w:val="19"/>
+                <w:szCs w:val="19"/>
+              </w:rPr>
+              <w:t xml:space="preserve">No están</w:t>
+            </w:r>
+          </w:p>
+        </w:tc>
+        <w:tc>
+          <w:tcPr>
+            <w:tcW w:type="dxa" w:w="3676"/>
+            <w:tcBorders>
+              <w:top w:val="single" w:color="D1D5DB" w:sz="4"/>
+              <w:left w:val="single" w:color="D1D5DB" w:sz="4"/>
+              <w:bottom w:val="single" w:color="D1D5DB" w:sz="4"/>
+              <w:right w:val="single" w:color="D1D5DB" w:sz="4"/>
+            </w:tcBorders>
+            <w:shd w:fill="F3F4F6" w:val="clear"/>
+            <w:tcMar>
+              <w:top w:type="dxa" w:w="70"/>
+              <w:left w:type="dxa" w:w="110"/>
+              <w:bottom w:type="dxa" w:w="70"/>
+              <w:right w:type="dxa" w:w="110"/>
+            </w:tcMar>
+          </w:tcPr>
+          <w:p>
+            <w:pPr>
+              <w:spacing w:after="0" w:line="252"/>
+              <w:jc w:val="left"/>
+            </w:pPr>
+            <w:r>
+              <w:rPr>
+                <w:b w:val="false"/>
+                <w:bCs w:val="false"/>
+                <w:sz w:val="19"/>
+                <w:szCs w:val="19"/>
+              </w:rPr>
+              <w:t xml:space="preserve">Siguen sin estar</w:t>
+            </w:r>
+          </w:p>
+        </w:tc>
+      </w:tr>
+      <w:tr>
+        <w:trPr>
+          <w:cantSplit/>
+        </w:trPr>
+        <w:tc>
+          <w:tcPr>
+            <w:tcW w:type="dxa" w:w="2100"/>
+            <w:tcBorders>
+              <w:top w:val="single" w:color="D1D5DB" w:sz="4"/>
+              <w:left w:val="single" w:color="D1D5DB" w:sz="4"/>
+              <w:bottom w:val="single" w:color="D1D5DB" w:sz="4"/>
+              <w:right w:val="single" w:color="D1D5DB" w:sz="4"/>
+            </w:tcBorders>
+            <w:tcMar>
+              <w:top w:type="dxa" w:w="70"/>
+              <w:left w:type="dxa" w:w="110"/>
+              <w:bottom w:type="dxa" w:w="70"/>
+              <w:right w:type="dxa" w:w="110"/>
+            </w:tcMar>
+          </w:tcPr>
+          <w:p>
+            <w:pPr>
+              <w:spacing w:after="0" w:line="252"/>
+              <w:jc w:val="left"/>
+            </w:pPr>
+            <w:r>
+              <w:rPr>
+                <w:b w:val="false"/>
+                <w:bCs w:val="false"/>
+                <w:sz w:val="19"/>
+                <w:szCs w:val="19"/>
+              </w:rPr>
+              <w:t xml:space="preserve">Pruebas</w:t>
+            </w:r>
+          </w:p>
+        </w:tc>
+        <w:tc>
+          <w:tcPr>
+            <w:tcW w:type="dxa" w:w="3250"/>
+            <w:tcBorders>
+              <w:top w:val="single" w:color="D1D5DB" w:sz="4"/>
+              <w:left w:val="single" w:color="D1D5DB" w:sz="4"/>
+              <w:bottom w:val="single" w:color="D1D5DB" w:sz="4"/>
+              <w:right w:val="single" w:color="D1D5DB" w:sz="4"/>
+            </w:tcBorders>
+            <w:tcMar>
+              <w:top w:type="dxa" w:w="70"/>
+              <w:left w:type="dxa" w:w="110"/>
+              <w:bottom w:type="dxa" w:w="70"/>
+              <w:right w:type="dxa" w:w="110"/>
+            </w:tcMar>
+          </w:tcPr>
+          <w:p>
+            <w:pPr>
+              <w:spacing w:after="0" w:line="252"/>
+              <w:jc w:val="left"/>
+            </w:pPr>
+            <w:r>
+              <w:rPr>
+                <w:b w:val="false"/>
+                <w:bCs w:val="false"/>
+                <w:sz w:val="19"/>
+                <w:szCs w:val="19"/>
+              </w:rPr>
+              <w:t xml:space="preserve">FoulSelfTest, FoulSimTest, NetSelfTest y SimSelfTest</w:t>
+            </w:r>
+          </w:p>
+        </w:tc>
+        <w:tc>
+          <w:tcPr>
+            <w:tcW w:type="dxa" w:w="3676"/>
+            <w:tcBorders>
+              <w:top w:val="single" w:color="D1D5DB" w:sz="4"/>
+              <w:left w:val="single" w:color="D1D5DB" w:sz="4"/>
+              <w:bottom w:val="single" w:color="D1D5DB" w:sz="4"/>
+              <w:right w:val="single" w:color="D1D5DB" w:sz="4"/>
+            </w:tcBorders>
+            <w:tcMar>
+              <w:top w:type="dxa" w:w="70"/>
+              <w:left w:type="dxa" w:w="110"/>
+              <w:bottom w:type="dxa" w:w="70"/>
+              <w:right w:type="dxa" w:w="110"/>
+            </w:tcMar>
+          </w:tcPr>
+          <w:p>
+            <w:pPr>
+              <w:spacing w:after="0" w:line="252"/>
+              <w:jc w:val="left"/>
+            </w:pPr>
+            <w:r>
+              <w:rPr>
+                <w:b w:val="false"/>
+                <w:bCs w:val="false"/>
+                <w:sz w:val="19"/>
+                <w:szCs w:val="19"/>
+              </w:rPr>
+              <w:t xml:space="preserve">Se suman AiSelfTest, ParticlesSelfTest y NetRippleSelfTest, y herramientas de medición</w:t>
+            </w:r>
+          </w:p>
+        </w:tc>
+      </w:tr>
+      <w:tr>
+        <w:trPr>
+          <w:cantSplit/>
+        </w:trPr>
+        <w:tc>
+          <w:tcPr>
+            <w:tcW w:type="dxa" w:w="2100"/>
+            <w:tcBorders>
+              <w:top w:val="single" w:color="D1D5DB" w:sz="4"/>
+              <w:left w:val="single" w:color="D1D5DB" w:sz="4"/>
+              <w:bottom w:val="single" w:color="D1D5DB" w:sz="4"/>
+              <w:right w:val="single" w:color="D1D5DB" w:sz="4"/>
+            </w:tcBorders>
+            <w:shd w:fill="F3F4F6" w:val="clear"/>
+            <w:tcMar>
+              <w:top w:type="dxa" w:w="70"/>
+              <w:left w:type="dxa" w:w="110"/>
+              <w:bottom w:type="dxa" w:w="70"/>
+              <w:right w:type="dxa" w:w="110"/>
+            </w:tcMar>
+          </w:tcPr>
+          <w:p>
+            <w:pPr>
+              <w:spacing w:after="0" w:line="252"/>
+              <w:jc w:val="left"/>
+            </w:pPr>
+            <w:r>
+              <w:rPr>
+                <w:b w:val="false"/>
+                <w:bCs w:val="false"/>
+                <w:sz w:val="19"/>
+                <w:szCs w:val="19"/>
+              </w:rPr>
+              <w:t xml:space="preserve">Documentación</w:t>
+            </w:r>
+          </w:p>
+        </w:tc>
+        <w:tc>
+          <w:tcPr>
+            <w:tcW w:type="dxa" w:w="3250"/>
+            <w:tcBorders>
+              <w:top w:val="single" w:color="D1D5DB" w:sz="4"/>
+              <w:left w:val="single" w:color="D1D5DB" w:sz="4"/>
+              <w:bottom w:val="single" w:color="D1D5DB" w:sz="4"/>
+              <w:right w:val="single" w:color="D1D5DB" w:sz="4"/>
+            </w:tcBorders>
+            <w:shd w:fill="F3F4F6" w:val="clear"/>
+            <w:tcMar>
+              <w:top w:type="dxa" w:w="70"/>
+              <w:left w:type="dxa" w:w="110"/>
+              <w:bottom w:type="dxa" w:w="70"/>
+              <w:right w:type="dxa" w:w="110"/>
+            </w:tcMar>
+          </w:tcPr>
+          <w:p>
+            <w:pPr>
+              <w:spacing w:after="0" w:line="252"/>
+              <w:jc w:val="left"/>
+            </w:pPr>
+            <w:r>
+              <w:rPr>
+                <w:b w:val="false"/>
+                <w:bCs w:val="false"/>
+                <w:sz w:val="19"/>
+                <w:szCs w:val="19"/>
+              </w:rPr>
+              <w:t xml:space="preserve">README.md e INFORME_MK8.md</w:t>
+            </w:r>
+          </w:p>
+        </w:tc>
+        <w:tc>
+          <w:tcPr>
+            <w:tcW w:type="dxa" w:w="3676"/>
+            <w:tcBorders>
+              <w:top w:val="single" w:color="D1D5DB" w:sz="4"/>
+              <w:left w:val="single" w:color="D1D5DB" w:sz="4"/>
+              <w:bottom w:val="single" w:color="D1D5DB" w:sz="4"/>
+              <w:right w:val="single" w:color="D1D5DB" w:sz="4"/>
+            </w:tcBorders>
+            <w:shd w:fill="F3F4F6" w:val="clear"/>
+            <w:tcMar>
+              <w:top w:type="dxa" w:w="70"/>
+              <w:left w:type="dxa" w:w="110"/>
+              <w:bottom w:type="dxa" w:w="70"/>
+              <w:right w:type="dxa" w:w="110"/>
+            </w:tcMar>
+          </w:tcPr>
+          <w:p>
+            <w:pPr>
+              <w:spacing w:after="0" w:line="252"/>
+              <w:jc w:val="left"/>
+            </w:pPr>
+            <w:r>
+              <w:rPr>
+                <w:b w:val="false"/>
+                <w:bCs w:val="false"/>
+                <w:sz w:val="19"/>
+                <w:szCs w:val="19"/>
+              </w:rPr>
+              <w:t xml:space="preserve">Se suma INFORME_MK9.md; el README sigue siendo el de la MK8</w:t>
+            </w:r>
+          </w:p>
+        </w:tc>
+      </w:tr>
+    </w:tbl>
+    <w:p>
+      <w:pPr>
+        <w:spacing w:after="120"/>
+      </w:pPr>
+    </w:p>
+    <w:p>
+      <w:pPr>
+        <w:pStyle w:val="Heading2"/>
+      </w:pPr>
+      <w:r>
+        <w:t xml:space="preserve">2. IA del jugador de campo (SupportAI)</w:t>
+      </w:r>
+    </w:p>
+    <w:p>
+      <w:pPr>
+        <w:pStyle w:val="Heading3"/>
+      </w:pPr>
+      <w:r>
+        <w:t xml:space="preserve">2.1 El problema de la MK8</w:t>
+      </w:r>
+    </w:p>
+    <w:p>
+      <w:pPr>
+        <w:pStyle w:val="ListParagraph"/>
+        <w:numPr>
+          <w:ilvl w:val="0"/>
+          <w:numId w:val="2"/>
+        </w:numPr>
+        <w:spacing w:after="60" w:line="264"/>
+      </w:pPr>
+      <w:r>
+        <w:rPr>
+          <w:b/>
+          <w:bCs/>
+        </w:rPr>
+        <w:t xml:space="preserve">Síntoma:</w:t>
+      </w:r>
+      <w:r>
+        <w:t xml:space="preserve"> dos IA iguales hacían cerca de 1 remate por partido de 2 minutos.</w:t>
+      </w:r>
+    </w:p>
+    <w:p>
+      <w:pPr>
+        <w:pStyle w:val="ListParagraph"/>
+        <w:numPr>
+          <w:ilvl w:val="0"/>
+          <w:numId w:val="2"/>
+        </w:numPr>
+        <w:spacing w:after="60" w:line="264"/>
+      </w:pPr>
+      <w:r>
+        <w:rPr>
+          <w:b/>
+          <w:bCs/>
+        </w:rPr>
+        <w:t xml:space="preserve">Causa que mostró la medición:</w:t>
+      </w:r>
+      <w:r>
+        <w:t xml:space="preserve"> los “toques suaves” salían a ≈ 27 m/s, la pelota se iba lejos y quedaba suelta ≈ 36 % del tiempo, así que la IA pasaba el partido yendo a buscarla.</w:t>
+      </w:r>
+    </w:p>
+    <w:p>
+      <w:pPr>
+        <w:pStyle w:val="ListParagraph"/>
+        <w:numPr>
+          <w:ilvl w:val="0"/>
+          <w:numId w:val="2"/>
+        </w:numPr>
+        <w:spacing w:after="60" w:line="264"/>
+      </w:pPr>
+      <w:r>
+        <w:rPr>
+          <w:b/>
+          <w:bCs/>
+        </w:rPr>
+        <w:t xml:space="preserve">Qué reemplaza:</w:t>
+      </w:r>
+      <w:r>
+        <w:t xml:space="preserve"> la máquina de estados de la MK4 (DEFEND, CHASE y CARRY, con SHOOT o PASS al tener la pelota). La nueva decide entre cuatro planes: conducir, tirar, pasar y despejar.</w:t>
+      </w:r>
+    </w:p>
+    <w:p>
+      <w:pPr>
+        <w:pStyle w:val="Heading3"/>
+      </w:pPr>
+      <w:r>
+        <w:t xml:space="preserve">2.2 Cómo juega ahora</w:t>
+      </w:r>
+    </w:p>
+    <w:p>
+      <w:pPr>
+        <w:pStyle w:val="ListParagraph"/>
+        <w:numPr>
+          <w:ilvl w:val="0"/>
+          <w:numId w:val="2"/>
+        </w:numPr>
+        <w:spacing w:after="60" w:line="264"/>
+      </w:pPr>
+      <w:r>
+        <w:rPr>
+          <w:b/>
+          <w:bCs/>
+        </w:rPr>
+        <w:t xml:space="preserve">Percepción:</w:t>
+      </w:r>
+      <w:r>
+        <w:t xml:space="preserve"> ve la pelota y al rival con retraso (observe): 9 ticks en FÁCIL, 5 en NORMAL y 0 en DIFÍCIL a 30 Hz, o sea ≈ 0,30, ≈ 0,17 y 0 s. Un desvío lento al azar (wander: ±1,0, ±0,6 y ±0,1 m, renovado cada 0,4 a 1,0 s) hace que dos partidos iguales no sean idénticos y solo se aplica lejos de la pelota (a más de 3 m).</w:t>
+      </w:r>
+    </w:p>
+    <w:p>
+      <w:pPr>
+        <w:pStyle w:val="ListParagraph"/>
+        <w:numPr>
+          <w:ilvl w:val="0"/>
+          <w:numId w:val="2"/>
+        </w:numPr>
+        <w:spacing w:after="60" w:line="264"/>
+      </w:pPr>
+      <w:r>
+        <w:rPr>
+          <w:b/>
+          <w:bCs/>
+        </w:rPr>
+        <w:t xml:space="preserve">Predicción:</w:t>
+      </w:r>
+      <w:r>
+        <w:t xml:space="preserve"> predictBall() calcula dónde estará la pelota con el frenado real de la física (BALL_LINEAR_DAMPING) y el rebote en las bandas, e interceptPoint() busca el primer punto de la trayectoria al que llega a tiempo, suponiendo 9 m/s (EST_SPEED) y hasta 2 s hacia adelante. Antes corría hacia donde la pelota había estado.</w:t>
+      </w:r>
+    </w:p>
+    <w:p>
+      <w:pPr>
+        <w:pStyle w:val="ListParagraph"/>
+        <w:numPr>
+          <w:ilvl w:val="0"/>
+          <w:numId w:val="2"/>
+        </w:numPr>
+        <w:spacing w:after="60" w:line="264"/>
+      </w:pPr>
+      <w:r>
+        <w:rPr>
+          <w:b/>
+          <w:bCs/>
+        </w:rPr>
+        <w:t xml:space="preserve">Conducción:</w:t>
+      </w:r>
+      <w:r>
+        <w:t xml:space="preserve"> dribble() empuja la pelota corriendo hacia el arco (desde lejos, hacia la franja central) y esquiva al rival que se le cruza a menos de 3,6 m (EVADE_DIST): gira hacia el lado con más espacio y mantiene ese lado 0,6 s. Si la pelota está pegada a la banda, la conduce a lo largo de la pared.</w:t>
+      </w:r>
+    </w:p>
+    <w:p>
+      <w:pPr>
+        <w:pStyle w:val="ListParagraph"/>
+        <w:numPr>
+          <w:ilvl w:val="0"/>
+          <w:numId w:val="2"/>
+        </w:numPr>
+        <w:spacing w:after="60" w:line="264"/>
+      </w:pPr>
+      <w:r>
+        <w:rPr>
+          <w:b/>
+          <w:bCs/>
+        </w:rPr>
+        <w:t xml:space="preserve">Tiro:</w:t>
+      </w:r>
+      <w:r>
+        <w:t xml:space="preserve"> chooseShotTarget() puntúa siete puntos del arco según la distancia al arquero rival, si el rival tapa la línea y qué tan cómodo es apuntar (SHOT_COMFORT_WEIGHT = 0,9). A menos de 8 m del arco dispara casi siempre; de lejos, con la línea razonablemente libre o con un rival encima. El alcance es 1,25 veces el de la dificultad, remata sin esperar a alinearse perfecto (la puntería se corrige al soltar) y con un rival encima carga menos.</w:t>
+      </w:r>
+    </w:p>
+    <w:p>
+      <w:pPr>
+        <w:pStyle w:val="ListParagraph"/>
+        <w:numPr>
+          <w:ilvl w:val="0"/>
+          <w:numId w:val="2"/>
+        </w:numPr>
+        <w:spacing w:after="60" w:line="264"/>
+      </w:pPr>
+      <w:r>
+        <w:rPr>
+          <w:b/>
+          <w:bCs/>
+        </w:rPr>
+        <w:t xml:space="preserve">Pelota pegada a la banda:</w:t>
+      </w:r>
+      <w:r>
+        <w:t xml:space="preserve"> bounceAim() apunta contra la pared con la componente normal agrandada (dividida por BALL_RESTITUTION) para que el rebote lleve la pelota hacia el objetivo, y moveAround() la rodea en vez de empujarla.</w:t>
+      </w:r>
+    </w:p>
+    <w:p>
+      <w:pPr>
+        <w:pStyle w:val="ListParagraph"/>
+        <w:numPr>
+          <w:ilvl w:val="0"/>
+          <w:numId w:val="2"/>
+        </w:numPr>
+        <w:spacing w:after="60" w:line="264"/>
+      </w:pPr>
+      <w:r>
+        <w:rPr>
+          <w:b/>
+          <w:bCs/>
+        </w:rPr>
+        <w:t xml:space="preserve">Pases, despejes y toques:</w:t>
+      </w:r>
+      <w:r>
+        <w:t xml:space="preserve"> passPower() calcula la potencia para que la pelota recorra la distancia llegando todavía a ≈ 8 m/s. Con el rival pegado a la pelota hace un toque al espacio (adelante y al lado contrario del rival); en su zona de peligro (7 m de profundidad por 17 m de ancho frente a su arco) con un rival encima despeja largo; y si lleva más de ≈ 1,6 s sin sacar la pelota del mismo lugar, despeja.</w:t>
+      </w:r>
+    </w:p>
+    <w:p>
+      <w:pPr>
+        <w:pStyle w:val="ListParagraph"/>
+        <w:numPr>
+          <w:ilvl w:val="0"/>
+          <w:numId w:val="2"/>
+        </w:numPr>
+        <w:spacing w:after="60" w:line="264"/>
+      </w:pPr>
+      <w:r>
+        <w:rPr>
+          <w:b/>
+          <w:bCs/>
+        </w:rPr>
+        <w:t xml:space="preserve">2 vs 2:</w:t>
+      </w:r>
+      <w:r>
+        <w:t xml:space="preserve"> con la pelota, presionada y con el compañero adelante, a entre 4 y 18 m y con la línea libre, le pasa (un poco adelantado). Los rivales IA del 2 vs 2 usan esta misma clase.</w:t>
+      </w:r>
+    </w:p>
+    <w:p>
+      <w:pPr>
+        <w:pStyle w:val="ListParagraph"/>
+        <w:numPr>
+          <w:ilvl w:val="0"/>
+          <w:numId w:val="2"/>
+        </w:numPr>
+        <w:spacing w:after="60" w:line="264"/>
+      </w:pPr>
+      <w:r>
+        <w:rPr>
+          <w:b/>
+          <w:bCs/>
+        </w:rPr>
+        <w:t xml:space="preserve">Defensa:</w:t>
+      </w:r>
+      <w:r>
+        <w:t xml:space="preserve"> se coloca entre la pelota y su arco, a una distancia que se acorta (de 3,2 a 1,8 m) cuanto más cerca está del área, y solo barre si llega a la pelota antes que al rival.</w:t>
+      </w:r>
+    </w:p>
+    <w:p>
+      <w:pPr>
+        <w:pStyle w:val="ListParagraph"/>
+        <w:numPr>
+          <w:ilvl w:val="0"/>
+          <w:numId w:val="2"/>
+        </w:numPr>
+        <w:spacing w:after="60" w:line="264"/>
+      </w:pPr>
+      <w:r>
+        <w:rPr>
+          <w:b/>
+          <w:bCs/>
+        </w:rPr>
+        <w:t xml:space="preserve">Lo que no cambia:</w:t>
+      </w:r>
+      <w:r>
+        <w:t xml:space="preserve"> sigue sin ver el marcador ni el reloj ni conocer el tiempo de la ventaja (lo aclara el propio código).</w:t>
+      </w:r>
+    </w:p>
+    <w:p>
+      <w:pPr>
+        <w:pStyle w:val="Heading3"/>
+      </w:pPr>
+      <w:r>
+        <w:t xml:space="preserve">2.3 Menos faltas</w:t>
+      </w:r>
+    </w:p>
+    <w:p>
+      <w:pPr>
+        <w:pStyle w:val="ListParagraph"/>
+        <w:numPr>
+          <w:ilvl w:val="0"/>
+          <w:numId w:val="2"/>
+        </w:numPr>
+        <w:spacing w:after="60" w:line="264"/>
+      </w:pPr>
+      <w:r>
+        <w:rPr>
+          <w:b/>
+          <w:bCs/>
+        </w:rPr>
+        <w:t xml:space="preserve">Constants:</w:t>
+      </w:r>
+      <w:r>
+        <w:t xml:space="preserve"> AI_RISKY_SLIDE_CHANCE baja de 0,010 a 0,0015. Es el único cambio de ese archivo.</w:t>
+      </w:r>
+    </w:p>
+    <w:p>
+      <w:pPr>
+        <w:pStyle w:val="ListParagraph"/>
+        <w:numPr>
+          <w:ilvl w:val="0"/>
+          <w:numId w:val="2"/>
+        </w:numPr>
+        <w:spacing w:after="60" w:line="264"/>
+      </w:pPr>
+      <w:r>
+        <w:rPr>
+          <w:b/>
+          <w:bCs/>
+        </w:rPr>
+        <w:t xml:space="preserve">trySlide():</w:t>
+      </w:r>
+      <w:r>
+        <w:t xml:space="preserve"> la barrida limpia baja de 0,35 a 0,25 y, dentro de su área, de 0,10 a 0,05; la arriesgada dentro del área sigue en 0,0005.</w:t>
+      </w:r>
+    </w:p>
+    <w:tbl>
+      <w:tblPr>
+        <w:tblW w:type="dxa" w:w="9026"/>
+        <w:tblBorders>
+          <w:top w:val="single" w:color="auto" w:sz="4"/>
+          <w:left w:val="single" w:color="auto" w:sz="4"/>
+          <w:bottom w:val="single" w:color="auto" w:sz="4"/>
+          <w:right w:val="single" w:color="auto" w:sz="4"/>
+          <w:insideH w:val="single" w:color="auto" w:sz="4"/>
+          <w:insideV w:val="single" w:color="auto" w:sz="4"/>
+        </w:tblBorders>
+      </w:tblPr>
+      <w:tblGrid>
+        <w:gridCol w:w="3000"/>
+        <w:gridCol w:w="3000"/>
+        <w:gridCol w:w="3026"/>
+      </w:tblGrid>
+      <w:tr>
+        <w:trPr>
+          <w:tblHeader/>
+        </w:trPr>
+        <w:tc>
+          <w:tcPr>
+            <w:tcW w:type="dxa" w:w="3000"/>
+            <w:tcBorders>
+              <w:top w:val="single" w:color="D1D5DB" w:sz="4"/>
+              <w:left w:val="single" w:color="D1D5DB" w:sz="4"/>
+              <w:bottom w:val="single" w:color="D1D5DB" w:sz="4"/>
+              <w:right w:val="single" w:color="D1D5DB" w:sz="4"/>
+            </w:tcBorders>
+            <w:shd w:fill="1F2937" w:val="clear"/>
+            <w:tcMar>
+              <w:top w:type="dxa" w:w="70"/>
+              <w:left w:type="dxa" w:w="110"/>
+              <w:bottom w:type="dxa" w:w="70"/>
+              <w:right w:type="dxa" w:w="110"/>
+            </w:tcMar>
+          </w:tcPr>
+          <w:p>
+            <w:pPr>
+              <w:spacing w:after="0" w:line="252"/>
+              <w:jc w:val="left"/>
+            </w:pPr>
+            <w:r>
+              <w:rPr>
+                <w:b/>
+                <w:bCs/>
+                <w:color w:val="FFFFFF"/>
+                <w:sz w:val="19"/>
+                <w:szCs w:val="19"/>
+              </w:rPr>
+              <w:t xml:space="preserve">Medición por partido de 2 min</w:t>
+            </w:r>
+          </w:p>
+        </w:tc>
+        <w:tc>
+          <w:tcPr>
+            <w:tcW w:type="dxa" w:w="3000"/>
+            <w:tcBorders>
+              <w:top w:val="single" w:color="D1D5DB" w:sz="4"/>
+              <w:left w:val="single" w:color="D1D5DB" w:sz="4"/>
+              <w:bottom w:val="single" w:color="D1D5DB" w:sz="4"/>
+              <w:right w:val="single" w:color="D1D5DB" w:sz="4"/>
+            </w:tcBorders>
+            <w:shd w:fill="1F2937" w:val="clear"/>
+            <w:tcMar>
+              <w:top w:type="dxa" w:w="70"/>
+              <w:left w:type="dxa" w:w="110"/>
+              <w:bottom w:type="dxa" w:w="70"/>
+              <w:right w:type="dxa" w:w="110"/>
+            </w:tcMar>
+          </w:tcPr>
+          <w:p>
+            <w:pPr>
+              <w:spacing w:after="0" w:line="252"/>
+              <w:jc w:val="left"/>
+            </w:pPr>
+            <w:r>
+              <w:rPr>
+                <w:b/>
+                <w:bCs/>
+                <w:color w:val="FFFFFF"/>
+                <w:sz w:val="19"/>
+                <w:szCs w:val="19"/>
+              </w:rPr>
+              <w:t xml:space="preserve">IA de la MK8</w:t>
+            </w:r>
+          </w:p>
+        </w:tc>
+        <w:tc>
+          <w:tcPr>
+            <w:tcW w:type="dxa" w:w="3026"/>
+            <w:tcBorders>
+              <w:top w:val="single" w:color="D1D5DB" w:sz="4"/>
+              <w:left w:val="single" w:color="D1D5DB" w:sz="4"/>
+              <w:bottom w:val="single" w:color="D1D5DB" w:sz="4"/>
+              <w:right w:val="single" w:color="D1D5DB" w:sz="4"/>
+            </w:tcBorders>
+            <w:shd w:fill="1F2937" w:val="clear"/>
+            <w:tcMar>
+              <w:top w:type="dxa" w:w="70"/>
+              <w:left w:type="dxa" w:w="110"/>
+              <w:bottom w:type="dxa" w:w="70"/>
+              <w:right w:type="dxa" w:w="110"/>
+            </w:tcMar>
+          </w:tcPr>
+          <w:p>
+            <w:pPr>
+              <w:spacing w:after="0" w:line="252"/>
+              <w:jc w:val="left"/>
+            </w:pPr>
+            <w:r>
+              <w:rPr>
+                <w:b/>
+                <w:bCs/>
+                <w:color w:val="FFFFFF"/>
+                <w:sz w:val="19"/>
+                <w:szCs w:val="19"/>
+              </w:rPr>
+              <w:t xml:space="preserve">IA nueva</w:t>
+            </w:r>
+          </w:p>
+        </w:tc>
+      </w:tr>
+      <w:tr>
+        <w:trPr>
+          <w:cantSplit/>
+        </w:trPr>
+        <w:tc>
+          <w:tcPr>
+            <w:tcW w:type="dxa" w:w="3000"/>
+            <w:tcBorders>
+              <w:top w:val="single" w:color="D1D5DB" w:sz="4"/>
+              <w:left w:val="single" w:color="D1D5DB" w:sz="4"/>
+              <w:bottom w:val="single" w:color="D1D5DB" w:sz="4"/>
+              <w:right w:val="single" w:color="D1D5DB" w:sz="4"/>
+            </w:tcBorders>
+            <w:shd w:fill="F3F4F6" w:val="clear"/>
+            <w:tcMar>
+              <w:top w:type="dxa" w:w="70"/>
+              <w:left w:type="dxa" w:w="110"/>
+              <w:bottom w:type="dxa" w:w="70"/>
+              <w:right w:type="dxa" w:w="110"/>
+            </w:tcMar>
+          </w:tcPr>
+          <w:p>
+            <w:pPr>
+              <w:spacing w:after="0" w:line="252"/>
+              <w:jc w:val="left"/>
+            </w:pPr>
+            <w:r>
+              <w:rPr>
+                <w:b w:val="false"/>
+                <w:bCs w:val="false"/>
+                <w:sz w:val="19"/>
+                <w:szCs w:val="19"/>
+              </w:rPr>
+              <w:t xml:space="preserve">Faltas de la IA</w:t>
+            </w:r>
+          </w:p>
+        </w:tc>
+        <w:tc>
+          <w:tcPr>
+            <w:tcW w:type="dxa" w:w="3000"/>
+            <w:tcBorders>
+              <w:top w:val="single" w:color="D1D5DB" w:sz="4"/>
+              <w:left w:val="single" w:color="D1D5DB" w:sz="4"/>
+              <w:bottom w:val="single" w:color="D1D5DB" w:sz="4"/>
+              <w:right w:val="single" w:color="D1D5DB" w:sz="4"/>
+            </w:tcBorders>
+            <w:shd w:fill="F3F4F6" w:val="clear"/>
+            <w:tcMar>
+              <w:top w:type="dxa" w:w="70"/>
+              <w:left w:type="dxa" w:w="110"/>
+              <w:bottom w:type="dxa" w:w="70"/>
+              <w:right w:type="dxa" w:w="110"/>
+            </w:tcMar>
+          </w:tcPr>
+          <w:p>
+            <w:pPr>
+              <w:spacing w:after="0" w:line="252"/>
+              <w:jc w:val="left"/>
+            </w:pPr>
+            <w:r>
+              <w:rPr>
+                <w:b w:val="false"/>
+                <w:bCs w:val="false"/>
+                <w:sz w:val="19"/>
+                <w:szCs w:val="19"/>
+              </w:rPr>
+              <w:t xml:space="preserve">≈ 1,1</w:t>
+            </w:r>
+          </w:p>
+        </w:tc>
+        <w:tc>
+          <w:tcPr>
+            <w:tcW w:type="dxa" w:w="3026"/>
+            <w:tcBorders>
+              <w:top w:val="single" w:color="D1D5DB" w:sz="4"/>
+              <w:left w:val="single" w:color="D1D5DB" w:sz="4"/>
+              <w:bottom w:val="single" w:color="D1D5DB" w:sz="4"/>
+              <w:right w:val="single" w:color="D1D5DB" w:sz="4"/>
+            </w:tcBorders>
+            <w:shd w:fill="F3F4F6" w:val="clear"/>
+            <w:tcMar>
+              <w:top w:type="dxa" w:w="70"/>
+              <w:left w:type="dxa" w:w="110"/>
+              <w:bottom w:type="dxa" w:w="70"/>
+              <w:right w:type="dxa" w:w="110"/>
+            </w:tcMar>
+          </w:tcPr>
+          <w:p>
+            <w:pPr>
+              <w:spacing w:after="0" w:line="252"/>
+              <w:jc w:val="left"/>
+            </w:pPr>
+            <w:r>
+              <w:rPr>
+                <w:b w:val="false"/>
+                <w:bCs w:val="false"/>
+                <w:sz w:val="19"/>
+                <w:szCs w:val="19"/>
+              </w:rPr>
+              <w:t xml:space="preserve">≈ 0,5</w:t>
+            </w:r>
+          </w:p>
+        </w:tc>
+      </w:tr>
+      <w:tr>
+        <w:trPr>
+          <w:cantSplit/>
+        </w:trPr>
+        <w:tc>
+          <w:tcPr>
+            <w:tcW w:type="dxa" w:w="3000"/>
+            <w:tcBorders>
+              <w:top w:val="single" w:color="D1D5DB" w:sz="4"/>
+              <w:left w:val="single" w:color="D1D5DB" w:sz="4"/>
+              <w:bottom w:val="single" w:color="D1D5DB" w:sz="4"/>
+              <w:right w:val="single" w:color="D1D5DB" w:sz="4"/>
+            </w:tcBorders>
+            <w:tcMar>
+              <w:top w:type="dxa" w:w="70"/>
+              <w:left w:type="dxa" w:w="110"/>
+              <w:bottom w:type="dxa" w:w="70"/>
+              <w:right w:type="dxa" w:w="110"/>
+            </w:tcMar>
+          </w:tcPr>
+          <w:p>
+            <w:pPr>
+              <w:spacing w:after="0" w:line="252"/>
+              <w:jc w:val="left"/>
+            </w:pPr>
+            <w:r>
+              <w:rPr>
+                <w:b w:val="false"/>
+                <w:bCs w:val="false"/>
+                <w:sz w:val="19"/>
+                <w:szCs w:val="19"/>
+              </w:rPr>
+              <w:t xml:space="preserve">Rojas</w:t>
+            </w:r>
+          </w:p>
+        </w:tc>
+        <w:tc>
+          <w:tcPr>
+            <w:tcW w:type="dxa" w:w="3000"/>
+            <w:tcBorders>
+              <w:top w:val="single" w:color="D1D5DB" w:sz="4"/>
+              <w:left w:val="single" w:color="D1D5DB" w:sz="4"/>
+              <w:bottom w:val="single" w:color="D1D5DB" w:sz="4"/>
+              <w:right w:val="single" w:color="D1D5DB" w:sz="4"/>
+            </w:tcBorders>
+            <w:tcMar>
+              <w:top w:type="dxa" w:w="70"/>
+              <w:left w:type="dxa" w:w="110"/>
+              <w:bottom w:type="dxa" w:w="70"/>
+              <w:right w:type="dxa" w:w="110"/>
+            </w:tcMar>
+          </w:tcPr>
+          <w:p>
+            <w:pPr>
+              <w:spacing w:after="0" w:line="252"/>
+              <w:jc w:val="left"/>
+            </w:pPr>
+            <w:r>
+              <w:rPr>
+                <w:b w:val="false"/>
+                <w:bCs w:val="false"/>
+                <w:sz w:val="19"/>
+                <w:szCs w:val="19"/>
+              </w:rPr>
+              <w:t xml:space="preserve">≈ 0,27</w:t>
+            </w:r>
+          </w:p>
+        </w:tc>
+        <w:tc>
+          <w:tcPr>
+            <w:tcW w:type="dxa" w:w="3026"/>
+            <w:tcBorders>
+              <w:top w:val="single" w:color="D1D5DB" w:sz="4"/>
+              <w:left w:val="single" w:color="D1D5DB" w:sz="4"/>
+              <w:bottom w:val="single" w:color="D1D5DB" w:sz="4"/>
+              <w:right w:val="single" w:color="D1D5DB" w:sz="4"/>
+            </w:tcBorders>
+            <w:tcMar>
+              <w:top w:type="dxa" w:w="70"/>
+              <w:left w:type="dxa" w:w="110"/>
+              <w:bottom w:type="dxa" w:w="70"/>
+              <w:right w:type="dxa" w:w="110"/>
+            </w:tcMar>
+          </w:tcPr>
+          <w:p>
+            <w:pPr>
+              <w:spacing w:after="0" w:line="252"/>
+              <w:jc w:val="left"/>
+            </w:pPr>
+            <w:r>
+              <w:rPr>
+                <w:b w:val="false"/>
+                <w:bCs w:val="false"/>
+                <w:sz w:val="19"/>
+                <w:szCs w:val="19"/>
+              </w:rPr>
+              <w:t xml:space="preserve">≈ 0,07</w:t>
+            </w:r>
+          </w:p>
+        </w:tc>
+      </w:tr>
+    </w:tbl>
+    <w:p>
+      <w:pPr>
+        <w:spacing w:after="120"/>
+      </w:pPr>
+    </w:p>
+    <w:p>
+      <w:pPr>
+        <w:pStyle w:val="ListParagraph"/>
+        <w:numPr>
+          <w:ilvl w:val="0"/>
+          <w:numId w:val="2"/>
+        </w:numPr>
+        <w:spacing w:after="60" w:line="264"/>
+      </w:pPr>
+      <w:r>
+        <w:rPr>
+          <w:b/>
+          <w:bCs/>
+        </w:rPr>
+        <w:t xml:space="preserve">Resultado:</w:t>
+      </w:r>
+      <w:r>
+        <w:t xml:space="preserve"> pese a ser más cauta, la IA nueva le sigue ganando a la de la MK8 (38-15 según el informe, que no aclara la unidad).</w:t>
+      </w:r>
+    </w:p>
+    <w:p>
+      <w:pPr>
+        <w:pStyle w:val="ListParagraph"/>
+        <w:numPr>
+          <w:ilvl w:val="0"/>
+          <w:numId w:val="2"/>
+        </w:numPr>
+        <w:spacing w:after="60" w:line="264"/>
+      </w:pPr>
+      <w:r>
+        <w:rPr>
+          <w:b/>
+          <w:bCs/>
+        </w:rPr>
+        <w:t xml:space="preserve">Cifras que no coinciden:</w:t>
+      </w:r>
+      <w:r>
+        <w:t xml:space="preserve"> la MK8 informó ≈ 1,7 faltas y ≈ 0,1 rojas para la misma IA, y el informe de la MK9 mide ≈ 1,1 y ≈ 0,27. No explica la diferencia, que probablemente venga de las condiciones de cada medición; por eso no se restan entre sí.</w:t>
+      </w:r>
+    </w:p>
+    <w:p>
+      <w:pPr>
+        <w:pStyle w:val="Heading3"/>
+      </w:pPr>
+      <w:r>
+        <w:t xml:space="preserve">2.4 Resultados IA contra IA</w:t>
+      </w:r>
+    </w:p>
+    <w:tbl>
+      <w:tblPr>
+        <w:tblW w:type="dxa" w:w="9026"/>
+        <w:tblBorders>
+          <w:top w:val="single" w:color="auto" w:sz="4"/>
+          <w:left w:val="single" w:color="auto" w:sz="4"/>
+          <w:bottom w:val="single" w:color="auto" w:sz="4"/>
+          <w:right w:val="single" w:color="auto" w:sz="4"/>
+          <w:insideH w:val="single" w:color="auto" w:sz="4"/>
+          <w:insideV w:val="single" w:color="auto" w:sz="4"/>
+        </w:tblBorders>
+      </w:tblPr>
+      <w:tblGrid>
+        <w:gridCol w:w="3400"/>
+        <w:gridCol w:w="2800"/>
+        <w:gridCol w:w="2826"/>
+      </w:tblGrid>
+      <w:tr>
+        <w:trPr>
+          <w:tblHeader/>
+        </w:trPr>
+        <w:tc>
+          <w:tcPr>
+            <w:tcW w:type="dxa" w:w="3400"/>
+            <w:tcBorders>
+              <w:top w:val="single" w:color="D1D5DB" w:sz="4"/>
+              <w:left w:val="single" w:color="D1D5DB" w:sz="4"/>
+              <w:bottom w:val="single" w:color="D1D5DB" w:sz="4"/>
+              <w:right w:val="single" w:color="D1D5DB" w:sz="4"/>
+            </w:tcBorders>
+            <w:shd w:fill="1F2937" w:val="clear"/>
+            <w:tcMar>
+              <w:top w:type="dxa" w:w="70"/>
+              <w:left w:type="dxa" w:w="110"/>
+              <w:bottom w:type="dxa" w:w="70"/>
+              <w:right w:type="dxa" w:w="110"/>
+            </w:tcMar>
+          </w:tcPr>
+          <w:p>
+            <w:pPr>
+              <w:spacing w:after="0" w:line="252"/>
+              <w:jc w:val="left"/>
+            </w:pPr>
+            <w:r>
+              <w:rPr>
+                <w:b/>
+                <w:bCs/>
+                <w:color w:val="FFFFFF"/>
+                <w:sz w:val="19"/>
+                <w:szCs w:val="19"/>
+              </w:rPr>
+              <w:t xml:space="preserve">Enfrentamiento (2 min)</w:t>
+            </w:r>
+          </w:p>
+        </w:tc>
+        <w:tc>
+          <w:tcPr>
+            <w:tcW w:type="dxa" w:w="2800"/>
+            <w:tcBorders>
+              <w:top w:val="single" w:color="D1D5DB" w:sz="4"/>
+              <w:left w:val="single" w:color="D1D5DB" w:sz="4"/>
+              <w:bottom w:val="single" w:color="D1D5DB" w:sz="4"/>
+              <w:right w:val="single" w:color="D1D5DB" w:sz="4"/>
+            </w:tcBorders>
+            <w:shd w:fill="1F2937" w:val="clear"/>
+            <w:tcMar>
+              <w:top w:type="dxa" w:w="70"/>
+              <w:left w:type="dxa" w:w="110"/>
+              <w:bottom w:type="dxa" w:w="70"/>
+              <w:right w:type="dxa" w:w="110"/>
+            </w:tcMar>
+          </w:tcPr>
+          <w:p>
+            <w:pPr>
+              <w:spacing w:after="0" w:line="252"/>
+              <w:jc w:val="left"/>
+            </w:pPr>
+            <w:r>
+              <w:rPr>
+                <w:b/>
+                <w:bCs/>
+                <w:color w:val="FFFFFF"/>
+                <w:sz w:val="19"/>
+                <w:szCs w:val="19"/>
+              </w:rPr>
+              <w:t xml:space="preserve">Resultado informado</w:t>
+            </w:r>
+          </w:p>
+        </w:tc>
+        <w:tc>
+          <w:tcPr>
+            <w:tcW w:type="dxa" w:w="2826"/>
+            <w:tcBorders>
+              <w:top w:val="single" w:color="D1D5DB" w:sz="4"/>
+              <w:left w:val="single" w:color="D1D5DB" w:sz="4"/>
+              <w:bottom w:val="single" w:color="D1D5DB" w:sz="4"/>
+              <w:right w:val="single" w:color="D1D5DB" w:sz="4"/>
+            </w:tcBorders>
+            <w:shd w:fill="1F2937" w:val="clear"/>
+            <w:tcMar>
+              <w:top w:type="dxa" w:w="70"/>
+              <w:left w:type="dxa" w:w="110"/>
+              <w:bottom w:type="dxa" w:w="70"/>
+              <w:right w:type="dxa" w:w="110"/>
+            </w:tcMar>
+          </w:tcPr>
+          <w:p>
+            <w:pPr>
+              <w:spacing w:after="0" w:line="252"/>
+              <w:jc w:val="left"/>
+            </w:pPr>
+            <w:r>
+              <w:rPr>
+                <w:b/>
+                <w:bCs/>
+                <w:color w:val="FFFFFF"/>
+                <w:sz w:val="19"/>
+                <w:szCs w:val="19"/>
+              </w:rPr>
+              <w:t xml:space="preserve">Observación</w:t>
+            </w:r>
+          </w:p>
+        </w:tc>
+      </w:tr>
+      <w:tr>
+        <w:trPr>
+          <w:cantSplit/>
+        </w:trPr>
+        <w:tc>
+          <w:tcPr>
+            <w:tcW w:type="dxa" w:w="3400"/>
+            <w:tcBorders>
+              <w:top w:val="single" w:color="D1D5DB" w:sz="4"/>
+              <w:left w:val="single" w:color="D1D5DB" w:sz="4"/>
+              <w:bottom w:val="single" w:color="D1D5DB" w:sz="4"/>
+              <w:right w:val="single" w:color="D1D5DB" w:sz="4"/>
+            </w:tcBorders>
+            <w:shd w:fill="F3F4F6" w:val="clear"/>
+            <w:tcMar>
+              <w:top w:type="dxa" w:w="70"/>
+              <w:left w:type="dxa" w:w="110"/>
+              <w:bottom w:type="dxa" w:w="70"/>
+              <w:right w:type="dxa" w:w="110"/>
+            </w:tcMar>
+          </w:tcPr>
+          <w:p>
+            <w:pPr>
+              <w:spacing w:after="0" w:line="252"/>
+              <w:jc w:val="left"/>
+            </w:pPr>
+            <w:r>
+              <w:rPr>
+                <w:b w:val="false"/>
+                <w:bCs w:val="false"/>
+                <w:sz w:val="19"/>
+                <w:szCs w:val="19"/>
+              </w:rPr>
+              <w:t xml:space="preserve">NORMAL contra FÁCIL</w:t>
+            </w:r>
+          </w:p>
+        </w:tc>
+        <w:tc>
+          <w:tcPr>
+            <w:tcW w:type="dxa" w:w="2800"/>
+            <w:tcBorders>
+              <w:top w:val="single" w:color="D1D5DB" w:sz="4"/>
+              <w:left w:val="single" w:color="D1D5DB" w:sz="4"/>
+              <w:bottom w:val="single" w:color="D1D5DB" w:sz="4"/>
+              <w:right w:val="single" w:color="D1D5DB" w:sz="4"/>
+            </w:tcBorders>
+            <w:shd w:fill="F3F4F6" w:val="clear"/>
+            <w:tcMar>
+              <w:top w:type="dxa" w:w="70"/>
+              <w:left w:type="dxa" w:w="110"/>
+              <w:bottom w:type="dxa" w:w="70"/>
+              <w:right w:type="dxa" w:w="110"/>
+            </w:tcMar>
+          </w:tcPr>
+          <w:p>
+            <w:pPr>
+              <w:spacing w:after="0" w:line="252"/>
+              <w:jc w:val="left"/>
+            </w:pPr>
+            <w:r>
+              <w:rPr>
+                <w:b w:val="false"/>
+                <w:bCs w:val="false"/>
+                <w:sz w:val="19"/>
+                <w:szCs w:val="19"/>
+              </w:rPr>
+              <w:t xml:space="preserve">87-13</w:t>
+            </w:r>
+          </w:p>
+        </w:tc>
+        <w:tc>
+          <w:tcPr>
+            <w:tcW w:type="dxa" w:w="2826"/>
+            <w:tcBorders>
+              <w:top w:val="single" w:color="D1D5DB" w:sz="4"/>
+              <w:left w:val="single" w:color="D1D5DB" w:sz="4"/>
+              <w:bottom w:val="single" w:color="D1D5DB" w:sz="4"/>
+              <w:right w:val="single" w:color="D1D5DB" w:sz="4"/>
+            </w:tcBorders>
+            <w:shd w:fill="F3F4F6" w:val="clear"/>
+            <w:tcMar>
+              <w:top w:type="dxa" w:w="70"/>
+              <w:left w:type="dxa" w:w="110"/>
+              <w:bottom w:type="dxa" w:w="70"/>
+              <w:right w:type="dxa" w:w="110"/>
+            </w:tcMar>
+          </w:tcPr>
+          <w:p>
+            <w:pPr>
+              <w:spacing w:after="0" w:line="252"/>
+              <w:jc w:val="left"/>
+            </w:pPr>
+            <w:r>
+              <w:rPr>
+                <w:b w:val="false"/>
+                <w:bCs w:val="false"/>
+                <w:sz w:val="19"/>
+                <w:szCs w:val="19"/>
+              </w:rPr>
+              <w:t xml:space="preserve">El informe no aclara la unidad</w:t>
+            </w:r>
+          </w:p>
+        </w:tc>
+      </w:tr>
+      <w:tr>
+        <w:trPr>
+          <w:cantSplit/>
+        </w:trPr>
+        <w:tc>
+          <w:tcPr>
+            <w:tcW w:type="dxa" w:w="3400"/>
+            <w:tcBorders>
+              <w:top w:val="single" w:color="D1D5DB" w:sz="4"/>
+              <w:left w:val="single" w:color="D1D5DB" w:sz="4"/>
+              <w:bottom w:val="single" w:color="D1D5DB" w:sz="4"/>
+              <w:right w:val="single" w:color="D1D5DB" w:sz="4"/>
+            </w:tcBorders>
+            <w:tcMar>
+              <w:top w:type="dxa" w:w="70"/>
+              <w:left w:type="dxa" w:w="110"/>
+              <w:bottom w:type="dxa" w:w="70"/>
+              <w:right w:type="dxa" w:w="110"/>
+            </w:tcMar>
+          </w:tcPr>
+          <w:p>
+            <w:pPr>
+              <w:spacing w:after="0" w:line="252"/>
+              <w:jc w:val="left"/>
+            </w:pPr>
+            <w:r>
+              <w:rPr>
+                <w:b w:val="false"/>
+                <w:bCs w:val="false"/>
+                <w:sz w:val="19"/>
+                <w:szCs w:val="19"/>
+              </w:rPr>
+              <w:t xml:space="preserve">DIFÍCIL contra NORMAL</w:t>
+            </w:r>
+          </w:p>
+        </w:tc>
+        <w:tc>
+          <w:tcPr>
+            <w:tcW w:type="dxa" w:w="2800"/>
+            <w:tcBorders>
+              <w:top w:val="single" w:color="D1D5DB" w:sz="4"/>
+              <w:left w:val="single" w:color="D1D5DB" w:sz="4"/>
+              <w:bottom w:val="single" w:color="D1D5DB" w:sz="4"/>
+              <w:right w:val="single" w:color="D1D5DB" w:sz="4"/>
+            </w:tcBorders>
+            <w:tcMar>
+              <w:top w:type="dxa" w:w="70"/>
+              <w:left w:type="dxa" w:w="110"/>
+              <w:bottom w:type="dxa" w:w="70"/>
+              <w:right w:type="dxa" w:w="110"/>
+            </w:tcMar>
+          </w:tcPr>
+          <w:p>
+            <w:pPr>
+              <w:spacing w:after="0" w:line="252"/>
+              <w:jc w:val="left"/>
+            </w:pPr>
+            <w:r>
+              <w:rPr>
+                <w:b w:val="false"/>
+                <w:bCs w:val="false"/>
+                <w:sz w:val="19"/>
+                <w:szCs w:val="19"/>
+              </w:rPr>
+              <w:t xml:space="preserve">64-31</w:t>
+            </w:r>
+          </w:p>
+        </w:tc>
+        <w:tc>
+          <w:tcPr>
+            <w:tcW w:type="dxa" w:w="2826"/>
+            <w:tcBorders>
+              <w:top w:val="single" w:color="D1D5DB" w:sz="4"/>
+              <w:left w:val="single" w:color="D1D5DB" w:sz="4"/>
+              <w:bottom w:val="single" w:color="D1D5DB" w:sz="4"/>
+              <w:right w:val="single" w:color="D1D5DB" w:sz="4"/>
+            </w:tcBorders>
+            <w:tcMar>
+              <w:top w:type="dxa" w:w="70"/>
+              <w:left w:type="dxa" w:w="110"/>
+              <w:bottom w:type="dxa" w:w="70"/>
+              <w:right w:type="dxa" w:w="110"/>
+            </w:tcMar>
+          </w:tcPr>
+          <w:p>
+            <w:pPr>
+              <w:spacing w:after="0" w:line="252"/>
+              <w:jc w:val="left"/>
+            </w:pPr>
+            <w:r>
+              <w:rPr>
+                <w:b w:val="false"/>
+                <w:bCs w:val="false"/>
+                <w:sz w:val="19"/>
+                <w:szCs w:val="19"/>
+              </w:rPr>
+              <w:t xml:space="preserve">El informe no aclara la unidad</w:t>
+            </w:r>
+          </w:p>
+        </w:tc>
+      </w:tr>
+      <w:tr>
+        <w:trPr>
+          <w:cantSplit/>
+        </w:trPr>
+        <w:tc>
+          <w:tcPr>
+            <w:tcW w:type="dxa" w:w="3400"/>
+            <w:tcBorders>
+              <w:top w:val="single" w:color="D1D5DB" w:sz="4"/>
+              <w:left w:val="single" w:color="D1D5DB" w:sz="4"/>
+              <w:bottom w:val="single" w:color="D1D5DB" w:sz="4"/>
+              <w:right w:val="single" w:color="D1D5DB" w:sz="4"/>
+            </w:tcBorders>
+            <w:shd w:fill="F3F4F6" w:val="clear"/>
+            <w:tcMar>
+              <w:top w:type="dxa" w:w="70"/>
+              <w:left w:type="dxa" w:w="110"/>
+              <w:bottom w:type="dxa" w:w="70"/>
+              <w:right w:type="dxa" w:w="110"/>
+            </w:tcMar>
+          </w:tcPr>
+          <w:p>
+            <w:pPr>
+              <w:spacing w:after="0" w:line="252"/>
+              <w:jc w:val="left"/>
+            </w:pPr>
+            <w:r>
+              <w:rPr>
+                <w:b w:val="false"/>
+                <w:bCs w:val="false"/>
+                <w:sz w:val="19"/>
+                <w:szCs w:val="19"/>
+              </w:rPr>
+              <w:t xml:space="preserve">Remates por partido</w:t>
+            </w:r>
+          </w:p>
+        </w:tc>
+        <w:tc>
+          <w:tcPr>
+            <w:tcW w:type="dxa" w:w="2800"/>
+            <w:tcBorders>
+              <w:top w:val="single" w:color="D1D5DB" w:sz="4"/>
+              <w:left w:val="single" w:color="D1D5DB" w:sz="4"/>
+              <w:bottom w:val="single" w:color="D1D5DB" w:sz="4"/>
+              <w:right w:val="single" w:color="D1D5DB" w:sz="4"/>
+            </w:tcBorders>
+            <w:shd w:fill="F3F4F6" w:val="clear"/>
+            <w:tcMar>
+              <w:top w:type="dxa" w:w="70"/>
+              <w:left w:type="dxa" w:w="110"/>
+              <w:bottom w:type="dxa" w:w="70"/>
+              <w:right w:type="dxa" w:w="110"/>
+            </w:tcMar>
+          </w:tcPr>
+          <w:p>
+            <w:pPr>
+              <w:spacing w:after="0" w:line="252"/>
+              <w:jc w:val="left"/>
+            </w:pPr>
+            <w:r>
+              <w:rPr>
+                <w:b w:val="false"/>
+                <w:bCs w:val="false"/>
+                <w:sz w:val="19"/>
+                <w:szCs w:val="19"/>
+              </w:rPr>
+              <w:t xml:space="preserve">4 a 11</w:t>
+            </w:r>
+          </w:p>
+        </w:tc>
+        <w:tc>
+          <w:tcPr>
+            <w:tcW w:type="dxa" w:w="2826"/>
+            <w:tcBorders>
+              <w:top w:val="single" w:color="D1D5DB" w:sz="4"/>
+              <w:left w:val="single" w:color="D1D5DB" w:sz="4"/>
+              <w:bottom w:val="single" w:color="D1D5DB" w:sz="4"/>
+              <w:right w:val="single" w:color="D1D5DB" w:sz="4"/>
+            </w:tcBorders>
+            <w:shd w:fill="F3F4F6" w:val="clear"/>
+            <w:tcMar>
+              <w:top w:type="dxa" w:w="70"/>
+              <w:left w:type="dxa" w:w="110"/>
+              <w:bottom w:type="dxa" w:w="70"/>
+              <w:right w:type="dxa" w:w="110"/>
+            </w:tcMar>
+          </w:tcPr>
+          <w:p>
+            <w:pPr>
+              <w:spacing w:after="0" w:line="252"/>
+              <w:jc w:val="left"/>
+            </w:pPr>
+            <w:r>
+              <w:rPr>
+                <w:b w:val="false"/>
+                <w:bCs w:val="false"/>
+                <w:sz w:val="19"/>
+                <w:szCs w:val="19"/>
+              </w:rPr>
+              <w:t xml:space="preserve">IA contra IA</w:t>
+            </w:r>
+          </w:p>
+        </w:tc>
+      </w:tr>
+    </w:tbl>
+    <w:p>
+      <w:pPr>
+        <w:spacing w:after="120"/>
+      </w:pPr>
+    </w:p>
+    <w:p>
+      <w:pPr>
+        <w:pStyle w:val="Heading2"/>
+      </w:pPr>
+      <w:r>
+        <w:t xml:space="preserve">3. Arquero que se adelanta</w:t>
+      </w:r>
+    </w:p>
+    <w:p>
+      <w:pPr>
+        <w:pStyle w:val="ListParagraph"/>
+        <w:numPr>
+          <w:ilvl w:val="0"/>
+          <w:numId w:val="2"/>
+        </w:numPr>
+        <w:spacing w:after="60" w:line="264"/>
+      </w:pPr>
+      <w:r>
+        <w:rPr>
+          <w:b/>
+          <w:bCs/>
+        </w:rPr>
+        <w:t xml:space="preserve">Qué cambia:</w:t>
+      </w:r>
+      <w:r>
+        <w:t xml:space="preserve"> GoalkeeperEntity.update() ya no sigue solo la posición Y de la pelota: si viene hacia su arco, a menos de 16 m en X (GK_DIVE_TRIGGER_DIST) y acercándose a más de 3 m/s, apunta a donde va a estar: la Y actual más la velocidad en Y multiplicada por el menor valor entre 0,22 s (GK_LEAD_SECONDS) y lo que tarda la pelota en llegar.</w:t>
+      </w:r>
+    </w:p>
+    <w:p>
+      <w:pPr>
+        <w:pStyle w:val="ListParagraph"/>
+        <w:numPr>
+          <w:ilvl w:val="0"/>
+          <w:numId w:val="2"/>
+        </w:numPr>
+        <w:spacing w:after="60" w:line="264"/>
+      </w:pPr>
+      <w:r>
+        <w:rPr>
+          <w:b/>
+          <w:bCs/>
+        </w:rPr>
+        <w:t xml:space="preserve">Por qué:</w:t>
+      </w:r>
+      <w:r>
+        <w:t xml:space="preserve"> según el comentario del código, un arquero que mira solo la posición actual llega siempre tarde a un remate cruzado.</w:t>
+      </w:r>
+    </w:p>
+    <w:p>
+      <w:pPr>
+        <w:pStyle w:val="ListParagraph"/>
+        <w:numPr>
+          <w:ilvl w:val="0"/>
+          <w:numId w:val="2"/>
+        </w:numPr>
+        <w:spacing w:after="60" w:line="264"/>
+      </w:pPr>
+      <w:r>
+        <w:rPr>
+          <w:b/>
+          <w:bCs/>
+        </w:rPr>
+        <w:t xml:space="preserve">Alcance:</w:t>
+      </w:r>
+      <w:r>
+        <w:t xml:space="preserve"> solo cuando puede estirarse (canDive: no en la cuenta regresiva ni en el festejo). El resto de la lógica del arquero no cambia.</w:t>
+      </w:r>
+    </w:p>
+    <w:p>
+      <w:pPr>
+        <w:pStyle w:val="ListParagraph"/>
+        <w:numPr>
+          <w:ilvl w:val="0"/>
+          <w:numId w:val="2"/>
+        </w:numPr>
+        <w:spacing w:after="60" w:line="264"/>
+      </w:pPr>
+      <w:r>
+        <w:rPr>
+          <w:b/>
+          <w:bCs/>
+        </w:rPr>
+        <w:t xml:space="preserve">Sin medición propia:</w:t>
+      </w:r>
+      <w:r>
+        <w:t xml:space="preserve"> el informe no da cifras del arquero; su efecto queda mezclado en los resultados de la IA.</w:t>
+      </w:r>
+    </w:p>
+    <w:p>
+      <w:pPr>
+        <w:pStyle w:val="Heading2"/>
+      </w:pPr>
+      <w:r>
+        <w:t xml:space="preserve">4. Visuales</w:t>
+      </w:r>
+    </w:p>
+    <w:p>
+      <w:pPr>
+        <w:pStyle w:val="Heading3"/>
+      </w:pPr>
+      <w:r>
+        <w:t xml:space="preserve">4.1 Cuatro variantes de jugador</w:t>
+      </w:r>
+    </w:p>
+    <w:p>
+      <w:pPr>
+        <w:pStyle w:val="ListParagraph"/>
+        <w:numPr>
+          <w:ilvl w:val="0"/>
+          <w:numId w:val="2"/>
+        </w:numPr>
+        <w:spacing w:after="60" w:line="264"/>
+      </w:pPr>
+      <w:r>
+        <w:rPr>
+          <w:b/>
+          <w:bCs/>
+        </w:rPr>
+        <w:t xml:space="preserve">ArtPainter.person(jersey, shorts, keeper, variant):</w:t>
+      </w:r>
+      <w:r>
+        <w:t xml:space="preserve"> 4 variantes que combinan tono de piel y color de pelo (SKINS y HAIRS) con un diseño de camiseta: lisa, rayas verticales, franjas horizontales y banda diagonal.</w:t>
+      </w:r>
+    </w:p>
+    <w:p>
+      <w:pPr>
+        <w:pStyle w:val="ListParagraph"/>
+        <w:numPr>
+          <w:ilvl w:val="0"/>
+          <w:numId w:val="2"/>
+        </w:numPr>
+        <w:spacing w:after="60" w:line="264"/>
+      </w:pPr>
+      <w:r>
+        <w:rPr>
+          <w:b/>
+          <w:bCs/>
+        </w:rPr>
+        <w:t xml:space="preserve">Versión de 3 argumentos:</w:t>
+      </w:r>
+      <w:r>
+        <w:t xml:space="preserve"> es la que usa PixelArtFactory y deduce la variante de los colores con un hash (jersey × 31 + shorts × 17, más 7 si es arquero): cada equipo conserva su aspecto y equipos distintos suelen verse distintos. Como el hash da solo 4 valores, dos equipos pueden coincidir.</w:t>
+      </w:r>
+    </w:p>
+    <w:p>
+      <w:pPr>
+        <w:pStyle w:val="ListParagraph"/>
+        <w:numPr>
+          <w:ilvl w:val="0"/>
+          <w:numId w:val="2"/>
+        </w:numPr>
+        <w:spacing w:after="60" w:line="264"/>
+      </w:pPr>
+      <w:r>
+        <w:rPr>
+          <w:b/>
+          <w:bCs/>
+        </w:rPr>
+        <w:t xml:space="preserve">Online:</w:t>
+      </w:r>
+      <w:r>
+        <w:t xml:space="preserve"> el aspecto sale solo de los colores, así que no necesita datos nuevos en la red.</w:t>
+      </w:r>
+    </w:p>
+    <w:p>
+      <w:pPr>
+        <w:pStyle w:val="Heading3"/>
+      </w:pPr>
+      <w:r>
+        <w:t xml:space="preserve">4.2 Partículas (gfx/Particles)</w:t>
+      </w:r>
+    </w:p>
+    <w:p>
+      <w:pPr>
+        <w:pStyle w:val="ListParagraph"/>
+        <w:numPr>
+          <w:ilvl w:val="0"/>
+          <w:numId w:val="2"/>
+        </w:numPr>
+        <w:spacing w:after="60" w:line="264"/>
+      </w:pPr>
+      <w:r>
+        <w:rPr>
+          <w:b/>
+          <w:bCs/>
+        </w:rPr>
+        <w:t xml:space="preserve">Diseño:</w:t>
+      </w:r>
+      <w:r>
+        <w:t xml:space="preserve"> pool fijo de 220 partículas sin asignaciones por cuadro, con coordenadas en metros de cancha; se dibuja con el ShapeRenderer de la cámara del mundo, justo después de la pelota.</w:t>
+      </w:r>
+    </w:p>
+    <w:p>
+      <w:pPr>
+        <w:pStyle w:val="ListParagraph"/>
+        <w:numPr>
+          <w:ilvl w:val="0"/>
+          <w:numId w:val="2"/>
+        </w:numPr>
+        <w:spacing w:after="60" w:line="264"/>
+      </w:pPr>
+      <w:r>
+        <w:rPr>
+          <w:b/>
+          <w:bCs/>
+        </w:rPr>
+        <w:t xml:space="preserve">Tres efectos:</w:t>
+      </w:r>
+      <w:r>
+        <w:t xml:space="preserve"> kick() abre un abanico de polvo hacia la dirección del pelotazo (4 más hasta 10 partículas según la potencia) y, con potencia mayor a 0,55, suma 6 chispas rápidas; dust() levanta una nube de pasto y tierra en el planchazo (6 a 16 partículas, 40 % verdes); save() lanza 14 destellos amarillos en la atajada.</w:t>
+      </w:r>
+    </w:p>
+    <w:p>
+      <w:pPr>
+        <w:pStyle w:val="ListParagraph"/>
+        <w:numPr>
+          <w:ilvl w:val="0"/>
+          <w:numId w:val="2"/>
+        </w:numPr>
+        <w:spacing w:after="60" w:line="264"/>
+      </w:pPr>
+      <w:r>
+        <w:rPr>
+          <w:b/>
+          <w:bCs/>
+        </w:rPr>
+        <w:t xml:space="preserve">Conexión:</w:t>
+      </w:r>
+      <w:r>
+        <w:t xml:space="preserve"> MatchScreen.updateSfxAndFeedback() las dispara con los mismos eventos de un solo disparo que ya usaban el sonido y el screen shake (pateo, planchazo, atajada) y las limpia al reiniciar el partido.</w:t>
+      </w:r>
+    </w:p>
+    <w:p>
+      <w:pPr>
+        <w:pStyle w:val="Heading3"/>
+      </w:pPr>
+      <w:r>
+        <w:t xml:space="preserve">4.3 Red que se sacude (gfx/NetRipple)</w:t>
+      </w:r>
+    </w:p>
+    <w:p>
+      <w:pPr>
+        <w:pStyle w:val="ListParagraph"/>
+        <w:numPr>
+          <w:ilvl w:val="0"/>
+          <w:numId w:val="2"/>
+        </w:numPr>
+        <w:spacing w:after="60" w:line="264"/>
+      </w:pPr>
+      <w:r>
+        <w:rPr>
+          <w:b/>
+          <w:bCs/>
+        </w:rPr>
+        <w:t xml:space="preserve">Disparo:</w:t>
+      </w:r>
+      <w:r>
+        <w:t xml:space="preserve"> al empezar la fase GOAL_CELEBRATION se llama a netRipple.start() con el lado del gol (isLastGoalByLeft: el equipo izquierdo ataca hacia X+).</w:t>
+      </w:r>
+    </w:p>
+    <w:p>
+      <w:pPr>
+        <w:pStyle w:val="ListParagraph"/>
+        <w:numPr>
+          <w:ilvl w:val="0"/>
+          <w:numId w:val="2"/>
+        </w:numPr>
+        <w:spacing w:after="60" w:line="264"/>
+      </w:pPr>
+      <w:r>
+        <w:rPr>
+          <w:b/>
+          <w:bCs/>
+        </w:rPr>
+        <w:t xml:space="preserve">Efecto:</w:t>
+      </w:r>
+      <w:r>
+        <w:t xml:space="preserve"> una malla blanca de 8 hilos horizontales y 5 verticales se desplaza hasta 0,55 m con una onda que viaja hacia el fondo del arco y se apaga en 1,6 s.</w:t>
+      </w:r>
+    </w:p>
+    <w:p>
+      <w:pPr>
+        <w:pStyle w:val="ListParagraph"/>
+        <w:numPr>
+          <w:ilvl w:val="0"/>
+          <w:numId w:val="2"/>
+        </w:numPr>
+        <w:spacing w:after="60" w:line="264"/>
+      </w:pPr>
+      <w:r>
+        <w:rPr>
+          <w:b/>
+          <w:bCs/>
+        </w:rPr>
+        <w:t xml:space="preserve">Dibujo:</w:t>
+      </w:r>
+      <w:r>
+        <w:t xml:space="preserve"> la cancha es una textura fija, así que la red se dibuja encima de ella, al final del dibujo del fondo.</w:t>
+      </w:r>
+    </w:p>
+    <w:p>
+      <w:pPr>
+        <w:pStyle w:val="Heading2"/>
+      </w:pPr>
+      <w:r>
+        <w:t xml:space="preserve">5. Online y protocolo: sin cambios</w:t>
+      </w:r>
+    </w:p>
+    <w:p>
+      <w:pPr>
+        <w:pStyle w:val="ListParagraph"/>
+        <w:numPr>
+          <w:ilvl w:val="0"/>
+          <w:numId w:val="2"/>
+        </w:numPr>
+        <w:spacing w:after="60" w:line="264"/>
+      </w:pPr>
+      <w:r>
+        <w:rPr>
+          <w:b/>
+          <w:bCs/>
+        </w:rPr>
+        <w:t xml:space="preserve">Versión:</w:t>
+      </w:r>
+      <w:r>
+        <w:t xml:space="preserve"> Protocol.VERSION sigue en 4. Protocol, Snapshot, NetHost, NetClient, SnapshotInterpolator y NetInfo son idénticos a los de la MK8 y el snapshot sigue en ≈ 175 bytes.</w:t>
+      </w:r>
+    </w:p>
+    <w:p>
+      <w:pPr>
+        <w:pStyle w:val="ListParagraph"/>
+        <w:numPr>
+          <w:ilvl w:val="0"/>
+          <w:numId w:val="2"/>
+        </w:numPr>
+        <w:spacing w:after="60" w:line="264"/>
+      </w:pPr>
+      <w:r>
+        <w:rPr>
+          <w:b/>
+          <w:bCs/>
+        </w:rPr>
+        <w:t xml:space="preserve">Efecto sobre el online:</w:t>
+      </w:r>
+      <w:r>
+        <w:t xml:space="preserve"> la IA corre solo en los modos locales (1 jugador y rivales del 2 vs 2), así que el 1 vs 1 online no cambia de reglas; el arquero que se adelanta sí corre en el host. Por la versión, una MK8 y una MK9 deberían poder conectarse; no se probó.</w:t>
+      </w:r>
+    </w:p>
+    <w:p>
+      <w:pPr>
+        <w:pStyle w:val="Heading2"/>
+      </w:pPr>
+      <w:r>
+        <w:t xml:space="preserve">6. Continuidad del retroceso de la MK8 (mandos y 4 jugadores)</w:t>
+      </w:r>
+    </w:p>
+    <w:p>
+      <w:pPr>
+        <w:pStyle w:val="ListParagraph"/>
+        <w:numPr>
+          <w:ilvl w:val="0"/>
+          <w:numId w:val="2"/>
+        </w:numPr>
+        <w:spacing w:after="60" w:line="264"/>
+      </w:pPr>
+      <w:r>
+        <w:rPr>
+          <w:b/>
+          <w:bCs/>
+        </w:rPr>
+        <w:t xml:space="preserve">Estado:</w:t>
+      </w:r>
+      <w:r>
+        <w:t xml:space="preserve"> la MK9 no reincorpora Gamepads.java, GlfwGamepads.java, el modo FOUR_PLAYERS ni las teclas I J K L, N, coma y punto del jugador 2; los menús siguen solo con teclado y mouse.</w:t>
+      </w:r>
+    </w:p>
+    <w:p>
+      <w:pPr>
+        <w:pStyle w:val="ListParagraph"/>
+        <w:numPr>
+          <w:ilvl w:val="0"/>
+          <w:numId w:val="2"/>
+        </w:numPr>
+        <w:spacing w:after="60" w:line="264"/>
+      </w:pPr>
+      <w:r>
+        <w:rPr>
+          <w:b/>
+          <w:bCs/>
+        </w:rPr>
+        <w:t xml:space="preserve">Evidencia:</w:t>
+      </w:r>
+      <w:r>
+        <w:t xml:space="preserve"> ninguna coincidencia de “Gamepad” ni de “FOUR_PLAYERS” en los .java del paquete; DesktopLauncher, GameMode y MatchSetup son idénticos a los de la MK8.</w:t>
+      </w:r>
+    </w:p>
+    <w:p>
+      <w:pPr>
+        <w:pStyle w:val="Heading2"/>
+      </w:pPr>
+      <w:r>
+        <w:t xml:space="preserve">7. Verificación</w:t>
+      </w:r>
+    </w:p>
+    <w:p>
+      <w:pPr>
+        <w:pStyle w:val="ListParagraph"/>
+        <w:numPr>
+          <w:ilvl w:val="0"/>
+          <w:numId w:val="2"/>
+        </w:numPr>
+        <w:spacing w:after="60" w:line="264"/>
+      </w:pPr>
+      <w:r>
+        <w:rPr>
+          <w:b/>
+          <w:bCs/>
+        </w:rPr>
+        <w:t xml:space="preserve">Compilación:</w:t>
+      </w:r>
+      <w:r>
+        <w:t xml:space="preserve"> el informe indica que todo compila; para las partículas y la red aclara además que no se pudieron ver en pantalla (sin GPU en el entorno).</w:t>
+      </w:r>
+    </w:p>
+    <w:p>
+      <w:pPr>
+        <w:pStyle w:val="ListParagraph"/>
+        <w:numPr>
+          <w:ilvl w:val="0"/>
+          <w:numId w:val="2"/>
+        </w:numPr>
+        <w:spacing w:after="60" w:line="264"/>
+      </w:pPr>
+      <w:r>
+        <w:rPr>
+          <w:b/>
+          <w:bCs/>
+        </w:rPr>
+        <w:t xml:space="preserve">Física usada en las pruebas:</w:t>
+      </w:r>
+      <w:r>
+        <w:t xml:space="preserve"> Box2D en Java puro, no el nativo, igual que en la MK8. Según el informe, todas las pruebas anteriores siguen pasando.</w:t>
+      </w:r>
+    </w:p>
+    <w:p>
+      <w:pPr>
+        <w:pStyle w:val="ListParagraph"/>
+        <w:numPr>
+          <w:ilvl w:val="0"/>
+          <w:numId w:val="2"/>
+        </w:numPr>
+        <w:spacing w:after="60" w:line="264"/>
+      </w:pPr>
+      <w:r>
+        <w:rPr>
+          <w:b/>
+          <w:bCs/>
+        </w:rPr>
+        <w:t xml:space="preserve">AiSelfTest (nuevo, 3 comprobaciones):</w:t>
+      </w:r>
+      <w:r>
+        <w:t xml:space="preserve"> los 6 partidos IA contra IA en NORMAL llegan a tiempo completo; la IA remata (mínimo 18 remates en los 6, o sea un promedio de 3); y DIFÍCIL le gana a FÁCIL en 24 partidos con los lados intercambiados.</w:t>
+      </w:r>
+    </w:p>
+    <w:p>
+      <w:pPr>
+        <w:pStyle w:val="ListParagraph"/>
+        <w:numPr>
+          <w:ilvl w:val="0"/>
+          <w:numId w:val="2"/>
+        </w:numPr>
+        <w:spacing w:after="60" w:line="264"/>
+      </w:pPr>
+      <w:r>
+        <w:rPr>
+          <w:b/>
+          <w:bCs/>
+        </w:rPr>
+        <w:t xml:space="preserve">ParticlesSelfTest (nuevo, 5 comprobaciones):</w:t>
+      </w:r>
+      <w:r>
+        <w:t xml:space="preserve"> vacío al inicio; un pateo fuerte genera al menos 10 partículas; el pool no pasa de MAX tras 100 nubes; todo se apaga en ≈ 2 s; y clear() vacía.</w:t>
+      </w:r>
+    </w:p>
+    <w:p>
+      <w:pPr>
+        <w:pStyle w:val="ListParagraph"/>
+        <w:numPr>
+          <w:ilvl w:val="0"/>
+          <w:numId w:val="2"/>
+        </w:numPr>
+        <w:spacing w:after="60" w:line="264"/>
+      </w:pPr>
+      <w:r>
+        <w:rPr>
+          <w:b/>
+          <w:bCs/>
+        </w:rPr>
+        <w:t xml:space="preserve">NetRippleSelfTest (nuevo, 4 comprobaciones):</w:t>
+      </w:r>
+      <w:r>
+        <w:t xml:space="preserve"> quieta al inicio; la onda se mueve y está acotada; se apaga sola; y el arco de X negativo también se mueve. La última solo comprueba que haya desplazamiento, no que tenga el signo esperado.</w:t>
+      </w:r>
+    </w:p>
+    <w:p>
+      <w:pPr>
+        <w:pStyle w:val="ListParagraph"/>
+        <w:numPr>
+          <w:ilvl w:val="0"/>
+          <w:numId w:val="2"/>
+        </w:numPr>
+        <w:spacing w:after="60" w:line="264"/>
+      </w:pPr>
+      <w:r>
+        <w:rPr>
+          <w:b/>
+          <w:bCs/>
+        </w:rPr>
+        <w:t xml:space="preserve">Herramientas de medición:</w:t>
+      </w:r>
+      <w:r>
+        <w:t xml:space="preserve"> AiBench enfrenta la IA de la MK8 (LegacyAI, una copia) contra la nueva, intercambiando de lado, o la nueva contra sí misma, y mide goles, remates, recuperaciones, faltas, posesión y tiempo de pelota suelta; AiTrace y AiGoals imprimen las decisiones y cada gol; ArtPreview vuelca el arte a PNG.</w:t>
+      </w:r>
+    </w:p>
+    <w:p>
+      <w:pPr>
+        <w:pStyle w:val="ListParagraph"/>
+        <w:numPr>
+          <w:ilvl w:val="0"/>
+          <w:numId w:val="2"/>
+        </w:numPr>
+        <w:spacing w:after="60" w:line="264"/>
+      </w:pPr>
+      <w:r>
+        <w:rPr>
+          <w:b/>
+          <w:bCs/>
+        </w:rPr>
+        <w:t xml:space="preserve">Qué se ejecutó al preparar esta bitácora:</w:t>
+      </w:r>
+      <w:r>
+        <w:t xml:space="preserve"> nada. El entorno de redacción solo tiene el entorno de ejecución de Java (sin compilador) y no se pudieron compilar ni correr las pruebas. Las cifras de pruebas son el recuento de llamadas a check() en el código fuente y los resultados son los que informa INFORME_MK9.md.</w:t>
+      </w:r>
+    </w:p>
+    <w:p>
+      <w:pPr>
+        <w:pBdr>
+          <w:left w:val="single" w:color="B8860B" w:sz="18" w:space="8"/>
+        </w:pBdr>
+        <w:shd w:fill="FFF7E0" w:val="clear"/>
+        <w:spacing w:after="140" w:before="80"/>
+        <w:ind w:left="160"/>
+      </w:pPr>
+      <w:r>
+        <w:rPr>
+          <w:b/>
+          <w:bCs/>
+        </w:rPr>
+        <w:t xml:space="preserve">No verificado (importante).</w:t>
+      </w:r>
+      <w:r>
+        <w:t xml:space="preserve"> Todo lo que se dibuja: las partículas, la red que se sacude y las cuatro variantes de jugador (no había GPU), y si las partículas y la red se disparan también en el cliente online. Tampoco se probó la IA nueva con una persona ni su sensación de juego: las mediciones son IA contra IA, con arqueros en NORMAL y en 1 contra 1, así que el pase al compañero del 2 vs 2 no se midió. La estadística “al arco” no cuenta los tiros con rebote en la banda, por lo que subestima los remates de la IA, y FÁCIL podría resultar demasiado fácil (lo advierte el informe). El arquero que se adelanta no tiene medición propia y las cifras de balance de la MK8 (70 / 63 / 53 % de gol a máxima potencia) no se repitieron con él.</w:t>
+      </w:r>
+    </w:p>
+    <w:p>
+      <w:pPr>
+        <w:pBdr>
+          <w:left w:val="single" w:color="B8860B" w:sz="18" w:space="8"/>
+        </w:pBdr>
+        <w:shd w:fill="FFF7E0" w:val="clear"/>
+        <w:spacing w:after="140" w:before="80"/>
+        <w:ind w:left="160"/>
+      </w:pPr>
+      <w:r>
+        <w:rPr>
+          <w:b/>
+          <w:bCs/>
+        </w:rPr>
+        <w:t xml:space="preserve">Aviso sobre esta bitácora:</w:t>
+      </w:r>
+      <w:r>
+        <w:t xml:space="preserve"> las cifras de líneas, los archivos nuevos y modificados y las constantes se obtuvieron comparando los dos paquetes entregados (RivalesFC_MK8 y RivalesFC_MK9); los resultados de las mediciones de la IA son los que informa INFORME_MK9.md y no se reprodujeron. Se encontraron dos desajustes menores: el comentario de SupportAI dice que el retraso de percepción es ≈ 0,27 s en FÁCIL y ≈ 0,1 s en NORMAL, pero el código usa 9 y 5 ticks a 30 Hz (≈ 0,30 y ≈ 0,17 s); y el informe da ≈ 1,1 faltas para la IA de la MK8 donde el informe de la MK8 daba ≈ 1,7.</w:t>
+      </w:r>
+    </w:p>
+    <w:p>
+      <w:pPr>
+        <w:pStyle w:val="Heading2"/>
+      </w:pPr>
+      <w:r>
+        <w:t xml:space="preserve">8. Mapa de cambios por archivo</w:t>
+      </w:r>
+    </w:p>
+    <w:tbl>
+      <w:tblPr>
+        <w:tblW w:type="dxa" w:w="9026"/>
+        <w:tblBorders>
+          <w:top w:val="single" w:color="auto" w:sz="4"/>
+          <w:left w:val="single" w:color="auto" w:sz="4"/>
+          <w:bottom w:val="single" w:color="auto" w:sz="4"/>
+          <w:right w:val="single" w:color="auto" w:sz="4"/>
+          <w:insideH w:val="single" w:color="auto" w:sz="4"/>
+          <w:insideV w:val="single" w:color="auto" w:sz="4"/>
+        </w:tblBorders>
+      </w:tblPr>
+      <w:tblGrid>
+        <w:gridCol w:w="2763"/>
+        <w:gridCol w:w="1658"/>
+        <w:gridCol w:w="4605"/>
+      </w:tblGrid>
+      <w:tr>
+        <w:trPr>
+          <w:tblHeader/>
+        </w:trPr>
+        <w:tc>
+          <w:tcPr>
+            <w:tcW w:type="dxa" w:w="2763"/>
+            <w:tcBorders>
+              <w:top w:val="single" w:color="D1D5DB" w:sz="4"/>
+              <w:left w:val="single" w:color="D1D5DB" w:sz="4"/>
+              <w:bottom w:val="single" w:color="D1D5DB" w:sz="4"/>
+              <w:right w:val="single" w:color="D1D5DB" w:sz="4"/>
+            </w:tcBorders>
+            <w:shd w:fill="1F2937" w:val="clear"/>
+            <w:tcMar>
+              <w:top w:type="dxa" w:w="70"/>
+              <w:left w:type="dxa" w:w="110"/>
+              <w:bottom w:type="dxa" w:w="70"/>
+              <w:right w:type="dxa" w:w="110"/>
+            </w:tcMar>
+          </w:tcPr>
+          <w:p>
+            <w:pPr>
+              <w:spacing w:after="0" w:line="252"/>
+              <w:jc w:val="left"/>
+            </w:pPr>
+            <w:r>
+              <w:rPr>
+                <w:b/>
+                <w:bCs/>
+                <w:color w:val="FFFFFF"/>
+                <w:sz w:val="19"/>
+                <w:szCs w:val="19"/>
+              </w:rPr>
+              <w:t xml:space="preserve">Archivo</w:t>
+            </w:r>
+          </w:p>
+        </w:tc>
+        <w:tc>
+          <w:tcPr>
+            <w:tcW w:type="dxa" w:w="1658"/>
+            <w:tcBorders>
+              <w:top w:val="single" w:color="D1D5DB" w:sz="4"/>
+              <w:left w:val="single" w:color="D1D5DB" w:sz="4"/>
+              <w:bottom w:val="single" w:color="D1D5DB" w:sz="4"/>
+              <w:right w:val="single" w:color="D1D5DB" w:sz="4"/>
+            </w:tcBorders>
+            <w:shd w:fill="1F2937" w:val="clear"/>
+            <w:tcMar>
+              <w:top w:type="dxa" w:w="70"/>
+              <w:left w:type="dxa" w:w="110"/>
+              <w:bottom w:type="dxa" w:w="70"/>
+              <w:right w:type="dxa" w:w="110"/>
+            </w:tcMar>
+          </w:tcPr>
+          <w:p>
+            <w:pPr>
+              <w:spacing w:after="0" w:line="252"/>
+              <w:jc w:val="left"/>
+            </w:pPr>
+            <w:r>
+              <w:rPr>
+                <w:b/>
+                <w:bCs/>
+                <w:color w:val="FFFFFF"/>
+                <w:sz w:val="19"/>
+                <w:szCs w:val="19"/>
+              </w:rPr>
+              <w:t xml:space="preserve">Líneas</w:t>
+            </w:r>
+          </w:p>
+        </w:tc>
+        <w:tc>
+          <w:tcPr>
+            <w:tcW w:type="dxa" w:w="4605"/>
+            <w:tcBorders>
+              <w:top w:val="single" w:color="D1D5DB" w:sz="4"/>
+              <w:left w:val="single" w:color="D1D5DB" w:sz="4"/>
+              <w:bottom w:val="single" w:color="D1D5DB" w:sz="4"/>
+              <w:right w:val="single" w:color="D1D5DB" w:sz="4"/>
+            </w:tcBorders>
+            <w:shd w:fill="1F2937" w:val="clear"/>
+            <w:tcMar>
+              <w:top w:type="dxa" w:w="70"/>
+              <w:left w:type="dxa" w:w="110"/>
+              <w:bottom w:type="dxa" w:w="70"/>
+              <w:right w:type="dxa" w:w="110"/>
+            </w:tcMar>
+          </w:tcPr>
+          <w:p>
+            <w:pPr>
+              <w:spacing w:after="0" w:line="252"/>
+              <w:jc w:val="left"/>
+            </w:pPr>
+            <w:r>
+              <w:rPr>
+                <w:b/>
+                <w:bCs/>
+                <w:color w:val="FFFFFF"/>
+                <w:sz w:val="19"/>
+                <w:szCs w:val="19"/>
+              </w:rPr>
+              <w:t xml:space="preserve">Cambio principal</w:t>
+            </w:r>
+          </w:p>
+        </w:tc>
+      </w:tr>
+      <w:tr>
+        <w:tc>
+          <w:tcPr>
+            <w:tcW w:type="dxa" w:w="9026"/>
+            <w:gridSpan w:val="3"/>
+            <w:tcBorders>
+              <w:top w:val="single" w:color="D1D5DB" w:sz="4"/>
+              <w:left w:val="single" w:color="D1D5DB" w:sz="4"/>
+              <w:bottom w:val="single" w:color="D1D5DB" w:sz="4"/>
+              <w:right w:val="single" w:color="D1D5DB" w:sz="4"/>
+            </w:tcBorders>
+            <w:shd w:fill="E5E7EB" w:val="clear"/>
+            <w:tcMar>
+              <w:top w:type="dxa" w:w="60"/>
+              <w:left w:type="dxa" w:w="110"/>
+              <w:bottom w:type="dxa" w:w="60"/>
+              <w:right w:type="dxa" w:w="110"/>
+            </w:tcMar>
+          </w:tcPr>
+          <w:p>
+            <w:pPr>
+              <w:keepNext/>
+            </w:pPr>
+            <w:r>
+              <w:rPr>
+                <w:b/>
+                <w:bCs/>
+                <w:sz w:val="19"/>
+                <w:szCs w:val="19"/>
+              </w:rPr>
+              <w:t xml:space="preserve">Nuevos</w:t>
+            </w:r>
+          </w:p>
+        </w:tc>
+      </w:tr>
+      <w:tr>
+        <w:trPr>
+          <w:cantSplit/>
+        </w:trPr>
+        <w:tc>
+          <w:tcPr>
+            <w:tcW w:type="dxa" w:w="2763"/>
+            <w:tcBorders>
+              <w:top w:val="single" w:color="D1D5DB" w:sz="4"/>
+              <w:left w:val="single" w:color="D1D5DB" w:sz="4"/>
+              <w:bottom w:val="single" w:color="D1D5DB" w:sz="4"/>
+              <w:right w:val="single" w:color="D1D5DB" w:sz="4"/>
+            </w:tcBorders>
+            <w:shd w:fill="F3F4F6" w:val="clear"/>
+            <w:tcMar>
+              <w:top w:type="dxa" w:w="70"/>
+              <w:left w:type="dxa" w:w="110"/>
+              <w:bottom w:type="dxa" w:w="70"/>
+              <w:right w:type="dxa" w:w="110"/>
+            </w:tcMar>
+          </w:tcPr>
+          <w:p>
+            <w:pPr>
+              <w:spacing w:after="0" w:line="252"/>
+              <w:jc w:val="left"/>
+            </w:pPr>
+            <w:r>
+              <w:rPr>
+                <w:b w:val="false"/>
+                <w:bCs w:val="false"/>
+                <w:sz w:val="19"/>
+                <w:szCs w:val="19"/>
+              </w:rPr>
+              <w:t xml:space="preserve">gfx/Particles.java</w:t>
+            </w:r>
+          </w:p>
+        </w:tc>
+        <w:tc>
+          <w:tcPr>
+            <w:tcW w:type="dxa" w:w="1658"/>
+            <w:tcBorders>
+              <w:top w:val="single" w:color="D1D5DB" w:sz="4"/>
+              <w:left w:val="single" w:color="D1D5DB" w:sz="4"/>
+              <w:bottom w:val="single" w:color="D1D5DB" w:sz="4"/>
+              <w:right w:val="single" w:color="D1D5DB" w:sz="4"/>
+            </w:tcBorders>
+            <w:shd w:fill="F3F4F6" w:val="clear"/>
+            <w:tcMar>
+              <w:top w:type="dxa" w:w="70"/>
+              <w:left w:type="dxa" w:w="110"/>
+              <w:bottom w:type="dxa" w:w="70"/>
+              <w:right w:type="dxa" w:w="110"/>
+            </w:tcMar>
+          </w:tcPr>
+          <w:p>
+            <w:pPr>
+              <w:spacing w:after="0" w:line="252"/>
+              <w:jc w:val="left"/>
+            </w:pPr>
+            <w:r>
+              <w:rPr>
+                <w:b w:val="false"/>
+                <w:bCs w:val="false"/>
+                <w:sz w:val="19"/>
+                <w:szCs w:val="19"/>
+              </w:rPr>
+              <w:t xml:space="preserve">0 → 92</w:t>
+            </w:r>
+          </w:p>
+        </w:tc>
+        <w:tc>
+          <w:tcPr>
+            <w:tcW w:type="dxa" w:w="4605"/>
+            <w:tcBorders>
+              <w:top w:val="single" w:color="D1D5DB" w:sz="4"/>
+              <w:left w:val="single" w:color="D1D5DB" w:sz="4"/>
+              <w:bottom w:val="single" w:color="D1D5DB" w:sz="4"/>
+              <w:right w:val="single" w:color="D1D5DB" w:sz="4"/>
+            </w:tcBorders>
+            <w:shd w:fill="F3F4F6" w:val="clear"/>
+            <w:tcMar>
+              <w:top w:type="dxa" w:w="70"/>
+              <w:left w:type="dxa" w:w="110"/>
+              <w:bottom w:type="dxa" w:w="70"/>
+              <w:right w:type="dxa" w:w="110"/>
+            </w:tcMar>
+          </w:tcPr>
+          <w:p>
+            <w:pPr>
+              <w:spacing w:after="0" w:line="252"/>
+              <w:jc w:val="left"/>
+            </w:pPr>
+            <w:r>
+              <w:rPr>
+                <w:b w:val="false"/>
+                <w:bCs w:val="false"/>
+                <w:sz w:val="19"/>
+                <w:szCs w:val="19"/>
+              </w:rPr>
+              <w:t xml:space="preserve">Pool de 220 partículas: polvo, chispas, nube de planchazo y destellos de atajada</w:t>
+            </w:r>
+          </w:p>
+        </w:tc>
+      </w:tr>
+      <w:tr>
+        <w:trPr>
+          <w:cantSplit/>
+        </w:trPr>
+        <w:tc>
+          <w:tcPr>
+            <w:tcW w:type="dxa" w:w="2763"/>
+            <w:tcBorders>
+              <w:top w:val="single" w:color="D1D5DB" w:sz="4"/>
+              <w:left w:val="single" w:color="D1D5DB" w:sz="4"/>
+              <w:bottom w:val="single" w:color="D1D5DB" w:sz="4"/>
+              <w:right w:val="single" w:color="D1D5DB" w:sz="4"/>
+            </w:tcBorders>
+            <w:tcMar>
+              <w:top w:type="dxa" w:w="70"/>
+              <w:left w:type="dxa" w:w="110"/>
+              <w:bottom w:type="dxa" w:w="70"/>
+              <w:right w:type="dxa" w:w="110"/>
+            </w:tcMar>
+          </w:tcPr>
+          <w:p>
+            <w:pPr>
+              <w:spacing w:after="0" w:line="252"/>
+              <w:jc w:val="left"/>
+            </w:pPr>
+            <w:r>
+              <w:rPr>
+                <w:b w:val="false"/>
+                <w:bCs w:val="false"/>
+                <w:sz w:val="19"/>
+                <w:szCs w:val="19"/>
+              </w:rPr>
+              <w:t xml:space="preserve">gfx/NetRipple.java</w:t>
+            </w:r>
+          </w:p>
+        </w:tc>
+        <w:tc>
+          <w:tcPr>
+            <w:tcW w:type="dxa" w:w="1658"/>
+            <w:tcBorders>
+              <w:top w:val="single" w:color="D1D5DB" w:sz="4"/>
+              <w:left w:val="single" w:color="D1D5DB" w:sz="4"/>
+              <w:bottom w:val="single" w:color="D1D5DB" w:sz="4"/>
+              <w:right w:val="single" w:color="D1D5DB" w:sz="4"/>
+            </w:tcBorders>
+            <w:tcMar>
+              <w:top w:type="dxa" w:w="70"/>
+              <w:left w:type="dxa" w:w="110"/>
+              <w:bottom w:type="dxa" w:w="70"/>
+              <w:right w:type="dxa" w:w="110"/>
+            </w:tcMar>
+          </w:tcPr>
+          <w:p>
+            <w:pPr>
+              <w:spacing w:after="0" w:line="252"/>
+              <w:jc w:val="left"/>
+            </w:pPr>
+            <w:r>
+              <w:rPr>
+                <w:b w:val="false"/>
+                <w:bCs w:val="false"/>
+                <w:sz w:val="19"/>
+                <w:szCs w:val="19"/>
+              </w:rPr>
+              <w:t xml:space="preserve">0 → 65</w:t>
+            </w:r>
+          </w:p>
+        </w:tc>
+        <w:tc>
+          <w:tcPr>
+            <w:tcW w:type="dxa" w:w="4605"/>
+            <w:tcBorders>
+              <w:top w:val="single" w:color="D1D5DB" w:sz="4"/>
+              <w:left w:val="single" w:color="D1D5DB" w:sz="4"/>
+              <w:bottom w:val="single" w:color="D1D5DB" w:sz="4"/>
+              <w:right w:val="single" w:color="D1D5DB" w:sz="4"/>
+            </w:tcBorders>
+            <w:tcMar>
+              <w:top w:type="dxa" w:w="70"/>
+              <w:left w:type="dxa" w:w="110"/>
+              <w:bottom w:type="dxa" w:w="70"/>
+              <w:right w:type="dxa" w:w="110"/>
+            </w:tcMar>
+          </w:tcPr>
+          <w:p>
+            <w:pPr>
+              <w:spacing w:after="0" w:line="252"/>
+              <w:jc w:val="left"/>
+            </w:pPr>
+            <w:r>
+              <w:rPr>
+                <w:b w:val="false"/>
+                <w:bCs w:val="false"/>
+                <w:sz w:val="19"/>
+                <w:szCs w:val="19"/>
+              </w:rPr>
+              <w:t xml:space="preserve">Onda de la red del arco al entrar un gol (1,6 s)</w:t>
+            </w:r>
+          </w:p>
+        </w:tc>
+      </w:tr>
+      <w:tr>
+        <w:trPr>
+          <w:cantSplit/>
+        </w:trPr>
+        <w:tc>
+          <w:tcPr>
+            <w:tcW w:type="dxa" w:w="2763"/>
+            <w:tcBorders>
+              <w:top w:val="single" w:color="D1D5DB" w:sz="4"/>
+              <w:left w:val="single" w:color="D1D5DB" w:sz="4"/>
+              <w:bottom w:val="single" w:color="D1D5DB" w:sz="4"/>
+              <w:right w:val="single" w:color="D1D5DB" w:sz="4"/>
+            </w:tcBorders>
+            <w:shd w:fill="F3F4F6" w:val="clear"/>
+            <w:tcMar>
+              <w:top w:type="dxa" w:w="70"/>
+              <w:left w:type="dxa" w:w="110"/>
+              <w:bottom w:type="dxa" w:w="70"/>
+              <w:right w:type="dxa" w:w="110"/>
+            </w:tcMar>
+          </w:tcPr>
+          <w:p>
+            <w:pPr>
+              <w:spacing w:after="0" w:line="252"/>
+              <w:jc w:val="left"/>
+            </w:pPr>
+            <w:r>
+              <w:rPr>
+                <w:b w:val="false"/>
+                <w:bCs w:val="false"/>
+                <w:sz w:val="19"/>
+                <w:szCs w:val="19"/>
+              </w:rPr>
+              <w:t xml:space="preserve">test/.../ai/AiSelfTest.java</w:t>
+            </w:r>
+          </w:p>
+        </w:tc>
+        <w:tc>
+          <w:tcPr>
+            <w:tcW w:type="dxa" w:w="1658"/>
+            <w:tcBorders>
+              <w:top w:val="single" w:color="D1D5DB" w:sz="4"/>
+              <w:left w:val="single" w:color="D1D5DB" w:sz="4"/>
+              <w:bottom w:val="single" w:color="D1D5DB" w:sz="4"/>
+              <w:right w:val="single" w:color="D1D5DB" w:sz="4"/>
+            </w:tcBorders>
+            <w:shd w:fill="F3F4F6" w:val="clear"/>
+            <w:tcMar>
+              <w:top w:type="dxa" w:w="70"/>
+              <w:left w:type="dxa" w:w="110"/>
+              <w:bottom w:type="dxa" w:w="70"/>
+              <w:right w:type="dxa" w:w="110"/>
+            </w:tcMar>
+          </w:tcPr>
+          <w:p>
+            <w:pPr>
+              <w:spacing w:after="0" w:line="252"/>
+              <w:jc w:val="left"/>
+            </w:pPr>
+            <w:r>
+              <w:rPr>
+                <w:b w:val="false"/>
+                <w:bCs w:val="false"/>
+                <w:sz w:val="19"/>
+                <w:szCs w:val="19"/>
+              </w:rPr>
+              <w:t xml:space="preserve">51 líneas</w:t>
+            </w:r>
+          </w:p>
+        </w:tc>
+        <w:tc>
+          <w:tcPr>
+            <w:tcW w:type="dxa" w:w="4605"/>
+            <w:tcBorders>
+              <w:top w:val="single" w:color="D1D5DB" w:sz="4"/>
+              <w:left w:val="single" w:color="D1D5DB" w:sz="4"/>
+              <w:bottom w:val="single" w:color="D1D5DB" w:sz="4"/>
+              <w:right w:val="single" w:color="D1D5DB" w:sz="4"/>
+            </w:tcBorders>
+            <w:shd w:fill="F3F4F6" w:val="clear"/>
+            <w:tcMar>
+              <w:top w:type="dxa" w:w="70"/>
+              <w:left w:type="dxa" w:w="110"/>
+              <w:bottom w:type="dxa" w:w="70"/>
+              <w:right w:type="dxa" w:w="110"/>
+            </w:tcMar>
+          </w:tcPr>
+          <w:p>
+            <w:pPr>
+              <w:spacing w:after="0" w:line="252"/>
+              <w:jc w:val="left"/>
+            </w:pPr>
+            <w:r>
+              <w:rPr>
+                <w:b w:val="false"/>
+                <w:bCs w:val="false"/>
+                <w:sz w:val="19"/>
+                <w:szCs w:val="19"/>
+              </w:rPr>
+              <w:t xml:space="preserve">IA contra IA: termina, remata y DIFÍCIL le gana a FÁCIL</w:t>
+            </w:r>
+          </w:p>
+        </w:tc>
+      </w:tr>
+      <w:tr>
+        <w:trPr>
+          <w:cantSplit/>
+        </w:trPr>
+        <w:tc>
+          <w:tcPr>
+            <w:tcW w:type="dxa" w:w="2763"/>
+            <w:tcBorders>
+              <w:top w:val="single" w:color="D1D5DB" w:sz="4"/>
+              <w:left w:val="single" w:color="D1D5DB" w:sz="4"/>
+              <w:bottom w:val="single" w:color="D1D5DB" w:sz="4"/>
+              <w:right w:val="single" w:color="D1D5DB" w:sz="4"/>
+            </w:tcBorders>
+            <w:tcMar>
+              <w:top w:type="dxa" w:w="70"/>
+              <w:left w:type="dxa" w:w="110"/>
+              <w:bottom w:type="dxa" w:w="70"/>
+              <w:right w:type="dxa" w:w="110"/>
+            </w:tcMar>
+          </w:tcPr>
+          <w:p>
+            <w:pPr>
+              <w:spacing w:after="0" w:line="252"/>
+              <w:jc w:val="left"/>
+            </w:pPr>
+            <w:r>
+              <w:rPr>
+                <w:b w:val="false"/>
+                <w:bCs w:val="false"/>
+                <w:sz w:val="19"/>
+                <w:szCs w:val="19"/>
+              </w:rPr>
+              <w:t xml:space="preserve">test/.../ai/AiBench.java</w:t>
+            </w:r>
+          </w:p>
+        </w:tc>
+        <w:tc>
+          <w:tcPr>
+            <w:tcW w:type="dxa" w:w="1658"/>
+            <w:tcBorders>
+              <w:top w:val="single" w:color="D1D5DB" w:sz="4"/>
+              <w:left w:val="single" w:color="D1D5DB" w:sz="4"/>
+              <w:bottom w:val="single" w:color="D1D5DB" w:sz="4"/>
+              <w:right w:val="single" w:color="D1D5DB" w:sz="4"/>
+            </w:tcBorders>
+            <w:tcMar>
+              <w:top w:type="dxa" w:w="70"/>
+              <w:left w:type="dxa" w:w="110"/>
+              <w:bottom w:type="dxa" w:w="70"/>
+              <w:right w:type="dxa" w:w="110"/>
+            </w:tcMar>
+          </w:tcPr>
+          <w:p>
+            <w:pPr>
+              <w:spacing w:after="0" w:line="252"/>
+              <w:jc w:val="left"/>
+            </w:pPr>
+            <w:r>
+              <w:rPr>
+                <w:b w:val="false"/>
+                <w:bCs w:val="false"/>
+                <w:sz w:val="19"/>
+                <w:szCs w:val="19"/>
+              </w:rPr>
+              <w:t xml:space="preserve">107 líneas</w:t>
+            </w:r>
+          </w:p>
+        </w:tc>
+        <w:tc>
+          <w:tcPr>
+            <w:tcW w:type="dxa" w:w="4605"/>
+            <w:tcBorders>
+              <w:top w:val="single" w:color="D1D5DB" w:sz="4"/>
+              <w:left w:val="single" w:color="D1D5DB" w:sz="4"/>
+              <w:bottom w:val="single" w:color="D1D5DB" w:sz="4"/>
+              <w:right w:val="single" w:color="D1D5DB" w:sz="4"/>
+            </w:tcBorders>
+            <w:tcMar>
+              <w:top w:type="dxa" w:w="70"/>
+              <w:left w:type="dxa" w:w="110"/>
+              <w:bottom w:type="dxa" w:w="70"/>
+              <w:right w:type="dxa" w:w="110"/>
+            </w:tcMar>
+          </w:tcPr>
+          <w:p>
+            <w:pPr>
+              <w:spacing w:after="0" w:line="252"/>
+              <w:jc w:val="left"/>
+            </w:pPr>
+            <w:r>
+              <w:rPr>
+                <w:b w:val="false"/>
+                <w:bCs w:val="false"/>
+                <w:sz w:val="19"/>
+                <w:szCs w:val="19"/>
+              </w:rPr>
+              <w:t xml:space="preserve">Banco de medición: IA de la MK8 contra la nueva, o la nueva contra sí misma</w:t>
+            </w:r>
+          </w:p>
+        </w:tc>
+      </w:tr>
+      <w:tr>
+        <w:trPr>
+          <w:cantSplit/>
+        </w:trPr>
+        <w:tc>
+          <w:tcPr>
+            <w:tcW w:type="dxa" w:w="2763"/>
+            <w:tcBorders>
+              <w:top w:val="single" w:color="D1D5DB" w:sz="4"/>
+              <w:left w:val="single" w:color="D1D5DB" w:sz="4"/>
+              <w:bottom w:val="single" w:color="D1D5DB" w:sz="4"/>
+              <w:right w:val="single" w:color="D1D5DB" w:sz="4"/>
+            </w:tcBorders>
+            <w:shd w:fill="F3F4F6" w:val="clear"/>
+            <w:tcMar>
+              <w:top w:type="dxa" w:w="70"/>
+              <w:left w:type="dxa" w:w="110"/>
+              <w:bottom w:type="dxa" w:w="70"/>
+              <w:right w:type="dxa" w:w="110"/>
+            </w:tcMar>
+          </w:tcPr>
+          <w:p>
+            <w:pPr>
+              <w:spacing w:after="0" w:line="252"/>
+              <w:jc w:val="left"/>
+            </w:pPr>
+            <w:r>
+              <w:rPr>
+                <w:b w:val="false"/>
+                <w:bCs w:val="false"/>
+                <w:sz w:val="19"/>
+                <w:szCs w:val="19"/>
+              </w:rPr>
+              <w:t xml:space="preserve">test/.../ai/LegacyAI.java</w:t>
+            </w:r>
+          </w:p>
+        </w:tc>
+        <w:tc>
+          <w:tcPr>
+            <w:tcW w:type="dxa" w:w="1658"/>
+            <w:tcBorders>
+              <w:top w:val="single" w:color="D1D5DB" w:sz="4"/>
+              <w:left w:val="single" w:color="D1D5DB" w:sz="4"/>
+              <w:bottom w:val="single" w:color="D1D5DB" w:sz="4"/>
+              <w:right w:val="single" w:color="D1D5DB" w:sz="4"/>
+            </w:tcBorders>
+            <w:shd w:fill="F3F4F6" w:val="clear"/>
+            <w:tcMar>
+              <w:top w:type="dxa" w:w="70"/>
+              <w:left w:type="dxa" w:w="110"/>
+              <w:bottom w:type="dxa" w:w="70"/>
+              <w:right w:type="dxa" w:w="110"/>
+            </w:tcMar>
+          </w:tcPr>
+          <w:p>
+            <w:pPr>
+              <w:spacing w:after="0" w:line="252"/>
+              <w:jc w:val="left"/>
+            </w:pPr>
+            <w:r>
+              <w:rPr>
+                <w:b w:val="false"/>
+                <w:bCs w:val="false"/>
+                <w:sz w:val="19"/>
+                <w:szCs w:val="19"/>
+              </w:rPr>
+              <w:t xml:space="preserve">354 líneas</w:t>
+            </w:r>
+          </w:p>
+        </w:tc>
+        <w:tc>
+          <w:tcPr>
+            <w:tcW w:type="dxa" w:w="4605"/>
+            <w:tcBorders>
+              <w:top w:val="single" w:color="D1D5DB" w:sz="4"/>
+              <w:left w:val="single" w:color="D1D5DB" w:sz="4"/>
+              <w:bottom w:val="single" w:color="D1D5DB" w:sz="4"/>
+              <w:right w:val="single" w:color="D1D5DB" w:sz="4"/>
+            </w:tcBorders>
+            <w:shd w:fill="F3F4F6" w:val="clear"/>
+            <w:tcMar>
+              <w:top w:type="dxa" w:w="70"/>
+              <w:left w:type="dxa" w:w="110"/>
+              <w:bottom w:type="dxa" w:w="70"/>
+              <w:right w:type="dxa" w:w="110"/>
+            </w:tcMar>
+          </w:tcPr>
+          <w:p>
+            <w:pPr>
+              <w:spacing w:after="0" w:line="252"/>
+              <w:jc w:val="left"/>
+            </w:pPr>
+            <w:r>
+              <w:rPr>
+                <w:b w:val="false"/>
+                <w:bCs w:val="false"/>
+                <w:sz w:val="19"/>
+                <w:szCs w:val="19"/>
+              </w:rPr>
+              <w:t xml:space="preserve">Copia de la IA de la MK8, para comparar</w:t>
+            </w:r>
+          </w:p>
+        </w:tc>
+      </w:tr>
+      <w:tr>
+        <w:trPr>
+          <w:cantSplit/>
+        </w:trPr>
+        <w:tc>
+          <w:tcPr>
+            <w:tcW w:type="dxa" w:w="2763"/>
+            <w:tcBorders>
+              <w:top w:val="single" w:color="D1D5DB" w:sz="4"/>
+              <w:left w:val="single" w:color="D1D5DB" w:sz="4"/>
+              <w:bottom w:val="single" w:color="D1D5DB" w:sz="4"/>
+              <w:right w:val="single" w:color="D1D5DB" w:sz="4"/>
+            </w:tcBorders>
+            <w:tcMar>
+              <w:top w:type="dxa" w:w="70"/>
+              <w:left w:type="dxa" w:w="110"/>
+              <w:bottom w:type="dxa" w:w="70"/>
+              <w:right w:type="dxa" w:w="110"/>
+            </w:tcMar>
+          </w:tcPr>
+          <w:p>
+            <w:pPr>
+              <w:spacing w:after="0" w:line="252"/>
+              <w:jc w:val="left"/>
+            </w:pPr>
+            <w:r>
+              <w:rPr>
+                <w:b w:val="false"/>
+                <w:bCs w:val="false"/>
+                <w:sz w:val="19"/>
+                <w:szCs w:val="19"/>
+              </w:rPr>
+              <w:t xml:space="preserve">test/.../ai/AiTrace.java</w:t>
+            </w:r>
+          </w:p>
+        </w:tc>
+        <w:tc>
+          <w:tcPr>
+            <w:tcW w:type="dxa" w:w="1658"/>
+            <w:tcBorders>
+              <w:top w:val="single" w:color="D1D5DB" w:sz="4"/>
+              <w:left w:val="single" w:color="D1D5DB" w:sz="4"/>
+              <w:bottom w:val="single" w:color="D1D5DB" w:sz="4"/>
+              <w:right w:val="single" w:color="D1D5DB" w:sz="4"/>
+            </w:tcBorders>
+            <w:tcMar>
+              <w:top w:type="dxa" w:w="70"/>
+              <w:left w:type="dxa" w:w="110"/>
+              <w:bottom w:type="dxa" w:w="70"/>
+              <w:right w:type="dxa" w:w="110"/>
+            </w:tcMar>
+          </w:tcPr>
+          <w:p>
+            <w:pPr>
+              <w:spacing w:after="0" w:line="252"/>
+              <w:jc w:val="left"/>
+            </w:pPr>
+            <w:r>
+              <w:rPr>
+                <w:b w:val="false"/>
+                <w:bCs w:val="false"/>
+                <w:sz w:val="19"/>
+                <w:szCs w:val="19"/>
+              </w:rPr>
+              <w:t xml:space="preserve">31 líneas</w:t>
+            </w:r>
+          </w:p>
+        </w:tc>
+        <w:tc>
+          <w:tcPr>
+            <w:tcW w:type="dxa" w:w="4605"/>
+            <w:tcBorders>
+              <w:top w:val="single" w:color="D1D5DB" w:sz="4"/>
+              <w:left w:val="single" w:color="D1D5DB" w:sz="4"/>
+              <w:bottom w:val="single" w:color="D1D5DB" w:sz="4"/>
+              <w:right w:val="single" w:color="D1D5DB" w:sz="4"/>
+            </w:tcBorders>
+            <w:tcMar>
+              <w:top w:type="dxa" w:w="70"/>
+              <w:left w:type="dxa" w:w="110"/>
+              <w:bottom w:type="dxa" w:w="70"/>
+              <w:right w:type="dxa" w:w="110"/>
+            </w:tcMar>
+          </w:tcPr>
+          <w:p>
+            <w:pPr>
+              <w:spacing w:after="0" w:line="252"/>
+              <w:jc w:val="left"/>
+            </w:pPr>
+            <w:r>
+              <w:rPr>
+                <w:b w:val="false"/>
+                <w:bCs w:val="false"/>
+                <w:sz w:val="19"/>
+                <w:szCs w:val="19"/>
+              </w:rPr>
+              <w:t xml:space="preserve">Traza de decisiones de la IA</w:t>
+            </w:r>
+          </w:p>
+        </w:tc>
+      </w:tr>
+      <w:tr>
+        <w:trPr>
+          <w:cantSplit/>
+        </w:trPr>
+        <w:tc>
+          <w:tcPr>
+            <w:tcW w:type="dxa" w:w="2763"/>
+            <w:tcBorders>
+              <w:top w:val="single" w:color="D1D5DB" w:sz="4"/>
+              <w:left w:val="single" w:color="D1D5DB" w:sz="4"/>
+              <w:bottom w:val="single" w:color="D1D5DB" w:sz="4"/>
+              <w:right w:val="single" w:color="D1D5DB" w:sz="4"/>
+            </w:tcBorders>
+            <w:shd w:fill="F3F4F6" w:val="clear"/>
+            <w:tcMar>
+              <w:top w:type="dxa" w:w="70"/>
+              <w:left w:type="dxa" w:w="110"/>
+              <w:bottom w:type="dxa" w:w="70"/>
+              <w:right w:type="dxa" w:w="110"/>
+            </w:tcMar>
+          </w:tcPr>
+          <w:p>
+            <w:pPr>
+              <w:spacing w:after="0" w:line="252"/>
+              <w:jc w:val="left"/>
+            </w:pPr>
+            <w:r>
+              <w:rPr>
+                <w:b w:val="false"/>
+                <w:bCs w:val="false"/>
+                <w:sz w:val="19"/>
+                <w:szCs w:val="19"/>
+              </w:rPr>
+              <w:t xml:space="preserve">test/.../ai/AiGoals.java</w:t>
+            </w:r>
+          </w:p>
+        </w:tc>
+        <w:tc>
+          <w:tcPr>
+            <w:tcW w:type="dxa" w:w="1658"/>
+            <w:tcBorders>
+              <w:top w:val="single" w:color="D1D5DB" w:sz="4"/>
+              <w:left w:val="single" w:color="D1D5DB" w:sz="4"/>
+              <w:bottom w:val="single" w:color="D1D5DB" w:sz="4"/>
+              <w:right w:val="single" w:color="D1D5DB" w:sz="4"/>
+            </w:tcBorders>
+            <w:shd w:fill="F3F4F6" w:val="clear"/>
+            <w:tcMar>
+              <w:top w:type="dxa" w:w="70"/>
+              <w:left w:type="dxa" w:w="110"/>
+              <w:bottom w:type="dxa" w:w="70"/>
+              <w:right w:type="dxa" w:w="110"/>
+            </w:tcMar>
+          </w:tcPr>
+          <w:p>
+            <w:pPr>
+              <w:spacing w:after="0" w:line="252"/>
+              <w:jc w:val="left"/>
+            </w:pPr>
+            <w:r>
+              <w:rPr>
+                <w:b w:val="false"/>
+                <w:bCs w:val="false"/>
+                <w:sz w:val="19"/>
+                <w:szCs w:val="19"/>
+              </w:rPr>
+              <w:t xml:space="preserve">39 líneas</w:t>
+            </w:r>
+          </w:p>
+        </w:tc>
+        <w:tc>
+          <w:tcPr>
+            <w:tcW w:type="dxa" w:w="4605"/>
+            <w:tcBorders>
+              <w:top w:val="single" w:color="D1D5DB" w:sz="4"/>
+              <w:left w:val="single" w:color="D1D5DB" w:sz="4"/>
+              <w:bottom w:val="single" w:color="D1D5DB" w:sz="4"/>
+              <w:right w:val="single" w:color="D1D5DB" w:sz="4"/>
+            </w:tcBorders>
+            <w:shd w:fill="F3F4F6" w:val="clear"/>
+            <w:tcMar>
+              <w:top w:type="dxa" w:w="70"/>
+              <w:left w:type="dxa" w:w="110"/>
+              <w:bottom w:type="dxa" w:w="70"/>
+              <w:right w:type="dxa" w:w="110"/>
+            </w:tcMar>
+          </w:tcPr>
+          <w:p>
+            <w:pPr>
+              <w:spacing w:after="0" w:line="252"/>
+              <w:jc w:val="left"/>
+            </w:pPr>
+            <w:r>
+              <w:rPr>
+                <w:b w:val="false"/>
+                <w:bCs w:val="false"/>
+                <w:sz w:val="19"/>
+                <w:szCs w:val="19"/>
+              </w:rPr>
+              <w:t xml:space="preserve">Imprime cada gol y el estado de la jugada</w:t>
+            </w:r>
+          </w:p>
+        </w:tc>
+      </w:tr>
+      <w:tr>
+        <w:trPr>
+          <w:cantSplit/>
+        </w:trPr>
+        <w:tc>
+          <w:tcPr>
+            <w:tcW w:type="dxa" w:w="2763"/>
+            <w:tcBorders>
+              <w:top w:val="single" w:color="D1D5DB" w:sz="4"/>
+              <w:left w:val="single" w:color="D1D5DB" w:sz="4"/>
+              <w:bottom w:val="single" w:color="D1D5DB" w:sz="4"/>
+              <w:right w:val="single" w:color="D1D5DB" w:sz="4"/>
+            </w:tcBorders>
+            <w:tcMar>
+              <w:top w:type="dxa" w:w="70"/>
+              <w:left w:type="dxa" w:w="110"/>
+              <w:bottom w:type="dxa" w:w="70"/>
+              <w:right w:type="dxa" w:w="110"/>
+            </w:tcMar>
+          </w:tcPr>
+          <w:p>
+            <w:pPr>
+              <w:spacing w:after="0" w:line="252"/>
+              <w:jc w:val="left"/>
+            </w:pPr>
+            <w:r>
+              <w:rPr>
+                <w:b w:val="false"/>
+                <w:bCs w:val="false"/>
+                <w:sz w:val="19"/>
+                <w:szCs w:val="19"/>
+              </w:rPr>
+              <w:t xml:space="preserve">test/.../gfx/ParticlesSelfTest.java</w:t>
+            </w:r>
+          </w:p>
+        </w:tc>
+        <w:tc>
+          <w:tcPr>
+            <w:tcW w:type="dxa" w:w="1658"/>
+            <w:tcBorders>
+              <w:top w:val="single" w:color="D1D5DB" w:sz="4"/>
+              <w:left w:val="single" w:color="D1D5DB" w:sz="4"/>
+              <w:bottom w:val="single" w:color="D1D5DB" w:sz="4"/>
+              <w:right w:val="single" w:color="D1D5DB" w:sz="4"/>
+            </w:tcBorders>
+            <w:tcMar>
+              <w:top w:type="dxa" w:w="70"/>
+              <w:left w:type="dxa" w:w="110"/>
+              <w:bottom w:type="dxa" w:w="70"/>
+              <w:right w:type="dxa" w:w="110"/>
+            </w:tcMar>
+          </w:tcPr>
+          <w:p>
+            <w:pPr>
+              <w:spacing w:after="0" w:line="252"/>
+              <w:jc w:val="left"/>
+            </w:pPr>
+            <w:r>
+              <w:rPr>
+                <w:b w:val="false"/>
+                <w:bCs w:val="false"/>
+                <w:sz w:val="19"/>
+                <w:szCs w:val="19"/>
+              </w:rPr>
+              <w:t xml:space="preserve">19 líneas</w:t>
+            </w:r>
+          </w:p>
+        </w:tc>
+        <w:tc>
+          <w:tcPr>
+            <w:tcW w:type="dxa" w:w="4605"/>
+            <w:tcBorders>
+              <w:top w:val="single" w:color="D1D5DB" w:sz="4"/>
+              <w:left w:val="single" w:color="D1D5DB" w:sz="4"/>
+              <w:bottom w:val="single" w:color="D1D5DB" w:sz="4"/>
+              <w:right w:val="single" w:color="D1D5DB" w:sz="4"/>
+            </w:tcBorders>
+            <w:tcMar>
+              <w:top w:type="dxa" w:w="70"/>
+              <w:left w:type="dxa" w:w="110"/>
+              <w:bottom w:type="dxa" w:w="70"/>
+              <w:right w:type="dxa" w:w="110"/>
+            </w:tcMar>
+          </w:tcPr>
+          <w:p>
+            <w:pPr>
+              <w:spacing w:after="0" w:line="252"/>
+              <w:jc w:val="left"/>
+            </w:pPr>
+            <w:r>
+              <w:rPr>
+                <w:b w:val="false"/>
+                <w:bCs w:val="false"/>
+                <w:sz w:val="19"/>
+                <w:szCs w:val="19"/>
+              </w:rPr>
+              <w:t xml:space="preserve">Pool, tope y apagado de las partículas</w:t>
+            </w:r>
+          </w:p>
+        </w:tc>
+      </w:tr>
+      <w:tr>
+        <w:trPr>
+          <w:cantSplit/>
+        </w:trPr>
+        <w:tc>
+          <w:tcPr>
+            <w:tcW w:type="dxa" w:w="2763"/>
+            <w:tcBorders>
+              <w:top w:val="single" w:color="D1D5DB" w:sz="4"/>
+              <w:left w:val="single" w:color="D1D5DB" w:sz="4"/>
+              <w:bottom w:val="single" w:color="D1D5DB" w:sz="4"/>
+              <w:right w:val="single" w:color="D1D5DB" w:sz="4"/>
+            </w:tcBorders>
+            <w:shd w:fill="F3F4F6" w:val="clear"/>
+            <w:tcMar>
+              <w:top w:type="dxa" w:w="70"/>
+              <w:left w:type="dxa" w:w="110"/>
+              <w:bottom w:type="dxa" w:w="70"/>
+              <w:right w:type="dxa" w:w="110"/>
+            </w:tcMar>
+          </w:tcPr>
+          <w:p>
+            <w:pPr>
+              <w:spacing w:after="0" w:line="252"/>
+              <w:jc w:val="left"/>
+            </w:pPr>
+            <w:r>
+              <w:rPr>
+                <w:b w:val="false"/>
+                <w:bCs w:val="false"/>
+                <w:sz w:val="19"/>
+                <w:szCs w:val="19"/>
+              </w:rPr>
+              <w:t xml:space="preserve">test/.../gfx/NetRippleSelfTest.java</w:t>
+            </w:r>
+          </w:p>
+        </w:tc>
+        <w:tc>
+          <w:tcPr>
+            <w:tcW w:type="dxa" w:w="1658"/>
+            <w:tcBorders>
+              <w:top w:val="single" w:color="D1D5DB" w:sz="4"/>
+              <w:left w:val="single" w:color="D1D5DB" w:sz="4"/>
+              <w:bottom w:val="single" w:color="D1D5DB" w:sz="4"/>
+              <w:right w:val="single" w:color="D1D5DB" w:sz="4"/>
+            </w:tcBorders>
+            <w:shd w:fill="F3F4F6" w:val="clear"/>
+            <w:tcMar>
+              <w:top w:type="dxa" w:w="70"/>
+              <w:left w:type="dxa" w:w="110"/>
+              <w:bottom w:type="dxa" w:w="70"/>
+              <w:right w:type="dxa" w:w="110"/>
+            </w:tcMar>
+          </w:tcPr>
+          <w:p>
+            <w:pPr>
+              <w:spacing w:after="0" w:line="252"/>
+              <w:jc w:val="left"/>
+            </w:pPr>
+            <w:r>
+              <w:rPr>
+                <w:b w:val="false"/>
+                <w:bCs w:val="false"/>
+                <w:sz w:val="19"/>
+                <w:szCs w:val="19"/>
+              </w:rPr>
+              <w:t xml:space="preserve">22 líneas</w:t>
+            </w:r>
+          </w:p>
+        </w:tc>
+        <w:tc>
+          <w:tcPr>
+            <w:tcW w:type="dxa" w:w="4605"/>
+            <w:tcBorders>
+              <w:top w:val="single" w:color="D1D5DB" w:sz="4"/>
+              <w:left w:val="single" w:color="D1D5DB" w:sz="4"/>
+              <w:bottom w:val="single" w:color="D1D5DB" w:sz="4"/>
+              <w:right w:val="single" w:color="D1D5DB" w:sz="4"/>
+            </w:tcBorders>
+            <w:shd w:fill="F3F4F6" w:val="clear"/>
+            <w:tcMar>
+              <w:top w:type="dxa" w:w="70"/>
+              <w:left w:type="dxa" w:w="110"/>
+              <w:bottom w:type="dxa" w:w="70"/>
+              <w:right w:type="dxa" w:w="110"/>
+            </w:tcMar>
+          </w:tcPr>
+          <w:p>
+            <w:pPr>
+              <w:spacing w:after="0" w:line="252"/>
+              <w:jc w:val="left"/>
+            </w:pPr>
+            <w:r>
+              <w:rPr>
+                <w:b w:val="false"/>
+                <w:bCs w:val="false"/>
+                <w:sz w:val="19"/>
+                <w:szCs w:val="19"/>
+              </w:rPr>
+              <w:t xml:space="preserve">Onda acotada, que se apaga y en ambos arcos</w:t>
+            </w:r>
+          </w:p>
+        </w:tc>
+      </w:tr>
+      <w:tr>
+        <w:trPr>
+          <w:cantSplit/>
+        </w:trPr>
+        <w:tc>
+          <w:tcPr>
+            <w:tcW w:type="dxa" w:w="2763"/>
+            <w:tcBorders>
+              <w:top w:val="single" w:color="D1D5DB" w:sz="4"/>
+              <w:left w:val="single" w:color="D1D5DB" w:sz="4"/>
+              <w:bottom w:val="single" w:color="D1D5DB" w:sz="4"/>
+              <w:right w:val="single" w:color="D1D5DB" w:sz="4"/>
+            </w:tcBorders>
+            <w:tcMar>
+              <w:top w:type="dxa" w:w="70"/>
+              <w:left w:type="dxa" w:w="110"/>
+              <w:bottom w:type="dxa" w:w="70"/>
+              <w:right w:type="dxa" w:w="110"/>
+            </w:tcMar>
+          </w:tcPr>
+          <w:p>
+            <w:pPr>
+              <w:spacing w:after="0" w:line="252"/>
+              <w:jc w:val="left"/>
+            </w:pPr>
+            <w:r>
+              <w:rPr>
+                <w:b w:val="false"/>
+                <w:bCs w:val="false"/>
+                <w:sz w:val="19"/>
+                <w:szCs w:val="19"/>
+              </w:rPr>
+              <w:t xml:space="preserve">test/.../gfx/ArtPreview.java</w:t>
+            </w:r>
+          </w:p>
+        </w:tc>
+        <w:tc>
+          <w:tcPr>
+            <w:tcW w:type="dxa" w:w="1658"/>
+            <w:tcBorders>
+              <w:top w:val="single" w:color="D1D5DB" w:sz="4"/>
+              <w:left w:val="single" w:color="D1D5DB" w:sz="4"/>
+              <w:bottom w:val="single" w:color="D1D5DB" w:sz="4"/>
+              <w:right w:val="single" w:color="D1D5DB" w:sz="4"/>
+            </w:tcBorders>
+            <w:tcMar>
+              <w:top w:type="dxa" w:w="70"/>
+              <w:left w:type="dxa" w:w="110"/>
+              <w:bottom w:type="dxa" w:w="70"/>
+              <w:right w:type="dxa" w:w="110"/>
+            </w:tcMar>
+          </w:tcPr>
+          <w:p>
+            <w:pPr>
+              <w:spacing w:after="0" w:line="252"/>
+              <w:jc w:val="left"/>
+            </w:pPr>
+            <w:r>
+              <w:rPr>
+                <w:b w:val="false"/>
+                <w:bCs w:val="false"/>
+                <w:sz w:val="19"/>
+                <w:szCs w:val="19"/>
+              </w:rPr>
+              <w:t xml:space="preserve">33 líneas</w:t>
+            </w:r>
+          </w:p>
+        </w:tc>
+        <w:tc>
+          <w:tcPr>
+            <w:tcW w:type="dxa" w:w="4605"/>
+            <w:tcBorders>
+              <w:top w:val="single" w:color="D1D5DB" w:sz="4"/>
+              <w:left w:val="single" w:color="D1D5DB" w:sz="4"/>
+              <w:bottom w:val="single" w:color="D1D5DB" w:sz="4"/>
+              <w:right w:val="single" w:color="D1D5DB" w:sz="4"/>
+            </w:tcBorders>
+            <w:tcMar>
+              <w:top w:type="dxa" w:w="70"/>
+              <w:left w:type="dxa" w:w="110"/>
+              <w:bottom w:type="dxa" w:w="70"/>
+              <w:right w:type="dxa" w:w="110"/>
+            </w:tcMar>
+          </w:tcPr>
+          <w:p>
+            <w:pPr>
+              <w:spacing w:after="0" w:line="252"/>
+              <w:jc w:val="left"/>
+            </w:pPr>
+            <w:r>
+              <w:rPr>
+                <w:b w:val="false"/>
+                <w:bCs w:val="false"/>
+                <w:sz w:val="19"/>
+                <w:szCs w:val="19"/>
+              </w:rPr>
+              <w:t xml:space="preserve">Vuelca el arte a PNG</w:t>
+            </w:r>
+          </w:p>
+        </w:tc>
+      </w:tr>
+      <w:tr>
+        <w:trPr>
+          <w:cantSplit/>
+        </w:trPr>
+        <w:tc>
+          <w:tcPr>
+            <w:tcW w:type="dxa" w:w="2763"/>
+            <w:tcBorders>
+              <w:top w:val="single" w:color="D1D5DB" w:sz="4"/>
+              <w:left w:val="single" w:color="D1D5DB" w:sz="4"/>
+              <w:bottom w:val="single" w:color="D1D5DB" w:sz="4"/>
+              <w:right w:val="single" w:color="D1D5DB" w:sz="4"/>
+            </w:tcBorders>
+            <w:shd w:fill="F3F4F6" w:val="clear"/>
+            <w:tcMar>
+              <w:top w:type="dxa" w:w="70"/>
+              <w:left w:type="dxa" w:w="110"/>
+              <w:bottom w:type="dxa" w:w="70"/>
+              <w:right w:type="dxa" w:w="110"/>
+            </w:tcMar>
+          </w:tcPr>
+          <w:p>
+            <w:pPr>
+              <w:spacing w:after="0" w:line="252"/>
+              <w:jc w:val="left"/>
+            </w:pPr>
+            <w:r>
+              <w:rPr>
+                <w:b w:val="false"/>
+                <w:bCs w:val="false"/>
+                <w:sz w:val="19"/>
+                <w:szCs w:val="19"/>
+              </w:rPr>
+              <w:t xml:space="preserve">INFORME_MK9.md</w:t>
+            </w:r>
+          </w:p>
+        </w:tc>
+        <w:tc>
+          <w:tcPr>
+            <w:tcW w:type="dxa" w:w="1658"/>
+            <w:tcBorders>
+              <w:top w:val="single" w:color="D1D5DB" w:sz="4"/>
+              <w:left w:val="single" w:color="D1D5DB" w:sz="4"/>
+              <w:bottom w:val="single" w:color="D1D5DB" w:sz="4"/>
+              <w:right w:val="single" w:color="D1D5DB" w:sz="4"/>
+            </w:tcBorders>
+            <w:shd w:fill="F3F4F6" w:val="clear"/>
+            <w:tcMar>
+              <w:top w:type="dxa" w:w="70"/>
+              <w:left w:type="dxa" w:w="110"/>
+              <w:bottom w:type="dxa" w:w="70"/>
+              <w:right w:type="dxa" w:w="110"/>
+            </w:tcMar>
+          </w:tcPr>
+          <w:p>
+            <w:pPr>
+              <w:spacing w:after="0" w:line="252"/>
+              <w:jc w:val="left"/>
+            </w:pPr>
+            <w:r>
+              <w:rPr>
+                <w:b w:val="false"/>
+                <w:bCs w:val="false"/>
+                <w:sz w:val="19"/>
+                <w:szCs w:val="19"/>
+              </w:rPr>
+              <w:t xml:space="preserve">—</w:t>
+            </w:r>
+          </w:p>
+        </w:tc>
+        <w:tc>
+          <w:tcPr>
+            <w:tcW w:type="dxa" w:w="4605"/>
+            <w:tcBorders>
+              <w:top w:val="single" w:color="D1D5DB" w:sz="4"/>
+              <w:left w:val="single" w:color="D1D5DB" w:sz="4"/>
+              <w:bottom w:val="single" w:color="D1D5DB" w:sz="4"/>
+              <w:right w:val="single" w:color="D1D5DB" w:sz="4"/>
+            </w:tcBorders>
+            <w:shd w:fill="F3F4F6" w:val="clear"/>
+            <w:tcMar>
+              <w:top w:type="dxa" w:w="70"/>
+              <w:left w:type="dxa" w:w="110"/>
+              <w:bottom w:type="dxa" w:w="70"/>
+              <w:right w:type="dxa" w:w="110"/>
+            </w:tcMar>
+          </w:tcPr>
+          <w:p>
+            <w:pPr>
+              <w:spacing w:after="0" w:line="252"/>
+              <w:jc w:val="left"/>
+            </w:pPr>
+            <w:r>
+              <w:rPr>
+                <w:b w:val="false"/>
+                <w:bCs w:val="false"/>
+                <w:sz w:val="19"/>
+                <w:szCs w:val="19"/>
+              </w:rPr>
+              <w:t xml:space="preserve">Informe del equipo: IA, arquero, visuales, pruebas y límites</w:t>
+            </w:r>
+          </w:p>
+        </w:tc>
+      </w:tr>
+      <w:tr>
+        <w:tc>
+          <w:tcPr>
+            <w:tcW w:type="dxa" w:w="9026"/>
+            <w:gridSpan w:val="3"/>
+            <w:tcBorders>
+              <w:top w:val="single" w:color="D1D5DB" w:sz="4"/>
+              <w:left w:val="single" w:color="D1D5DB" w:sz="4"/>
+              <w:bottom w:val="single" w:color="D1D5DB" w:sz="4"/>
+              <w:right w:val="single" w:color="D1D5DB" w:sz="4"/>
+            </w:tcBorders>
+            <w:shd w:fill="E5E7EB" w:val="clear"/>
+            <w:tcMar>
+              <w:top w:type="dxa" w:w="60"/>
+              <w:left w:type="dxa" w:w="110"/>
+              <w:bottom w:type="dxa" w:w="60"/>
+              <w:right w:type="dxa" w:w="110"/>
+            </w:tcMar>
+          </w:tcPr>
+          <w:p>
+            <w:pPr>
+              <w:keepNext/>
+            </w:pPr>
+            <w:r>
+              <w:rPr>
+                <w:b/>
+                <w:bCs/>
+                <w:sz w:val="19"/>
+                <w:szCs w:val="19"/>
+              </w:rPr>
+              <w:t xml:space="preserve">Modificados (líneas sin comentarios)</w:t>
+            </w:r>
+          </w:p>
+        </w:tc>
+      </w:tr>
+      <w:tr>
+        <w:trPr>
+          <w:cantSplit/>
+        </w:trPr>
+        <w:tc>
+          <w:tcPr>
+            <w:tcW w:type="dxa" w:w="2763"/>
+            <w:tcBorders>
+              <w:top w:val="single" w:color="D1D5DB" w:sz="4"/>
+              <w:left w:val="single" w:color="D1D5DB" w:sz="4"/>
+              <w:bottom w:val="single" w:color="D1D5DB" w:sz="4"/>
+              <w:right w:val="single" w:color="D1D5DB" w:sz="4"/>
+            </w:tcBorders>
+            <w:shd w:fill="F3F4F6" w:val="clear"/>
+            <w:tcMar>
+              <w:top w:type="dxa" w:w="70"/>
+              <w:left w:type="dxa" w:w="110"/>
+              <w:bottom w:type="dxa" w:w="70"/>
+              <w:right w:type="dxa" w:w="110"/>
+            </w:tcMar>
+          </w:tcPr>
+          <w:p>
+            <w:pPr>
+              <w:spacing w:after="0" w:line="252"/>
+              <w:jc w:val="left"/>
+            </w:pPr>
+            <w:r>
+              <w:rPr>
+                <w:b w:val="false"/>
+                <w:bCs w:val="false"/>
+                <w:sz w:val="19"/>
+                <w:szCs w:val="19"/>
+              </w:rPr>
+              <w:t xml:space="preserve">ai/SupportAI.java</w:t>
+            </w:r>
+          </w:p>
+        </w:tc>
+        <w:tc>
+          <w:tcPr>
+            <w:tcW w:type="dxa" w:w="1658"/>
+            <w:tcBorders>
+              <w:top w:val="single" w:color="D1D5DB" w:sz="4"/>
+              <w:left w:val="single" w:color="D1D5DB" w:sz="4"/>
+              <w:bottom w:val="single" w:color="D1D5DB" w:sz="4"/>
+              <w:right w:val="single" w:color="D1D5DB" w:sz="4"/>
+            </w:tcBorders>
+            <w:shd w:fill="F3F4F6" w:val="clear"/>
+            <w:tcMar>
+              <w:top w:type="dxa" w:w="70"/>
+              <w:left w:type="dxa" w:w="110"/>
+              <w:bottom w:type="dxa" w:w="70"/>
+              <w:right w:type="dxa" w:w="110"/>
+            </w:tcMar>
+          </w:tcPr>
+          <w:p>
+            <w:pPr>
+              <w:spacing w:after="0" w:line="252"/>
+              <w:jc w:val="left"/>
+            </w:pPr>
+            <w:r>
+              <w:rPr>
+                <w:b w:val="false"/>
+                <w:bCs w:val="false"/>
+                <w:sz w:val="19"/>
+                <w:szCs w:val="19"/>
+              </w:rPr>
+              <w:t xml:space="preserve">259 → 582</w:t>
+            </w:r>
+          </w:p>
+        </w:tc>
+        <w:tc>
+          <w:tcPr>
+            <w:tcW w:type="dxa" w:w="4605"/>
+            <w:tcBorders>
+              <w:top w:val="single" w:color="D1D5DB" w:sz="4"/>
+              <w:left w:val="single" w:color="D1D5DB" w:sz="4"/>
+              <w:bottom w:val="single" w:color="D1D5DB" w:sz="4"/>
+              <w:right w:val="single" w:color="D1D5DB" w:sz="4"/>
+            </w:tcBorders>
+            <w:shd w:fill="F3F4F6" w:val="clear"/>
+            <w:tcMar>
+              <w:top w:type="dxa" w:w="70"/>
+              <w:left w:type="dxa" w:w="110"/>
+              <w:bottom w:type="dxa" w:w="70"/>
+              <w:right w:type="dxa" w:w="110"/>
+            </w:tcMar>
+          </w:tcPr>
+          <w:p>
+            <w:pPr>
+              <w:spacing w:after="0" w:line="252"/>
+              <w:jc w:val="left"/>
+            </w:pPr>
+            <w:r>
+              <w:rPr>
+                <w:b w:val="false"/>
+                <w:bCs w:val="false"/>
+                <w:sz w:val="19"/>
+                <w:szCs w:val="19"/>
+              </w:rPr>
+              <w:t xml:space="preserve">Reescrita: percepción, predicción, conducción, tiro por rincón, banda, pase calculado, defensa y menos faltas</w:t>
+            </w:r>
+          </w:p>
+        </w:tc>
+      </w:tr>
+      <w:tr>
+        <w:trPr>
+          <w:cantSplit/>
+        </w:trPr>
+        <w:tc>
+          <w:tcPr>
+            <w:tcW w:type="dxa" w:w="2763"/>
+            <w:tcBorders>
+              <w:top w:val="single" w:color="D1D5DB" w:sz="4"/>
+              <w:left w:val="single" w:color="D1D5DB" w:sz="4"/>
+              <w:bottom w:val="single" w:color="D1D5DB" w:sz="4"/>
+              <w:right w:val="single" w:color="D1D5DB" w:sz="4"/>
+            </w:tcBorders>
+            <w:tcMar>
+              <w:top w:type="dxa" w:w="70"/>
+              <w:left w:type="dxa" w:w="110"/>
+              <w:bottom w:type="dxa" w:w="70"/>
+              <w:right w:type="dxa" w:w="110"/>
+            </w:tcMar>
+          </w:tcPr>
+          <w:p>
+            <w:pPr>
+              <w:spacing w:after="0" w:line="252"/>
+              <w:jc w:val="left"/>
+            </w:pPr>
+            <w:r>
+              <w:rPr>
+                <w:b w:val="false"/>
+                <w:bCs w:val="false"/>
+                <w:sz w:val="19"/>
+                <w:szCs w:val="19"/>
+              </w:rPr>
+              <w:t xml:space="preserve">gfx/ArtPainter.java</w:t>
+            </w:r>
+          </w:p>
+        </w:tc>
+        <w:tc>
+          <w:tcPr>
+            <w:tcW w:type="dxa" w:w="1658"/>
+            <w:tcBorders>
+              <w:top w:val="single" w:color="D1D5DB" w:sz="4"/>
+              <w:left w:val="single" w:color="D1D5DB" w:sz="4"/>
+              <w:bottom w:val="single" w:color="D1D5DB" w:sz="4"/>
+              <w:right w:val="single" w:color="D1D5DB" w:sz="4"/>
+            </w:tcBorders>
+            <w:tcMar>
+              <w:top w:type="dxa" w:w="70"/>
+              <w:left w:type="dxa" w:w="110"/>
+              <w:bottom w:type="dxa" w:w="70"/>
+              <w:right w:type="dxa" w:w="110"/>
+            </w:tcMar>
+          </w:tcPr>
+          <w:p>
+            <w:pPr>
+              <w:spacing w:after="0" w:line="252"/>
+              <w:jc w:val="left"/>
+            </w:pPr>
+            <w:r>
+              <w:rPr>
+                <w:b w:val="false"/>
+                <w:bCs w:val="false"/>
+                <w:sz w:val="19"/>
+                <w:szCs w:val="19"/>
+              </w:rPr>
+              <w:t xml:space="preserve">567 → 586</w:t>
+            </w:r>
+          </w:p>
+        </w:tc>
+        <w:tc>
+          <w:tcPr>
+            <w:tcW w:type="dxa" w:w="4605"/>
+            <w:tcBorders>
+              <w:top w:val="single" w:color="D1D5DB" w:sz="4"/>
+              <w:left w:val="single" w:color="D1D5DB" w:sz="4"/>
+              <w:bottom w:val="single" w:color="D1D5DB" w:sz="4"/>
+              <w:right w:val="single" w:color="D1D5DB" w:sz="4"/>
+            </w:tcBorders>
+            <w:tcMar>
+              <w:top w:type="dxa" w:w="70"/>
+              <w:left w:type="dxa" w:w="110"/>
+              <w:bottom w:type="dxa" w:w="70"/>
+              <w:right w:type="dxa" w:w="110"/>
+            </w:tcMar>
+          </w:tcPr>
+          <w:p>
+            <w:pPr>
+              <w:spacing w:after="0" w:line="252"/>
+              <w:jc w:val="left"/>
+            </w:pPr>
+            <w:r>
+              <w:rPr>
+                <w:b w:val="false"/>
+                <w:bCs w:val="false"/>
+                <w:sz w:val="19"/>
+                <w:szCs w:val="19"/>
+              </w:rPr>
+              <w:t xml:space="preserve">person() con 4 variantes y versión de 3 argumentos que la deduce de los colores</w:t>
+            </w:r>
+          </w:p>
+        </w:tc>
+      </w:tr>
+      <w:tr>
+        <w:trPr>
+          <w:cantSplit/>
+        </w:trPr>
+        <w:tc>
+          <w:tcPr>
+            <w:tcW w:type="dxa" w:w="2763"/>
+            <w:tcBorders>
+              <w:top w:val="single" w:color="D1D5DB" w:sz="4"/>
+              <w:left w:val="single" w:color="D1D5DB" w:sz="4"/>
+              <w:bottom w:val="single" w:color="D1D5DB" w:sz="4"/>
+              <w:right w:val="single" w:color="D1D5DB" w:sz="4"/>
+            </w:tcBorders>
+            <w:shd w:fill="F3F4F6" w:val="clear"/>
+            <w:tcMar>
+              <w:top w:type="dxa" w:w="70"/>
+              <w:left w:type="dxa" w:w="110"/>
+              <w:bottom w:type="dxa" w:w="70"/>
+              <w:right w:type="dxa" w:w="110"/>
+            </w:tcMar>
+          </w:tcPr>
+          <w:p>
+            <w:pPr>
+              <w:spacing w:after="0" w:line="252"/>
+              <w:jc w:val="left"/>
+            </w:pPr>
+            <w:r>
+              <w:rPr>
+                <w:b w:val="false"/>
+                <w:bCs w:val="false"/>
+                <w:sz w:val="19"/>
+                <w:szCs w:val="19"/>
+              </w:rPr>
+              <w:t xml:space="preserve">entities/GoalkeeperEntity.java</w:t>
+            </w:r>
+          </w:p>
+        </w:tc>
+        <w:tc>
+          <w:tcPr>
+            <w:tcW w:type="dxa" w:w="1658"/>
+            <w:tcBorders>
+              <w:top w:val="single" w:color="D1D5DB" w:sz="4"/>
+              <w:left w:val="single" w:color="D1D5DB" w:sz="4"/>
+              <w:bottom w:val="single" w:color="D1D5DB" w:sz="4"/>
+              <w:right w:val="single" w:color="D1D5DB" w:sz="4"/>
+            </w:tcBorders>
+            <w:shd w:fill="F3F4F6" w:val="clear"/>
+            <w:tcMar>
+              <w:top w:type="dxa" w:w="70"/>
+              <w:left w:type="dxa" w:w="110"/>
+              <w:bottom w:type="dxa" w:w="70"/>
+              <w:right w:type="dxa" w:w="110"/>
+            </w:tcMar>
+          </w:tcPr>
+          <w:p>
+            <w:pPr>
+              <w:spacing w:after="0" w:line="252"/>
+              <w:jc w:val="left"/>
+            </w:pPr>
+            <w:r>
+              <w:rPr>
+                <w:b w:val="false"/>
+                <w:bCs w:val="false"/>
+                <w:sz w:val="19"/>
+                <w:szCs w:val="19"/>
+              </w:rPr>
+              <w:t xml:space="preserve">167 → 174</w:t>
+            </w:r>
+          </w:p>
+        </w:tc>
+        <w:tc>
+          <w:tcPr>
+            <w:tcW w:type="dxa" w:w="4605"/>
+            <w:tcBorders>
+              <w:top w:val="single" w:color="D1D5DB" w:sz="4"/>
+              <w:left w:val="single" w:color="D1D5DB" w:sz="4"/>
+              <w:bottom w:val="single" w:color="D1D5DB" w:sz="4"/>
+              <w:right w:val="single" w:color="D1D5DB" w:sz="4"/>
+            </w:tcBorders>
+            <w:shd w:fill="F3F4F6" w:val="clear"/>
+            <w:tcMar>
+              <w:top w:type="dxa" w:w="70"/>
+              <w:left w:type="dxa" w:w="110"/>
+              <w:bottom w:type="dxa" w:w="70"/>
+              <w:right w:type="dxa" w:w="110"/>
+            </w:tcMar>
+          </w:tcPr>
+          <w:p>
+            <w:pPr>
+              <w:spacing w:after="0" w:line="252"/>
+              <w:jc w:val="left"/>
+            </w:pPr>
+            <w:r>
+              <w:rPr>
+                <w:b w:val="false"/>
+                <w:bCs w:val="false"/>
+                <w:sz w:val="19"/>
+                <w:szCs w:val="19"/>
+              </w:rPr>
+              <w:t xml:space="preserve">Se adelanta a la trayectoria de los remates (GK_LEAD_SECONDS = 0,22 s)</w:t>
+            </w:r>
+          </w:p>
+        </w:tc>
+      </w:tr>
+      <w:tr>
+        <w:trPr>
+          <w:cantSplit/>
+        </w:trPr>
+        <w:tc>
+          <w:tcPr>
+            <w:tcW w:type="dxa" w:w="2763"/>
+            <w:tcBorders>
+              <w:top w:val="single" w:color="D1D5DB" w:sz="4"/>
+              <w:left w:val="single" w:color="D1D5DB" w:sz="4"/>
+              <w:bottom w:val="single" w:color="D1D5DB" w:sz="4"/>
+              <w:right w:val="single" w:color="D1D5DB" w:sz="4"/>
+            </w:tcBorders>
+            <w:tcMar>
+              <w:top w:type="dxa" w:w="70"/>
+              <w:left w:type="dxa" w:w="110"/>
+              <w:bottom w:type="dxa" w:w="70"/>
+              <w:right w:type="dxa" w:w="110"/>
+            </w:tcMar>
+          </w:tcPr>
+          <w:p>
+            <w:pPr>
+              <w:spacing w:after="0" w:line="252"/>
+              <w:jc w:val="left"/>
+            </w:pPr>
+            <w:r>
+              <w:rPr>
+                <w:b w:val="false"/>
+                <w:bCs w:val="false"/>
+                <w:sz w:val="19"/>
+                <w:szCs w:val="19"/>
+              </w:rPr>
+              <w:t xml:space="preserve">screens/MatchScreen.java</w:t>
+            </w:r>
+          </w:p>
+        </w:tc>
+        <w:tc>
+          <w:tcPr>
+            <w:tcW w:type="dxa" w:w="1658"/>
+            <w:tcBorders>
+              <w:top w:val="single" w:color="D1D5DB" w:sz="4"/>
+              <w:left w:val="single" w:color="D1D5DB" w:sz="4"/>
+              <w:bottom w:val="single" w:color="D1D5DB" w:sz="4"/>
+              <w:right w:val="single" w:color="D1D5DB" w:sz="4"/>
+            </w:tcBorders>
+            <w:tcMar>
+              <w:top w:type="dxa" w:w="70"/>
+              <w:left w:type="dxa" w:w="110"/>
+              <w:bottom w:type="dxa" w:w="70"/>
+              <w:right w:type="dxa" w:w="110"/>
+            </w:tcMar>
+          </w:tcPr>
+          <w:p>
+            <w:pPr>
+              <w:spacing w:after="0" w:line="252"/>
+              <w:jc w:val="left"/>
+            </w:pPr>
+            <w:r>
+              <w:rPr>
+                <w:b w:val="false"/>
+                <w:bCs w:val="false"/>
+                <w:sz w:val="19"/>
+                <w:szCs w:val="19"/>
+              </w:rPr>
+              <w:t xml:space="preserve">1.776 → 1.794</w:t>
+            </w:r>
+          </w:p>
+        </w:tc>
+        <w:tc>
+          <w:tcPr>
+            <w:tcW w:type="dxa" w:w="4605"/>
+            <w:tcBorders>
+              <w:top w:val="single" w:color="D1D5DB" w:sz="4"/>
+              <w:left w:val="single" w:color="D1D5DB" w:sz="4"/>
+              <w:bottom w:val="single" w:color="D1D5DB" w:sz="4"/>
+              <w:right w:val="single" w:color="D1D5DB" w:sz="4"/>
+            </w:tcBorders>
+            <w:tcMar>
+              <w:top w:type="dxa" w:w="70"/>
+              <w:left w:type="dxa" w:w="110"/>
+              <w:bottom w:type="dxa" w:w="70"/>
+              <w:right w:type="dxa" w:w="110"/>
+            </w:tcMar>
+          </w:tcPr>
+          <w:p>
+            <w:pPr>
+              <w:spacing w:after="0" w:line="252"/>
+              <w:jc w:val="left"/>
+            </w:pPr>
+            <w:r>
+              <w:rPr>
+                <w:b w:val="false"/>
+                <w:bCs w:val="false"/>
+                <w:sz w:val="19"/>
+                <w:szCs w:val="19"/>
+              </w:rPr>
+              <w:t xml:space="preserve">Crea y actualiza Particles y NetRipple; los dispara con pateo, planchazo, atajada y gol; los dibuja y los limpia al reiniciar</w:t>
+            </w:r>
+          </w:p>
+        </w:tc>
+      </w:tr>
+      <w:tr>
+        <w:trPr>
+          <w:cantSplit/>
+        </w:trPr>
+        <w:tc>
+          <w:tcPr>
+            <w:tcW w:type="dxa" w:w="2763"/>
+            <w:tcBorders>
+              <w:top w:val="single" w:color="D1D5DB" w:sz="4"/>
+              <w:left w:val="single" w:color="D1D5DB" w:sz="4"/>
+              <w:bottom w:val="single" w:color="D1D5DB" w:sz="4"/>
+              <w:right w:val="single" w:color="D1D5DB" w:sz="4"/>
+            </w:tcBorders>
+            <w:shd w:fill="F3F4F6" w:val="clear"/>
+            <w:tcMar>
+              <w:top w:type="dxa" w:w="70"/>
+              <w:left w:type="dxa" w:w="110"/>
+              <w:bottom w:type="dxa" w:w="70"/>
+              <w:right w:type="dxa" w:w="110"/>
+            </w:tcMar>
+          </w:tcPr>
+          <w:p>
+            <w:pPr>
+              <w:spacing w:after="0" w:line="252"/>
+              <w:jc w:val="left"/>
+            </w:pPr>
+            <w:r>
+              <w:rPr>
+                <w:b w:val="false"/>
+                <w:bCs w:val="false"/>
+                <w:sz w:val="19"/>
+                <w:szCs w:val="19"/>
+              </w:rPr>
+              <w:t xml:space="preserve">Constants.java</w:t>
+            </w:r>
+          </w:p>
+        </w:tc>
+        <w:tc>
+          <w:tcPr>
+            <w:tcW w:type="dxa" w:w="1658"/>
+            <w:tcBorders>
+              <w:top w:val="single" w:color="D1D5DB" w:sz="4"/>
+              <w:left w:val="single" w:color="D1D5DB" w:sz="4"/>
+              <w:bottom w:val="single" w:color="D1D5DB" w:sz="4"/>
+              <w:right w:val="single" w:color="D1D5DB" w:sz="4"/>
+            </w:tcBorders>
+            <w:shd w:fill="F3F4F6" w:val="clear"/>
+            <w:tcMar>
+              <w:top w:type="dxa" w:w="70"/>
+              <w:left w:type="dxa" w:w="110"/>
+              <w:bottom w:type="dxa" w:w="70"/>
+              <w:right w:type="dxa" w:w="110"/>
+            </w:tcMar>
+          </w:tcPr>
+          <w:p>
+            <w:pPr>
+              <w:spacing w:after="0" w:line="252"/>
+              <w:jc w:val="left"/>
+            </w:pPr>
+            <w:r>
+              <w:rPr>
+                <w:b w:val="false"/>
+                <w:bCs w:val="false"/>
+                <w:sz w:val="19"/>
+                <w:szCs w:val="19"/>
+              </w:rPr>
+              <w:t xml:space="preserve">127 → 127</w:t>
+            </w:r>
+          </w:p>
+        </w:tc>
+        <w:tc>
+          <w:tcPr>
+            <w:tcW w:type="dxa" w:w="4605"/>
+            <w:tcBorders>
+              <w:top w:val="single" w:color="D1D5DB" w:sz="4"/>
+              <w:left w:val="single" w:color="D1D5DB" w:sz="4"/>
+              <w:bottom w:val="single" w:color="D1D5DB" w:sz="4"/>
+              <w:right w:val="single" w:color="D1D5DB" w:sz="4"/>
+            </w:tcBorders>
+            <w:shd w:fill="F3F4F6" w:val="clear"/>
+            <w:tcMar>
+              <w:top w:type="dxa" w:w="70"/>
+              <w:left w:type="dxa" w:w="110"/>
+              <w:bottom w:type="dxa" w:w="70"/>
+              <w:right w:type="dxa" w:w="110"/>
+            </w:tcMar>
+          </w:tcPr>
+          <w:p>
+            <w:pPr>
+              <w:spacing w:after="0" w:line="252"/>
+              <w:jc w:val="left"/>
+            </w:pPr>
+            <w:r>
+              <w:rPr>
+                <w:b w:val="false"/>
+                <w:bCs w:val="false"/>
+                <w:sz w:val="19"/>
+                <w:szCs w:val="19"/>
+              </w:rPr>
+              <w:t xml:space="preserve">AI_RISKY_SLIDE_CHANCE de 0,010 a 0,0015</w:t>
+            </w:r>
+          </w:p>
+        </w:tc>
+      </w:tr>
+    </w:tbl>
+    <w:p>
+      <w:pPr>
+        <w:spacing w:after="120"/>
+      </w:pPr>
+    </w:p>
+    <w:p>
+      <w:pPr>
+        <w:spacing w:after="100" w:line="276"/>
+      </w:pPr>
+      <w:r>
+        <w:t xml:space="preserve">Sin cambios de código: todo lo demás, en particular MatchSimulation, FoulRules, AdvantageRules, SetPieceLayout, Settings, GameMode, MatchSetup, los menús (MenuScreen, LobbyScreen, SetupScreen, SettingsScreen), el protocolo y el resto de net/, AudioFactory, PixelArtFactory, SoftCanvas y las pruebas anteriores. README.md e INFORME_MK4 a INFORME_MK8 tampoco cambian. No se elimina ningún archivo.</w:t>
+      </w:r>
+    </w:p>
+    <w:p>
+      <w:pPr>
+        <w:spacing w:after="100" w:line="276"/>
+      </w:pPr>
+      <w:r>
+        <w:rPr>
+          <w:b/>
+          <w:bCs/>
+        </w:rPr>
+        <w:t xml:space="preserve">Continuidad de diseño.</w:t>
+      </w:r>
+      <w:r>
+        <w:t xml:space="preserve"> Las clases nuevas siguen la línea de las anteriores: Particles y NetRipple son chicas, con pool fijo y con una prueba que corre sin ventana; la IA sigue llenando un PlayerInput como si fuera un teclado, así que movimiento, pateo y planchazo tienen una única implementación; y los efectos se disparan con los mismos eventos de un solo disparo que ya usaban el audio y el screen shake, sin acoplar la simulación a lo visual.</w:t>
+      </w:r>
+    </w:p>
+    <w:p>
+      <w:pPr>
+        <w:pStyle w:val="Heading1"/>
+        <w:pageBreakBefore/>
+      </w:pPr>
+      <w:r>
         <w:t xml:space="preserve">Resumen de evolución</w:t>
       </w:r>
     </w:p>
@@ -39222,6 +45060,107 @@
           </w:p>
         </w:tc>
       </w:tr>
+      <w:tr>
+        <w:trPr>
+          <w:cantSplit/>
+        </w:trPr>
+        <w:tc>
+          <w:tcPr>
+            <w:tcW w:type="dxa" w:w="1003"/>
+            <w:tcBorders>
+              <w:top w:val="single" w:color="D1D5DB" w:sz="4"/>
+              <w:left w:val="single" w:color="D1D5DB" w:sz="4"/>
+              <w:bottom w:val="single" w:color="D1D5DB" w:sz="4"/>
+              <w:right w:val="single" w:color="D1D5DB" w:sz="4"/>
+            </w:tcBorders>
+            <w:tcMar>
+              <w:top w:type="dxa" w:w="70"/>
+              <w:left w:type="dxa" w:w="110"/>
+              <w:bottom w:type="dxa" w:w="70"/>
+              <w:right w:type="dxa" w:w="110"/>
+            </w:tcMar>
+          </w:tcPr>
+          <w:p>
+            <w:pPr>
+              <w:spacing w:after="0" w:line="252"/>
+              <w:jc w:val="left"/>
+            </w:pPr>
+            <w:r>
+              <w:rPr>
+                <w:b w:val="false"/>
+                <w:bCs w:val="false"/>
+                <w:sz w:val="19"/>
+                <w:szCs w:val="19"/>
+              </w:rPr>
+              <w:t xml:space="preserve">MK9</w:t>
+            </w:r>
+          </w:p>
+        </w:tc>
+        <w:tc>
+          <w:tcPr>
+            <w:tcW w:type="dxa" w:w="2407"/>
+            <w:tcBorders>
+              <w:top w:val="single" w:color="D1D5DB" w:sz="4"/>
+              <w:left w:val="single" w:color="D1D5DB" w:sz="4"/>
+              <w:bottom w:val="single" w:color="D1D5DB" w:sz="4"/>
+              <w:right w:val="single" w:color="D1D5DB" w:sz="4"/>
+            </w:tcBorders>
+            <w:tcMar>
+              <w:top w:type="dxa" w:w="70"/>
+              <w:left w:type="dxa" w:w="110"/>
+              <w:bottom w:type="dxa" w:w="70"/>
+              <w:right w:type="dxa" w:w="110"/>
+            </w:tcMar>
+          </w:tcPr>
+          <w:p>
+            <w:pPr>
+              <w:spacing w:after="0" w:line="252"/>
+              <w:jc w:val="left"/>
+            </w:pPr>
+            <w:r>
+              <w:rPr>
+                <w:b w:val="false"/>
+                <w:bCs w:val="false"/>
+                <w:sz w:val="19"/>
+                <w:szCs w:val="19"/>
+              </w:rPr>
+              <w:t xml:space="preserve">IA que juega y efectos</w:t>
+            </w:r>
+          </w:p>
+        </w:tc>
+        <w:tc>
+          <w:tcPr>
+            <w:tcW w:type="dxa" w:w="5616"/>
+            <w:tcBorders>
+              <w:top w:val="single" w:color="D1D5DB" w:sz="4"/>
+              <w:left w:val="single" w:color="D1D5DB" w:sz="4"/>
+              <w:bottom w:val="single" w:color="D1D5DB" w:sz="4"/>
+              <w:right w:val="single" w:color="D1D5DB" w:sz="4"/>
+            </w:tcBorders>
+            <w:tcMar>
+              <w:top w:type="dxa" w:w="70"/>
+              <w:left w:type="dxa" w:w="110"/>
+              <w:bottom w:type="dxa" w:w="70"/>
+              <w:right w:type="dxa" w:w="110"/>
+            </w:tcMar>
+          </w:tcPr>
+          <w:p>
+            <w:pPr>
+              <w:spacing w:after="0" w:line="252"/>
+              <w:jc w:val="left"/>
+            </w:pPr>
+            <w:r>
+              <w:rPr>
+                <w:b w:val="false"/>
+                <w:bCs w:val="false"/>
+                <w:sz w:val="19"/>
+                <w:szCs w:val="19"/>
+              </w:rPr>
+              <w:t xml:space="preserve">IA del jugador de campo reescrita (percepción con retraso, predicción, conducción, tiro por rincón y pase calculado), arquero que se adelanta al remate, 4 variantes de jugador, partículas y red que se sacude con el gol, y una IA con menos faltas. Protocolo sin cambios (v4) y sin los mandos ni los 4 jugadores de la MK7</w:t>
+            </w:r>
+          </w:p>
+        </w:tc>
+      </w:tr>
     </w:tbl>
     <w:p>
       <w:pPr>
@@ -39241,7 +45180,7 @@
         <w:spacing w:after="100" w:line="276"/>
       </w:pPr>
       <w:r>
-        <w:t xml:space="preserve">Con la MK4, Rivales FC cerró todos los pendientes de la MK3 y dejó el núcleo local estable y completo. Con la MK5, el juego dio el primer paso a la red: dos jugadores pueden enfrentarse en un partido online 1v1 (un host autoritativo y un cliente), con movimiento interpolado, ping visible y revancha, además de una barrida y un tiro rebalanceados. Con la MK6, el partido gana un final con definición (tiempo extra con gol de oro), cada jugador elige su nombre y su equipo y los ve reflejados en la cancha, el HUD y la pantalla final —también online—, y el juego adopta la identidad del club (logo, íconos) y un aspecto visual suave y nítido en lugar del pixelado. Con la MK7, el juego local crece a 2 contra 2 y a cuatro jugadores con mandos, y la jugabilidad se corrige con mediciones hechas sobre la física real: sprint a la velocidad pedida, esquinas ochavadas con reubicación de la pelota trabada, una IA que llega a rematar, movimiento interpolado a 60 fps y una pantalla con más información (minimapa, flecha de pelota, línea de puntería y HUD escalado). Con la MK8, el partido gana reglas: barridas y choques violentos se sancionan con tiro libre o penal, hay amarillas y rojas (expulsión temporal de 25 s), la ley de la ventaja evita cortar jugadas favorables, y los menús se reparten en tres pantallas que escalan con la ventana y aceptan mouse. El protocolo online sube a la versión 4.</w:t>
+        <w:t xml:space="preserve">Con la MK4, Rivales FC cerró todos los pendientes de la MK3 y dejó el núcleo local estable y completo. Con la MK5, el juego dio el primer paso a la red: dos jugadores pueden enfrentarse en un partido online 1v1 (un host autoritativo y un cliente), con movimiento interpolado, ping visible y revancha, además de una barrida y un tiro rebalanceados. Con la MK6, el partido gana un final con definición (tiempo extra con gol de oro), cada jugador elige su nombre y su equipo y los ve reflejados en la cancha, el HUD y la pantalla final —también online—, y el juego adopta la identidad del club (logo, íconos) y un aspecto visual suave y nítido en lugar del pixelado. Con la MK7, el juego local crece a 2 contra 2 y a cuatro jugadores con mandos, y la jugabilidad se corrige con mediciones hechas sobre la física real: sprint a la velocidad pedida, esquinas ochavadas con reubicación de la pelota trabada, una IA que llega a rematar, movimiento interpolado a 60 fps y una pantalla con más información (minimapa, flecha de pelota, línea de puntería y HUD escalado). Con la MK8, el partido gana reglas: barridas y choques violentos se sancionan con tiro libre o penal, hay amarillas y rojas (expulsión temporal de 25 s), la ley de la ventaja evita cortar jugadas favorables, y los menús se reparten en tres pantallas que escalan con la ventana y aceptan mouse. El protocolo online sube a la versión 4. Con la MK9, la IA del jugador de campo (modo 1 jugador y rivales del 2 vs 2) deja de perseguir la pelota y patear: percibe con retraso según la dificultad, predice la trayectoria, conduce empujando la pelota, elige el rincón del tiro y calcula la potencia de pases y despejes; el arquero se adelanta a los remates, y los jugadores, los pateos, los planchazos, las atajadas y los goles ganan aspecto y efectos (variantes, partículas y red que se sacude). El protocolo sigue en la versión 4.</w:t>
       </w:r>
     </w:p>
     <w:p>
@@ -39249,7 +45188,7 @@
         <w:spacing w:after="100" w:line="276"/>
       </w:pPr>
       <w:r>
-        <w:t xml:space="preserve">A lo largo del proyecto, la evolución fue progresiva: la MK1 estableció la base física y de control, la MK2 resolvió los problemas técnicos y agregó mecánicas, la MK3 mejoró la respuesta audiovisual, la MK4 diagnosticó y corrigió por qué el juego no se sentía del todo bien, la MK5 llevó ese núcleo a la red y la MK6 lo vistió: más identidad, más información en pantalla y una presentación a la altura de la jugabilidad. La MK7 lo midió con la física real, corrigió lo que esas mediciones mostraron y lo abrió a más jugadores en la misma pantalla. La MK8 le dio reglas de juego y cuidó que la IA las respete: pasó de unas 12 faltas por partido a menos de 2. Queda una decisión abierta: el paquete de la MK8 no trae los mandos ni los 4 jugadores de la MK7, y hay que definir si se reincorporan.</w:t>
+        <w:t xml:space="preserve">A lo largo del proyecto, la evolución fue progresiva: la MK1 estableció la base física y de control, la MK2 resolvió los problemas técnicos y agregó mecánicas, la MK3 mejoró la respuesta audiovisual, la MK4 diagnosticó y corrigió por qué el juego no se sentía del todo bien, la MK5 llevó ese núcleo a la red y la MK6 lo vistió: más identidad, más información en pantalla y una presentación a la altura de la jugabilidad. La MK7 lo midió con la física real, corrigió lo que esas mediciones mostraron y lo abrió a más jugadores en la misma pantalla. La MK8 le dio reglas de juego y cuidó que la IA las respete: pasó de unas 12 faltas por partido a menos de 2. La MK9 afinó la IA que la MK8 había dejado floja al evitar las faltas: según su informe remata entre 4 y 11 veces por partido de 2 minutos (antes, cerca de 1) y comete menos faltas que la anterior en la misma medición (≈ 0,5 contra ≈ 1,1). Queda una decisión abierta: el paquete de la MK8 no trae los mandos ni los 4 jugadores de la MK7, y el de la MK9 tampoco: hay que definir si se reincorporan.</w:t>
       </w:r>
     </w:p>
     <w:p>
@@ -39274,10 +45213,10 @@
           <w:b/>
           <w:bCs/>
         </w:rPr>
-        <w:t xml:space="preserve">Compilación y prueba en pantalla de la MK8:</w:t>
-      </w:r>
-      <w:r>
-        <w:t xml:space="preserve"> el núcleo compila y las pruebas corren sin ventana, pero con el Box2D en Java puro y no con el nativo. No se vio corriendo nada de lo que se dibuja (carteles, “¡VENTAJA!”, HUD de faltas, tarjetas, anillos, menús, Ajustes de 7 filas) ni el online de punta a punta con el protocolo v4.</w:t>
+        <w:t xml:space="preserve">Compilación y prueba en pantalla de la MK8 y la MK9:</w:t>
+      </w:r>
+      <w:r>
+        <w:t xml:space="preserve"> el núcleo compila y las pruebas corren sin ventana, pero con el Box2D en Java puro y no con el nativo. No se vio corriendo nada de lo que se dibuja (carteles, “¡VENTAJA!”, HUD de faltas, tarjetas, anillos, menús, Ajustes de 7 filas y, en la MK9, partículas, red que se sacude y variantes de jugador) ni el online de punta a punta con el protocolo v4.</w:t>
       </w:r>
     </w:p>
     <w:p>
@@ -39294,10 +45233,10 @@
           <w:b/>
           <w:bCs/>
         </w:rPr>
-        <w:t xml:space="preserve">Mandos y 4 jugadores (retroceso de la MK8):</w:t>
-      </w:r>
-      <w:r>
-        <w:t xml:space="preserve"> la MK7 los tenía y la MK8 no. Hay que decidir si se reincorporan desde la MK7 (Gamepads, GlfwGamepads, FOUR_PLAYERS y las teclas I J K L) y, de ser así, adaptarlos a los menús nuevos y al sistema de faltas. El orden de los mandos reales y el rollover de cuatro manos en un teclado seguían sin probarse.</w:t>
+        <w:t xml:space="preserve">Mandos y 4 jugadores (retroceso de la MK8, sin corregir en la MK9):</w:t>
+      </w:r>
+      <w:r>
+        <w:t xml:space="preserve"> la MK7 los tenía; la MK8 no, y la MK9 tampoco. Hay que decidir si se reincorporan desde la MK7 (Gamepads, GlfwGamepads, FOUR_PLAYERS y las teclas I J K L) y, de ser así, adaptarlos a los menús nuevos y al sistema de faltas. El orden de los mandos reales y el rollover de cuatro manos en un teclado seguían sin probarse.</w:t>
       </w:r>
     </w:p>
     <w:p>
@@ -39454,7 +45393,7 @@
         <w:t xml:space="preserve">Pases a compañeros reales:</w:t>
       </w:r>
       <w:r>
-        <w:t xml:space="preserve"> ahora hay compañeros en el 2 vs 2, pero la IA no pasa a un compañero y no hay pase dirigido; el “pase” de la IA sigue siendo un toque a espacio libre.</w:t>
+        <w:t xml:space="preserve"> ahora hay compañeros en el 2 vs 2. Desde la MK9 la IA le pasa al compañero si está presionada y él está mejor ubicado con la línea libre, pero esa rama no se midió (todas las mediciones son 1 contra 1) y sigue sin haber pase dirigido para la persona.</w:t>
       </w:r>
     </w:p>
     <w:p>
@@ -39474,7 +45413,7 @@
         <w:t xml:space="preserve">Balance:</w:t>
       </w:r>
       <w:r>
-        <w:t xml:space="preserve"> los tiros a máxima potencia terminan en gol 70 / 63 / 53 % de las veces según la dificultad; se dejó sin cambios a propósito. Queda por probar la sensación de persona contra IA en FÁCIL, ya que la medición IA vs IA es un artefacto. Con las faltas activas, además, la IA casi no recupera por barrida (de 4,8 a ≈ 0,6 por partido): falta ver si defiende bien con el cuerpo.</w:t>
+        <w:t xml:space="preserve"> los tiros a máxima potencia terminaban en gol 70 / 63 / 53 % de las veces según la dificultad (medido con la MK8); se dejó sin cambios a propósito. Con la MK9 esas cifras quedaron viejas: el arquero se adelanta a los remates, la IA tira y defiende de otra manera, y no se volvieron a medir (tampoco las recuperaciones por barrida, que en la MK8 bajaron de 4,8 a ≈ 0,6 por partido). Queda por probar la sensación de persona contra IA en FÁCIL, ya que la medición IA contra IA es un artefacto y el informe de la MK9 advierte que podría ser demasiado fácil.</w:t>
       </w:r>
     </w:p>
     <w:p>
@@ -39574,7 +45513,67 @@
         <w:t xml:space="preserve">Informe del equipo:</w:t>
       </w:r>
       <w:r>
-        <w:t xml:space="preserve"> INFORME_MK8.md habla de protocolo v3 y de v4; el código tiene v4. Conviene unificarlo y mencionar la ausencia de mandos y 4 jugadores.</w:t>
+        <w:t xml:space="preserve"> INFORME_MK8.md habla de protocolo v3 y de v4; el código tiene v4. Conviene unificarlo y mencionar la ausencia de mandos y 4 jugadores. El INFORME_MK9.md tampoco la menciona, el README.md sigue titulado MK8 y no cita las novedades de la MK9, y el INFORME_MK7.md incluido sigue siendo el viejo.</w:t>
+      </w:r>
+    </w:p>
+    <w:p>
+      <w:pPr>
+        <w:pStyle w:val="ListParagraph"/>
+        <w:numPr>
+          <w:ilvl w:val="0"/>
+          <w:numId w:val="2"/>
+        </w:numPr>
+        <w:spacing w:after="60" w:line="264"/>
+      </w:pPr>
+      <w:r>
+        <w:rPr>
+          <w:b/>
+          <w:bCs/>
+        </w:rPr>
+        <w:t xml:space="preserve">IA de la MK9 con personas:</w:t>
+      </w:r>
+      <w:r>
+        <w:t xml:space="preserve"> probarla contra una persona y en 2 vs 2 (hoy solo hay mediciones IA contra IA en 1 contra 1). Los parámetros se ajustan en SupportAI (EST_SPEED, SHOOT_RANGE_MULT, SHOT_COMFORT_WEIGHT, EVADE_DIST, DANGER_*), en Settings.Difficulty (retraso de percepción y desvío al azar) y en Constants (AI_*).</w:t>
+      </w:r>
+    </w:p>
+    <w:p>
+      <w:pPr>
+        <w:pStyle w:val="ListParagraph"/>
+        <w:numPr>
+          <w:ilvl w:val="0"/>
+          <w:numId w:val="2"/>
+        </w:numPr>
+        <w:spacing w:after="60" w:line="264"/>
+      </w:pPr>
+      <w:r>
+        <w:rPr>
+          <w:b/>
+          <w:bCs/>
+        </w:rPr>
+        <w:t xml:space="preserve">Estadística de remates al arco:</w:t>
+      </w:r>
+      <w:r>
+        <w:t xml:space="preserve"> no cuenta los tiros con rebote en la banda, así que subestima los remates de la IA nueva.</w:t>
+      </w:r>
+    </w:p>
+    <w:p>
+      <w:pPr>
+        <w:pStyle w:val="ListParagraph"/>
+        <w:numPr>
+          <w:ilvl w:val="0"/>
+          <w:numId w:val="2"/>
+        </w:numPr>
+        <w:spacing w:after="60" w:line="264"/>
+      </w:pPr>
+      <w:r>
+        <w:rPr>
+          <w:b/>
+          <w:bCs/>
+        </w:rPr>
+        <w:t xml:space="preserve">Efectos de la MK9 en el cliente online:</w:t>
+      </w:r>
+      <w:r>
+        <w:t xml:space="preserve"> verificar que partículas y red se disparen también del lado del cliente, y mirar en pantalla las cuatro variantes de jugador (el hash de colores puede repetir variante entre equipos).</w:t>
       </w:r>
     </w:p>
     <w:p>
@@ -39583,7 +45582,15 @@
         <w:pageBreakBefore/>
       </w:pPr>
       <w:r>
-        <w:t xml:space="preserve">Apéndice: controles de la MK8</w:t>
+        <w:t xml:space="preserve">Apéndice: controles de la MK8 y la MK9</w:t>
+      </w:r>
+    </w:p>
+    <w:p>
+      <w:pPr>
+        <w:spacing w:after="100" w:line="276"/>
+      </w:pPr>
+      <w:r>
+        <w:t xml:space="preserve">La MK9 no cambia ningún control ni menú: el apéndice de la MK8 sigue vigente para la MK9.</w:t>
       </w:r>
     </w:p>
     <w:tbl>
@@ -40125,7 +46132,7 @@
         <w:spacing w:after="100" w:line="276"/>
       </w:pPr>
       <w:r>
-        <w:t xml:space="preserve">En la MK8 el jugador 2 tiene un solo esquema (flechas); las teclas I J K L, N, coma y punto de la MK7 ya no existen. En 2 jugadores, J2 es el rival de la derecha; en 2 vs 2 es el compañero del equipo azul.</w:t>
+        <w:t xml:space="preserve">En la MK8 y la MK9 el jugador 2 tiene un solo esquema (flechas); las teclas I J K L, N, coma y punto de la MK7 ya no existen. En 2 jugadores, J2 es el rival de la derecha; en 2 vs 2 es el compañero del equipo azul.</w:t>
       </w:r>
     </w:p>
     <w:p>
@@ -41576,7 +47583,7 @@
                 <w:sz w:val="19"/>
                 <w:szCs w:val="19"/>
               </w:rPr>
-              <w:t xml:space="preserve">Menús (MK8)</w:t>
+              <w:t xml:space="preserve">Menús (MK8 y MK9)</w:t>
             </w:r>
           </w:p>
         </w:tc>
@@ -42030,7 +48037,7 @@
         <w:sz w:val="16"/>
         <w:szCs w:val="16"/>
       </w:rPr>
-      <w:t xml:space="preserve">Rivales FC · Bitácora MK1 → MK8 · página </w:t>
+      <w:t xml:space="preserve">Rivales FC · Bitácora MK1 → MK9 · página </w:t>
     </w:r>
     <w:r>
       <w:rPr>
